--- a/Отчет_ИКБО-31-24_ЗасковецАС_КТ1.docx
+++ b/Отчет_ИКБО-31-24_ЗасковецАС_КТ1.docx
@@ -5718,7 +5718,6 @@
           <w:bCs/>
           <w:sz w:val="28"/>
           <w:szCs w:val="28"/>
-          <w:lang w:val="en-US"/>
         </w:rPr>
       </w:pPr>
       <w:r>
@@ -6026,11 +6025,9 @@
           <w:bCs/>
           <w:sz w:val="28"/>
           <w:szCs w:val="28"/>
-          <w:lang w:val="en-US"/>
-        </w:rPr>
-        <w:t xml:space="preserve"> [1]: Vijayakumar A., </w:t>
-      </w:r>
-      <w:proofErr w:type="spellStart"/>
+        </w:rPr>
+        <w:t xml:space="preserve"> [1]: </w:t>
+      </w:r>
       <w:r>
         <w:rPr>
           <w:rFonts w:ascii="Times New Roman" w:hAnsi="Times New Roman"/>
@@ -6039,9 +6036,17 @@
           <w:szCs w:val="28"/>
           <w:lang w:val="en-US"/>
         </w:rPr>
-        <w:t>Vairavasundaram</w:t>
-      </w:r>
-      <w:proofErr w:type="spellEnd"/>
+        <w:t>Vijayakumar</w:t>
+      </w:r>
+      <w:r>
+        <w:rPr>
+          <w:rFonts w:ascii="Times New Roman" w:hAnsi="Times New Roman"/>
+          <w:bCs/>
+          <w:sz w:val="28"/>
+          <w:szCs w:val="28"/>
+        </w:rPr>
+        <w:t xml:space="preserve"> </w:t>
+      </w:r>
       <w:r>
         <w:rPr>
           <w:rFonts w:ascii="Times New Roman" w:hAnsi="Times New Roman"/>
@@ -6050,7 +6055,16 @@
           <w:szCs w:val="28"/>
           <w:lang w:val="en-US"/>
         </w:rPr>
-        <w:t xml:space="preserve"> S., </w:t>
+        <w:t>A</w:t>
+      </w:r>
+      <w:r>
+        <w:rPr>
+          <w:rFonts w:ascii="Times New Roman" w:hAnsi="Times New Roman"/>
+          <w:bCs/>
+          <w:sz w:val="28"/>
+          <w:szCs w:val="28"/>
+        </w:rPr>
+        <w:t xml:space="preserve">., </w:t>
       </w:r>
       <w:proofErr w:type="spellStart"/>
       <w:r>
@@ -6061,9 +6075,18 @@
           <w:szCs w:val="28"/>
           <w:lang w:val="en-US"/>
         </w:rPr>
-        <w:t>Koilraj</w:t>
+        <w:t>Vairavasundaram</w:t>
       </w:r>
       <w:proofErr w:type="spellEnd"/>
+      <w:r>
+        <w:rPr>
+          <w:rFonts w:ascii="Times New Roman" w:hAnsi="Times New Roman"/>
+          <w:bCs/>
+          <w:sz w:val="28"/>
+          <w:szCs w:val="28"/>
+        </w:rPr>
+        <w:t xml:space="preserve"> </w:t>
+      </w:r>
       <w:r>
         <w:rPr>
           <w:rFonts w:ascii="Times New Roman" w:hAnsi="Times New Roman"/>
@@ -6072,7 +6095,7 @@
           <w:szCs w:val="28"/>
           <w:lang w:val="en-US"/>
         </w:rPr>
-        <w:t xml:space="preserve"> J. A. S., Rajappa M., Kotecha K., Kulkarni A. Real-time visual intelligence for defect detection in pharmaceutical packaging // Scientific Reports. </w:t>
+        <w:t>S</w:t>
       </w:r>
       <w:r>
         <w:rPr>
@@ -6081,7 +6104,7 @@
           <w:sz w:val="28"/>
           <w:szCs w:val="28"/>
         </w:rPr>
-        <w:t>2024. V</w:t>
+        <w:t xml:space="preserve">., </w:t>
       </w:r>
       <w:proofErr w:type="spellStart"/>
       <w:r>
@@ -6090,8 +6113,437 @@
           <w:bCs/>
           <w:sz w:val="28"/>
           <w:szCs w:val="28"/>
-        </w:rPr>
-        <w:t>ol</w:t>
+          <w:lang w:val="en-US"/>
+        </w:rPr>
+        <w:t>Koilraj</w:t>
+      </w:r>
+      <w:proofErr w:type="spellEnd"/>
+      <w:r>
+        <w:rPr>
+          <w:rFonts w:ascii="Times New Roman" w:hAnsi="Times New Roman"/>
+          <w:bCs/>
+          <w:sz w:val="28"/>
+          <w:szCs w:val="28"/>
+        </w:rPr>
+        <w:t xml:space="preserve"> </w:t>
+      </w:r>
+      <w:r>
+        <w:rPr>
+          <w:rFonts w:ascii="Times New Roman" w:hAnsi="Times New Roman"/>
+          <w:bCs/>
+          <w:sz w:val="28"/>
+          <w:szCs w:val="28"/>
+          <w:lang w:val="en-US"/>
+        </w:rPr>
+        <w:t>J</w:t>
+      </w:r>
+      <w:r>
+        <w:rPr>
+          <w:rFonts w:ascii="Times New Roman" w:hAnsi="Times New Roman"/>
+          <w:bCs/>
+          <w:sz w:val="28"/>
+          <w:szCs w:val="28"/>
+        </w:rPr>
+        <w:t xml:space="preserve">. </w:t>
+      </w:r>
+      <w:r>
+        <w:rPr>
+          <w:rFonts w:ascii="Times New Roman" w:hAnsi="Times New Roman"/>
+          <w:bCs/>
+          <w:sz w:val="28"/>
+          <w:szCs w:val="28"/>
+          <w:lang w:val="en-US"/>
+        </w:rPr>
+        <w:t>A</w:t>
+      </w:r>
+      <w:r>
+        <w:rPr>
+          <w:rFonts w:ascii="Times New Roman" w:hAnsi="Times New Roman"/>
+          <w:bCs/>
+          <w:sz w:val="28"/>
+          <w:szCs w:val="28"/>
+        </w:rPr>
+        <w:t xml:space="preserve">. </w:t>
+      </w:r>
+      <w:r>
+        <w:rPr>
+          <w:rFonts w:ascii="Times New Roman" w:hAnsi="Times New Roman"/>
+          <w:bCs/>
+          <w:sz w:val="28"/>
+          <w:szCs w:val="28"/>
+          <w:lang w:val="en-US"/>
+        </w:rPr>
+        <w:t>S</w:t>
+      </w:r>
+      <w:r>
+        <w:rPr>
+          <w:rFonts w:ascii="Times New Roman" w:hAnsi="Times New Roman"/>
+          <w:bCs/>
+          <w:sz w:val="28"/>
+          <w:szCs w:val="28"/>
+        </w:rPr>
+        <w:t xml:space="preserve">., </w:t>
+      </w:r>
+      <w:r>
+        <w:rPr>
+          <w:rFonts w:ascii="Times New Roman" w:hAnsi="Times New Roman"/>
+          <w:bCs/>
+          <w:sz w:val="28"/>
+          <w:szCs w:val="28"/>
+          <w:lang w:val="en-US"/>
+        </w:rPr>
+        <w:t>Rajappa</w:t>
+      </w:r>
+      <w:r>
+        <w:rPr>
+          <w:rFonts w:ascii="Times New Roman" w:hAnsi="Times New Roman"/>
+          <w:bCs/>
+          <w:sz w:val="28"/>
+          <w:szCs w:val="28"/>
+        </w:rPr>
+        <w:t xml:space="preserve"> </w:t>
+      </w:r>
+      <w:r>
+        <w:rPr>
+          <w:rFonts w:ascii="Times New Roman" w:hAnsi="Times New Roman"/>
+          <w:bCs/>
+          <w:sz w:val="28"/>
+          <w:szCs w:val="28"/>
+          <w:lang w:val="en-US"/>
+        </w:rPr>
+        <w:t>M</w:t>
+      </w:r>
+      <w:r>
+        <w:rPr>
+          <w:rFonts w:ascii="Times New Roman" w:hAnsi="Times New Roman"/>
+          <w:bCs/>
+          <w:sz w:val="28"/>
+          <w:szCs w:val="28"/>
+        </w:rPr>
+        <w:t xml:space="preserve">., </w:t>
+      </w:r>
+      <w:r>
+        <w:rPr>
+          <w:rFonts w:ascii="Times New Roman" w:hAnsi="Times New Roman"/>
+          <w:bCs/>
+          <w:sz w:val="28"/>
+          <w:szCs w:val="28"/>
+          <w:lang w:val="en-US"/>
+        </w:rPr>
+        <w:t>Kotecha</w:t>
+      </w:r>
+      <w:r>
+        <w:rPr>
+          <w:rFonts w:ascii="Times New Roman" w:hAnsi="Times New Roman"/>
+          <w:bCs/>
+          <w:sz w:val="28"/>
+          <w:szCs w:val="28"/>
+        </w:rPr>
+        <w:t xml:space="preserve"> </w:t>
+      </w:r>
+      <w:r>
+        <w:rPr>
+          <w:rFonts w:ascii="Times New Roman" w:hAnsi="Times New Roman"/>
+          <w:bCs/>
+          <w:sz w:val="28"/>
+          <w:szCs w:val="28"/>
+          <w:lang w:val="en-US"/>
+        </w:rPr>
+        <w:t>K</w:t>
+      </w:r>
+      <w:r>
+        <w:rPr>
+          <w:rFonts w:ascii="Times New Roman" w:hAnsi="Times New Roman"/>
+          <w:bCs/>
+          <w:sz w:val="28"/>
+          <w:szCs w:val="28"/>
+        </w:rPr>
+        <w:t xml:space="preserve">., </w:t>
+      </w:r>
+      <w:r>
+        <w:rPr>
+          <w:rFonts w:ascii="Times New Roman" w:hAnsi="Times New Roman"/>
+          <w:bCs/>
+          <w:sz w:val="28"/>
+          <w:szCs w:val="28"/>
+          <w:lang w:val="en-US"/>
+        </w:rPr>
+        <w:t>Kulkarni</w:t>
+      </w:r>
+      <w:r>
+        <w:rPr>
+          <w:rFonts w:ascii="Times New Roman" w:hAnsi="Times New Roman"/>
+          <w:bCs/>
+          <w:sz w:val="28"/>
+          <w:szCs w:val="28"/>
+        </w:rPr>
+        <w:t xml:space="preserve"> </w:t>
+      </w:r>
+      <w:r>
+        <w:rPr>
+          <w:rFonts w:ascii="Times New Roman" w:hAnsi="Times New Roman"/>
+          <w:bCs/>
+          <w:sz w:val="28"/>
+          <w:szCs w:val="28"/>
+          <w:lang w:val="en-US"/>
+        </w:rPr>
+        <w:t>A</w:t>
+      </w:r>
+      <w:r>
+        <w:rPr>
+          <w:rFonts w:ascii="Times New Roman" w:hAnsi="Times New Roman"/>
+          <w:bCs/>
+          <w:sz w:val="28"/>
+          <w:szCs w:val="28"/>
+        </w:rPr>
+        <w:t xml:space="preserve">. </w:t>
+      </w:r>
+      <w:r>
+        <w:rPr>
+          <w:rFonts w:ascii="Times New Roman" w:hAnsi="Times New Roman"/>
+          <w:bCs/>
+          <w:sz w:val="28"/>
+          <w:szCs w:val="28"/>
+          <w:lang w:val="en-US"/>
+        </w:rPr>
+        <w:t>Real</w:t>
+      </w:r>
+      <w:r>
+        <w:rPr>
+          <w:rFonts w:ascii="Times New Roman" w:hAnsi="Times New Roman"/>
+          <w:bCs/>
+          <w:sz w:val="28"/>
+          <w:szCs w:val="28"/>
+        </w:rPr>
+        <w:t>-</w:t>
+      </w:r>
+      <w:r>
+        <w:rPr>
+          <w:rFonts w:ascii="Times New Roman" w:hAnsi="Times New Roman"/>
+          <w:bCs/>
+          <w:sz w:val="28"/>
+          <w:szCs w:val="28"/>
+          <w:lang w:val="en-US"/>
+        </w:rPr>
+        <w:t>time</w:t>
+      </w:r>
+      <w:r>
+        <w:rPr>
+          <w:rFonts w:ascii="Times New Roman" w:hAnsi="Times New Roman"/>
+          <w:bCs/>
+          <w:sz w:val="28"/>
+          <w:szCs w:val="28"/>
+        </w:rPr>
+        <w:t xml:space="preserve"> </w:t>
+      </w:r>
+      <w:r>
+        <w:rPr>
+          <w:rFonts w:ascii="Times New Roman" w:hAnsi="Times New Roman"/>
+          <w:bCs/>
+          <w:sz w:val="28"/>
+          <w:szCs w:val="28"/>
+          <w:lang w:val="en-US"/>
+        </w:rPr>
+        <w:t>visual</w:t>
+      </w:r>
+      <w:r>
+        <w:rPr>
+          <w:rFonts w:ascii="Times New Roman" w:hAnsi="Times New Roman"/>
+          <w:bCs/>
+          <w:sz w:val="28"/>
+          <w:szCs w:val="28"/>
+        </w:rPr>
+        <w:t xml:space="preserve"> </w:t>
+      </w:r>
+      <w:r>
+        <w:rPr>
+          <w:rFonts w:ascii="Times New Roman" w:hAnsi="Times New Roman"/>
+          <w:bCs/>
+          <w:sz w:val="28"/>
+          <w:szCs w:val="28"/>
+          <w:lang w:val="en-US"/>
+        </w:rPr>
+        <w:t>intelligence</w:t>
+      </w:r>
+      <w:r>
+        <w:rPr>
+          <w:rFonts w:ascii="Times New Roman" w:hAnsi="Times New Roman"/>
+          <w:bCs/>
+          <w:sz w:val="28"/>
+          <w:szCs w:val="28"/>
+        </w:rPr>
+        <w:t xml:space="preserve"> </w:t>
+      </w:r>
+      <w:r>
+        <w:rPr>
+          <w:rFonts w:ascii="Times New Roman" w:hAnsi="Times New Roman"/>
+          <w:bCs/>
+          <w:sz w:val="28"/>
+          <w:szCs w:val="28"/>
+          <w:lang w:val="en-US"/>
+        </w:rPr>
+        <w:t>for</w:t>
+      </w:r>
+      <w:r>
+        <w:rPr>
+          <w:rFonts w:ascii="Times New Roman" w:hAnsi="Times New Roman"/>
+          <w:bCs/>
+          <w:sz w:val="28"/>
+          <w:szCs w:val="28"/>
+        </w:rPr>
+        <w:t xml:space="preserve"> </w:t>
+      </w:r>
+      <w:r>
+        <w:rPr>
+          <w:rFonts w:ascii="Times New Roman" w:hAnsi="Times New Roman"/>
+          <w:bCs/>
+          <w:sz w:val="28"/>
+          <w:szCs w:val="28"/>
+          <w:lang w:val="en-US"/>
+        </w:rPr>
+        <w:t>defect</w:t>
+      </w:r>
+      <w:r>
+        <w:rPr>
+          <w:rFonts w:ascii="Times New Roman" w:hAnsi="Times New Roman"/>
+          <w:bCs/>
+          <w:sz w:val="28"/>
+          <w:szCs w:val="28"/>
+        </w:rPr>
+        <w:t xml:space="preserve"> </w:t>
+      </w:r>
+      <w:r>
+        <w:rPr>
+          <w:rFonts w:ascii="Times New Roman" w:hAnsi="Times New Roman"/>
+          <w:bCs/>
+          <w:sz w:val="28"/>
+          <w:szCs w:val="28"/>
+          <w:lang w:val="en-US"/>
+        </w:rPr>
+        <w:t>detection</w:t>
+      </w:r>
+      <w:r>
+        <w:rPr>
+          <w:rFonts w:ascii="Times New Roman" w:hAnsi="Times New Roman"/>
+          <w:bCs/>
+          <w:sz w:val="28"/>
+          <w:szCs w:val="28"/>
+        </w:rPr>
+        <w:t xml:space="preserve"> </w:t>
+      </w:r>
+      <w:r>
+        <w:rPr>
+          <w:rFonts w:ascii="Times New Roman" w:hAnsi="Times New Roman"/>
+          <w:bCs/>
+          <w:sz w:val="28"/>
+          <w:szCs w:val="28"/>
+          <w:lang w:val="en-US"/>
+        </w:rPr>
+        <w:t>in</w:t>
+      </w:r>
+      <w:r>
+        <w:rPr>
+          <w:rFonts w:ascii="Times New Roman" w:hAnsi="Times New Roman"/>
+          <w:bCs/>
+          <w:sz w:val="28"/>
+          <w:szCs w:val="28"/>
+        </w:rPr>
+        <w:t xml:space="preserve"> </w:t>
+      </w:r>
+      <w:r>
+        <w:rPr>
+          <w:rFonts w:ascii="Times New Roman" w:hAnsi="Times New Roman"/>
+          <w:bCs/>
+          <w:sz w:val="28"/>
+          <w:szCs w:val="28"/>
+          <w:lang w:val="en-US"/>
+        </w:rPr>
+        <w:t>pharmaceutical</w:t>
+      </w:r>
+      <w:r>
+        <w:rPr>
+          <w:rFonts w:ascii="Times New Roman" w:hAnsi="Times New Roman"/>
+          <w:bCs/>
+          <w:sz w:val="28"/>
+          <w:szCs w:val="28"/>
+        </w:rPr>
+        <w:t xml:space="preserve"> </w:t>
+      </w:r>
+      <w:r>
+        <w:rPr>
+          <w:rFonts w:ascii="Times New Roman" w:hAnsi="Times New Roman"/>
+          <w:bCs/>
+          <w:sz w:val="28"/>
+          <w:szCs w:val="28"/>
+          <w:lang w:val="en-US"/>
+        </w:rPr>
+        <w:t>packaging</w:t>
+      </w:r>
+      <w:r>
+        <w:rPr>
+          <w:rFonts w:ascii="Times New Roman" w:hAnsi="Times New Roman"/>
+          <w:bCs/>
+          <w:sz w:val="28"/>
+          <w:szCs w:val="28"/>
+        </w:rPr>
+        <w:t xml:space="preserve"> // </w:t>
+      </w:r>
+      <w:r>
+        <w:rPr>
+          <w:rFonts w:ascii="Times New Roman" w:hAnsi="Times New Roman"/>
+          <w:bCs/>
+          <w:sz w:val="28"/>
+          <w:szCs w:val="28"/>
+          <w:lang w:val="en-US"/>
+        </w:rPr>
+        <w:t>Scientific</w:t>
+      </w:r>
+      <w:r>
+        <w:rPr>
+          <w:rFonts w:ascii="Times New Roman" w:hAnsi="Times New Roman"/>
+          <w:bCs/>
+          <w:sz w:val="28"/>
+          <w:szCs w:val="28"/>
+        </w:rPr>
+        <w:t xml:space="preserve"> </w:t>
+      </w:r>
+      <w:r>
+        <w:rPr>
+          <w:rFonts w:ascii="Times New Roman" w:hAnsi="Times New Roman"/>
+          <w:bCs/>
+          <w:sz w:val="28"/>
+          <w:szCs w:val="28"/>
+          <w:lang w:val="en-US"/>
+        </w:rPr>
+        <w:t>Reports</w:t>
+      </w:r>
+      <w:r>
+        <w:rPr>
+          <w:rFonts w:ascii="Times New Roman" w:hAnsi="Times New Roman"/>
+          <w:bCs/>
+          <w:sz w:val="28"/>
+          <w:szCs w:val="28"/>
+        </w:rPr>
+        <w:t xml:space="preserve">. </w:t>
+      </w:r>
+      <w:r>
+        <w:rPr>
+          <w:rFonts w:ascii="Times New Roman" w:hAnsi="Times New Roman"/>
+          <w:bCs/>
+          <w:sz w:val="28"/>
+          <w:szCs w:val="28"/>
+        </w:rPr>
+        <w:t xml:space="preserve">2024. </w:t>
+      </w:r>
+      <w:proofErr w:type="spellStart"/>
+      <w:r>
+        <w:rPr>
+          <w:rFonts w:ascii="Times New Roman" w:hAnsi="Times New Roman"/>
+          <w:bCs/>
+          <w:sz w:val="28"/>
+          <w:szCs w:val="28"/>
+        </w:rPr>
+        <w:t>Vol</w:t>
       </w:r>
       <w:proofErr w:type="spellEnd"/>
       <w:r>
@@ -6467,7 +6919,7 @@
           <w:sz w:val="28"/>
           <w:szCs w:val="28"/>
         </w:rPr>
-        <w:t>2024. V</w:t>
+        <w:t xml:space="preserve">2024. </w:t>
       </w:r>
       <w:proofErr w:type="spellStart"/>
       <w:r>
@@ -6477,7 +6929,7 @@
           <w:sz w:val="28"/>
           <w:szCs w:val="28"/>
         </w:rPr>
-        <w:t>ol</w:t>
+        <w:t>Vol</w:t>
       </w:r>
       <w:proofErr w:type="spellEnd"/>
       <w:r>
@@ -6545,27 +6997,7 @@
             <w:sz w:val="28"/>
             <w:szCs w:val="28"/>
           </w:rPr>
-          <w:t>https://ph</w:t>
-        </w:r>
-        <w:r>
-          <w:rPr>
-            <w:rStyle w:val="af0"/>
-            <w:rFonts w:ascii="Times New Roman" w:hAnsi="Times New Roman"/>
-            <w:bCs/>
-            <w:sz w:val="28"/>
-            <w:szCs w:val="28"/>
-          </w:rPr>
-          <w:t>a</w:t>
-        </w:r>
-        <w:r>
-          <w:rPr>
-            <w:rStyle w:val="af0"/>
-            <w:rFonts w:ascii="Times New Roman" w:hAnsi="Times New Roman"/>
-            <w:bCs/>
-            <w:sz w:val="28"/>
-            <w:szCs w:val="28"/>
-          </w:rPr>
-          <w:t>rmacopoeia.regmed.ru/pharmacopoeia/izdanie-15/1/1-1/upakovka-lekarstvennykh-sredstv/</w:t>
+          <w:t>https://pharmacopoeia.regmed.ru/pharmacopoeia/izdanie-15/1/1-1/upakovka-lekarstvennykh-sredstv/</w:t>
         </w:r>
       </w:hyperlink>
       <w:r>
@@ -6594,6 +7026,331 @@
           <w:szCs w:val="28"/>
         </w:rPr>
         <w:t>.09.2026).</w:t>
+      </w:r>
+    </w:p>
+    <w:p>
+      <w:pPr>
+        <w:pStyle w:val="a3"/>
+        <w:numPr>
+          <w:ilvl w:val="0"/>
+          <w:numId w:val="2"/>
+        </w:numPr>
+        <w:spacing w:line="360" w:lineRule="auto"/>
+        <w:ind w:left="0" w:firstLine="851"/>
+        <w:jc w:val="both"/>
+        <w:rPr>
+          <w:rFonts w:ascii="Times New Roman" w:hAnsi="Times New Roman"/>
+          <w:bCs/>
+          <w:sz w:val="28"/>
+          <w:szCs w:val="28"/>
+        </w:rPr>
+      </w:pPr>
+      <w:r>
+        <w:rPr>
+          <w:rFonts w:ascii="Times New Roman" w:hAnsi="Times New Roman"/>
+          <w:bCs/>
+          <w:sz w:val="28"/>
+          <w:szCs w:val="28"/>
+        </w:rPr>
+        <w:t xml:space="preserve">Андриянов Н. А., Дементьев В. Е., Ташлинский А. Г. Обнаружение объектов на изображении: от критериев Байеса и Неймана–Пирсона к детекторам на базе нейронных сетей </w:t>
+      </w:r>
+      <w:proofErr w:type="spellStart"/>
+      <w:r>
+        <w:rPr>
+          <w:rFonts w:ascii="Times New Roman" w:hAnsi="Times New Roman"/>
+          <w:bCs/>
+          <w:sz w:val="28"/>
+          <w:szCs w:val="28"/>
+        </w:rPr>
+        <w:t>EfficientDet</w:t>
+      </w:r>
+      <w:proofErr w:type="spellEnd"/>
+      <w:r>
+        <w:rPr>
+          <w:rFonts w:ascii="Times New Roman" w:hAnsi="Times New Roman"/>
+          <w:bCs/>
+          <w:sz w:val="28"/>
+          <w:szCs w:val="28"/>
+        </w:rPr>
+        <w:t xml:space="preserve"> // Компьютерная оптика. 2022. Т. 46, № 1. С. 139–159. DOI: 10.18287/2412-6179-CO-922</w:t>
+      </w:r>
+    </w:p>
+    <w:p>
+      <w:pPr>
+        <w:pStyle w:val="a3"/>
+        <w:numPr>
+          <w:ilvl w:val="0"/>
+          <w:numId w:val="2"/>
+        </w:numPr>
+        <w:spacing w:line="360" w:lineRule="auto"/>
+        <w:ind w:left="0" w:firstLine="851"/>
+        <w:jc w:val="both"/>
+        <w:rPr>
+          <w:rFonts w:ascii="Times New Roman" w:hAnsi="Times New Roman"/>
+          <w:bCs/>
+          <w:sz w:val="28"/>
+          <w:szCs w:val="28"/>
+        </w:rPr>
+      </w:pPr>
+      <w:r>
+        <w:rPr>
+          <w:rFonts w:ascii="Times New Roman" w:hAnsi="Times New Roman"/>
+          <w:bCs/>
+          <w:sz w:val="28"/>
+          <w:szCs w:val="28"/>
+        </w:rPr>
+        <w:t>Мищенко И. И., Мисник А. Е., Александров А. В. Применение технологий компьютерного зрения и предварительной обработки изображений в системах поддержки принятия решений // Вестник Самарского государственного технического университета. Серия «Технические науки». 2024. Т. 32, № 4. DOI: 10.14498/tech.2024.4.1</w:t>
+      </w:r>
+    </w:p>
+    <w:p>
+      <w:pPr>
+        <w:pStyle w:val="a3"/>
+        <w:numPr>
+          <w:ilvl w:val="0"/>
+          <w:numId w:val="2"/>
+        </w:numPr>
+        <w:spacing w:line="360" w:lineRule="auto"/>
+        <w:ind w:left="0" w:firstLine="851"/>
+        <w:jc w:val="both"/>
+        <w:rPr>
+          <w:rFonts w:ascii="Times New Roman" w:hAnsi="Times New Roman"/>
+          <w:bCs/>
+          <w:sz w:val="28"/>
+          <w:szCs w:val="28"/>
+        </w:rPr>
+      </w:pPr>
+      <w:r>
+        <w:rPr>
+          <w:rFonts w:ascii="Times New Roman" w:hAnsi="Times New Roman"/>
+          <w:bCs/>
+          <w:sz w:val="28"/>
+          <w:szCs w:val="28"/>
+        </w:rPr>
+        <w:t xml:space="preserve">Серов А. Е. Разработка рекомендаций по внедрению цифровых технологий в упаковочные процессы предприятия // Научный аспект. 2023. № 12. URL: https://na-journal.ru/12-2023-informacionnye-tekhnologii/8850-razrabotka-rekomendacii-po-vnedreniyu-cifrovyh-tekhnologii-v-upakovochnye-processy-predpriyatiya (дата обращения: </w:t>
+      </w:r>
+      <w:r>
+        <w:rPr>
+          <w:rFonts w:ascii="Times New Roman" w:hAnsi="Times New Roman"/>
+          <w:bCs/>
+          <w:sz w:val="28"/>
+          <w:szCs w:val="28"/>
+        </w:rPr>
+        <w:t>30</w:t>
+      </w:r>
+      <w:r>
+        <w:rPr>
+          <w:rFonts w:ascii="Times New Roman" w:hAnsi="Times New Roman"/>
+          <w:bCs/>
+          <w:sz w:val="28"/>
+          <w:szCs w:val="28"/>
+        </w:rPr>
+        <w:t>.09.2026)</w:t>
+      </w:r>
+    </w:p>
+    <w:p>
+      <w:pPr>
+        <w:pStyle w:val="a3"/>
+        <w:numPr>
+          <w:ilvl w:val="0"/>
+          <w:numId w:val="2"/>
+        </w:numPr>
+        <w:spacing w:line="360" w:lineRule="auto"/>
+        <w:ind w:left="0" w:firstLine="851"/>
+        <w:jc w:val="both"/>
+        <w:rPr>
+          <w:rFonts w:ascii="Times New Roman" w:hAnsi="Times New Roman"/>
+          <w:bCs/>
+          <w:sz w:val="28"/>
+          <w:szCs w:val="28"/>
+        </w:rPr>
+      </w:pPr>
+      <w:proofErr w:type="spellStart"/>
+      <w:r>
+        <w:rPr>
+          <w:rFonts w:ascii="Times New Roman" w:hAnsi="Times New Roman"/>
+          <w:bCs/>
+          <w:sz w:val="28"/>
+          <w:szCs w:val="28"/>
+          <w:lang w:val="en-US"/>
+        </w:rPr>
+        <w:t>Holtkötter</w:t>
+      </w:r>
+      <w:proofErr w:type="spellEnd"/>
+      <w:r>
+        <w:rPr>
+          <w:rFonts w:ascii="Times New Roman" w:hAnsi="Times New Roman"/>
+          <w:bCs/>
+          <w:sz w:val="28"/>
+          <w:szCs w:val="28"/>
+          <w:lang w:val="en-US"/>
+        </w:rPr>
+        <w:t xml:space="preserve"> J., Amaral R., Almeida R. et al. Development and Validation of a Digital Image Processing-Based Pill Detection Tool for an Oral Medication Self-Monitoring System // Sensors. </w:t>
+      </w:r>
+      <w:r>
+        <w:rPr>
+          <w:rFonts w:ascii="Times New Roman" w:hAnsi="Times New Roman"/>
+          <w:bCs/>
+          <w:sz w:val="28"/>
+          <w:szCs w:val="28"/>
+        </w:rPr>
+        <w:t>2022. V</w:t>
+      </w:r>
+      <w:proofErr w:type="spellStart"/>
+      <w:r>
+        <w:rPr>
+          <w:rFonts w:ascii="Times New Roman" w:hAnsi="Times New Roman"/>
+          <w:bCs/>
+          <w:sz w:val="28"/>
+          <w:szCs w:val="28"/>
+        </w:rPr>
+        <w:t>ol</w:t>
+      </w:r>
+      <w:proofErr w:type="spellEnd"/>
+      <w:r>
+        <w:rPr>
+          <w:rFonts w:ascii="Times New Roman" w:hAnsi="Times New Roman"/>
+          <w:bCs/>
+          <w:sz w:val="28"/>
+          <w:szCs w:val="28"/>
+        </w:rPr>
+        <w:t xml:space="preserve">. 22, </w:t>
+      </w:r>
+      <w:proofErr w:type="spellStart"/>
+      <w:r>
+        <w:rPr>
+          <w:rFonts w:ascii="Times New Roman" w:hAnsi="Times New Roman"/>
+          <w:bCs/>
+          <w:sz w:val="28"/>
+          <w:szCs w:val="28"/>
+        </w:rPr>
+        <w:t>no</w:t>
+      </w:r>
+      <w:proofErr w:type="spellEnd"/>
+      <w:r>
+        <w:rPr>
+          <w:rFonts w:ascii="Times New Roman" w:hAnsi="Times New Roman"/>
+          <w:bCs/>
+          <w:sz w:val="28"/>
+          <w:szCs w:val="28"/>
+        </w:rPr>
+        <w:t xml:space="preserve">. 8. </w:t>
+      </w:r>
+      <w:proofErr w:type="spellStart"/>
+      <w:r>
+        <w:rPr>
+          <w:rFonts w:ascii="Times New Roman" w:hAnsi="Times New Roman"/>
+          <w:bCs/>
+          <w:sz w:val="28"/>
+          <w:szCs w:val="28"/>
+        </w:rPr>
+        <w:t>Article</w:t>
+      </w:r>
+      <w:proofErr w:type="spellEnd"/>
+      <w:r>
+        <w:rPr>
+          <w:rFonts w:ascii="Times New Roman" w:hAnsi="Times New Roman"/>
+          <w:bCs/>
+          <w:sz w:val="28"/>
+          <w:szCs w:val="28"/>
+        </w:rPr>
+        <w:t xml:space="preserve"> 2958. DOI: 10.3390/s22082958</w:t>
+      </w:r>
+    </w:p>
+    <w:p>
+      <w:pPr>
+        <w:pStyle w:val="a3"/>
+        <w:numPr>
+          <w:ilvl w:val="0"/>
+          <w:numId w:val="2"/>
+        </w:numPr>
+        <w:spacing w:line="360" w:lineRule="auto"/>
+        <w:ind w:left="0" w:firstLine="851"/>
+        <w:jc w:val="both"/>
+        <w:rPr>
+          <w:rFonts w:ascii="Times New Roman" w:hAnsi="Times New Roman"/>
+          <w:bCs/>
+          <w:sz w:val="28"/>
+          <w:szCs w:val="28"/>
+        </w:rPr>
+      </w:pPr>
+      <w:r>
+        <w:rPr>
+          <w:rFonts w:ascii="Times New Roman" w:hAnsi="Times New Roman"/>
+          <w:bCs/>
+          <w:sz w:val="28"/>
+          <w:szCs w:val="28"/>
+          <w:lang w:val="en-US"/>
+        </w:rPr>
+        <w:t xml:space="preserve">Zhou J. et al. Improved U2Net-Based Surface Defect Detection Method for Blister Tablets // Algorithms. </w:t>
+      </w:r>
+      <w:r>
+        <w:rPr>
+          <w:rFonts w:ascii="Times New Roman" w:hAnsi="Times New Roman"/>
+          <w:bCs/>
+          <w:sz w:val="28"/>
+          <w:szCs w:val="28"/>
+        </w:rPr>
+        <w:t xml:space="preserve">2024. </w:t>
+      </w:r>
+      <w:proofErr w:type="spellStart"/>
+      <w:r>
+        <w:rPr>
+          <w:rFonts w:ascii="Times New Roman" w:hAnsi="Times New Roman"/>
+          <w:bCs/>
+          <w:sz w:val="28"/>
+          <w:szCs w:val="28"/>
+        </w:rPr>
+        <w:t>Vol</w:t>
+      </w:r>
+      <w:proofErr w:type="spellEnd"/>
+      <w:r>
+        <w:rPr>
+          <w:rFonts w:ascii="Times New Roman" w:hAnsi="Times New Roman"/>
+          <w:bCs/>
+          <w:sz w:val="28"/>
+          <w:szCs w:val="28"/>
+        </w:rPr>
+        <w:t xml:space="preserve">. 17, </w:t>
+      </w:r>
+      <w:proofErr w:type="spellStart"/>
+      <w:r>
+        <w:rPr>
+          <w:rFonts w:ascii="Times New Roman" w:hAnsi="Times New Roman"/>
+          <w:bCs/>
+          <w:sz w:val="28"/>
+          <w:szCs w:val="28"/>
+        </w:rPr>
+        <w:t>no</w:t>
+      </w:r>
+      <w:proofErr w:type="spellEnd"/>
+      <w:r>
+        <w:rPr>
+          <w:rFonts w:ascii="Times New Roman" w:hAnsi="Times New Roman"/>
+          <w:bCs/>
+          <w:sz w:val="28"/>
+          <w:szCs w:val="28"/>
+        </w:rPr>
+        <w:t xml:space="preserve">. 10. </w:t>
+      </w:r>
+      <w:proofErr w:type="spellStart"/>
+      <w:r>
+        <w:rPr>
+          <w:rFonts w:ascii="Times New Roman" w:hAnsi="Times New Roman"/>
+          <w:bCs/>
+          <w:sz w:val="28"/>
+          <w:szCs w:val="28"/>
+        </w:rPr>
+        <w:t>Article</w:t>
+      </w:r>
+      <w:proofErr w:type="spellEnd"/>
+      <w:r>
+        <w:rPr>
+          <w:rFonts w:ascii="Times New Roman" w:hAnsi="Times New Roman"/>
+          <w:bCs/>
+          <w:sz w:val="28"/>
+          <w:szCs w:val="28"/>
+        </w:rPr>
+        <w:t xml:space="preserve"> 429. DOI: 10.3390/a17100429</w:t>
       </w:r>
     </w:p>
     <w:sectPr>

--- a/Отчет_ИКБО-31-24_ЗасковецАС_КТ1.docx
+++ b/Отчет_ИКБО-31-24_ЗасковецАС_КТ1.docx
@@ -5774,6 +5774,145 @@
         </w:rPr>
         <w:t>методы получения и обработки изображения блистера для выявления пустых ячеек и регистрации результата проверки</w:t>
       </w:r>
+      <w:r>
+        <w:rPr>
+          <w:rFonts w:ascii="Times New Roman" w:hAnsi="Times New Roman"/>
+          <w:bCs/>
+          <w:sz w:val="28"/>
+          <w:szCs w:val="28"/>
+        </w:rPr>
+        <w:t xml:space="preserve">. Блистер относится к первичной упаковке </w:t>
+      </w:r>
+      <w:r>
+        <w:rPr>
+          <w:rFonts w:ascii="Times New Roman" w:hAnsi="Times New Roman"/>
+          <w:bCs/>
+          <w:sz w:val="28"/>
+          <w:szCs w:val="28"/>
+        </w:rPr>
+        <w:t>[1</w:t>
+      </w:r>
+      <w:r>
+        <w:rPr>
+          <w:rFonts w:ascii="Times New Roman" w:hAnsi="Times New Roman"/>
+          <w:bCs/>
+          <w:sz w:val="28"/>
+          <w:szCs w:val="28"/>
+        </w:rPr>
+        <w:t>, 2</w:t>
+      </w:r>
+      <w:r>
+        <w:rPr>
+          <w:rFonts w:ascii="Times New Roman" w:hAnsi="Times New Roman"/>
+          <w:bCs/>
+          <w:sz w:val="28"/>
+          <w:szCs w:val="28"/>
+        </w:rPr>
+        <w:t>]</w:t>
+      </w:r>
+      <w:r>
+        <w:rPr>
+          <w:rFonts w:ascii="Times New Roman" w:hAnsi="Times New Roman"/>
+          <w:bCs/>
+          <w:sz w:val="28"/>
+          <w:szCs w:val="28"/>
+        </w:rPr>
+        <w:t>.</w:t>
+      </w:r>
+      <w:r>
+        <w:rPr>
+          <w:rFonts w:ascii="Times New Roman" w:hAnsi="Times New Roman"/>
+          <w:bCs/>
+          <w:sz w:val="28"/>
+          <w:szCs w:val="28"/>
+        </w:rPr>
+        <w:t xml:space="preserve"> </w:t>
+      </w:r>
+    </w:p>
+    <w:p>
+      <w:pPr>
+        <w:spacing w:line="360" w:lineRule="auto"/>
+        <w:ind w:firstLine="851"/>
+        <w:jc w:val="both"/>
+        <w:rPr>
+          <w:rFonts w:ascii="Times New Roman" w:hAnsi="Times New Roman"/>
+          <w:bCs/>
+          <w:sz w:val="28"/>
+          <w:szCs w:val="28"/>
+        </w:rPr>
+      </w:pPr>
+      <w:r>
+        <w:rPr>
+          <w:rFonts w:ascii="Times New Roman" w:hAnsi="Times New Roman"/>
+          <w:bCs/>
+          <w:sz w:val="28"/>
+          <w:szCs w:val="28"/>
+        </w:rPr>
+        <w:t>Цель практики</w:t>
+      </w:r>
+      <w:r>
+        <w:rPr>
+          <w:rFonts w:ascii="Times New Roman" w:hAnsi="Times New Roman"/>
+          <w:bCs/>
+          <w:sz w:val="28"/>
+          <w:szCs w:val="28"/>
+        </w:rPr>
+        <w:t xml:space="preserve"> – подготовить прототип, который определяет пустые ячейки на основе изображения одного типа блистера и передает результат контролеру для дальнейшего подтверждения. </w:t>
+      </w:r>
+      <w:r>
+        <w:rPr>
+          <w:rFonts w:ascii="Times New Roman" w:hAnsi="Times New Roman"/>
+          <w:bCs/>
+          <w:sz w:val="28"/>
+          <w:szCs w:val="28"/>
+        </w:rPr>
+        <w:t xml:space="preserve">Для достижения цели необходимо смоделировать автоматизируемый процесс, разработать </w:t>
+      </w:r>
+      <w:r>
+        <w:rPr>
+          <w:rFonts w:ascii="Times New Roman" w:hAnsi="Times New Roman"/>
+          <w:bCs/>
+          <w:sz w:val="28"/>
+          <w:szCs w:val="28"/>
+        </w:rPr>
+        <w:t xml:space="preserve">и реализовать </w:t>
+      </w:r>
+      <w:r>
+        <w:rPr>
+          <w:rFonts w:ascii="Times New Roman" w:hAnsi="Times New Roman"/>
+          <w:bCs/>
+          <w:sz w:val="28"/>
+          <w:szCs w:val="28"/>
+        </w:rPr>
+        <w:t>алгоритм анализа изображений блистеров</w:t>
+      </w:r>
+      <w:r>
+        <w:rPr>
+          <w:rFonts w:ascii="Times New Roman" w:hAnsi="Times New Roman"/>
+          <w:bCs/>
+          <w:sz w:val="28"/>
+          <w:szCs w:val="28"/>
+        </w:rPr>
+        <w:t xml:space="preserve"> </w:t>
+      </w:r>
+      <w:r>
+        <w:rPr>
+          <w:rFonts w:ascii="Times New Roman" w:hAnsi="Times New Roman"/>
+          <w:bCs/>
+          <w:sz w:val="28"/>
+          <w:szCs w:val="28"/>
+        </w:rPr>
+        <w:t>и оценить качество работы на изображениях полностью и частично заполненных блистеров</w:t>
+      </w:r>
+      <w:r>
+        <w:rPr>
+          <w:rFonts w:ascii="Times New Roman" w:hAnsi="Times New Roman"/>
+          <w:bCs/>
+          <w:sz w:val="28"/>
+          <w:szCs w:val="28"/>
+        </w:rPr>
+        <w:t xml:space="preserve">. </w:t>
+      </w:r>
     </w:p>
     <w:p>
       <w:pPr>
@@ -5800,7 +5939,7 @@
           <w:sz w:val="28"/>
           <w:szCs w:val="28"/>
         </w:rPr>
-        <w:t>Цель практики</w:t>
+        <w:t xml:space="preserve"> </w:t>
       </w:r>
     </w:p>
     <w:p>
@@ -5826,7 +5965,316 @@
     </w:p>
     <w:p>
       <w:pPr>
-        <w:spacing w:line="360" w:lineRule="auto"/>
+        <w:spacing w:after="0" w:line="360" w:lineRule="auto"/>
+        <w:ind w:firstLine="851"/>
+        <w:jc w:val="both"/>
+        <w:rPr>
+          <w:rFonts w:ascii="Times New Roman" w:hAnsi="Times New Roman"/>
+          <w:bCs/>
+          <w:sz w:val="28"/>
+          <w:szCs w:val="28"/>
+        </w:rPr>
+      </w:pPr>
+      <w:r>
+        <w:rPr>
+          <w:rFonts w:ascii="Times New Roman" w:hAnsi="Times New Roman"/>
+          <w:bCs/>
+          <w:sz w:val="28"/>
+          <w:szCs w:val="28"/>
+        </w:rPr>
+        <w:t>Блистерная упаковка содержит ряд сформированных ячеек, рассчитанных на конкретное количество таблеток. В рассматриваемой операции заполненный лоток проходит под камерой перед закрытием фольгой. Для выявления пропуска требуется установить положение ячеек на снимке и определить присутствие таблетки в каждой из них</w:t>
+      </w:r>
+      <w:r>
+        <w:rPr>
+          <w:rFonts w:ascii="Times New Roman" w:hAnsi="Times New Roman"/>
+          <w:bCs/>
+          <w:sz w:val="28"/>
+          <w:szCs w:val="28"/>
+        </w:rPr>
+        <w:t xml:space="preserve">. </w:t>
+      </w:r>
+      <w:r>
+        <w:rPr>
+          <w:rFonts w:ascii="Times New Roman" w:hAnsi="Times New Roman"/>
+          <w:bCs/>
+          <w:sz w:val="28"/>
+          <w:szCs w:val="28"/>
+        </w:rPr>
+        <w:t>Публикации о контроле блистерной упаковки показывают применимость методов обработки изображений, обнаружения объектов и поиска аномалий для автоматизированного контроля качества.</w:t>
+      </w:r>
+      <w:r>
+        <w:rPr>
+          <w:rFonts w:ascii="Times New Roman" w:hAnsi="Times New Roman"/>
+          <w:bCs/>
+          <w:sz w:val="28"/>
+          <w:szCs w:val="28"/>
+        </w:rPr>
+        <w:t xml:space="preserve"> </w:t>
+      </w:r>
+      <w:r>
+        <w:rPr>
+          <w:rFonts w:ascii="Times New Roman" w:hAnsi="Times New Roman"/>
+          <w:bCs/>
+          <w:sz w:val="28"/>
+          <w:szCs w:val="28"/>
+        </w:rPr>
+        <w:t xml:space="preserve">   </w:t>
+      </w:r>
+    </w:p>
+    <w:p>
+      <w:pPr>
+        <w:spacing w:after="0" w:line="360" w:lineRule="auto"/>
+        <w:ind w:firstLine="851"/>
+        <w:jc w:val="both"/>
+        <w:rPr>
+          <w:rFonts w:ascii="Times New Roman" w:hAnsi="Times New Roman"/>
+          <w:bCs/>
+          <w:sz w:val="28"/>
+          <w:szCs w:val="28"/>
+        </w:rPr>
+      </w:pPr>
+      <w:r>
+        <w:rPr>
+          <w:rFonts w:ascii="Times New Roman" w:hAnsi="Times New Roman"/>
+          <w:bCs/>
+          <w:sz w:val="28"/>
+          <w:szCs w:val="28"/>
+        </w:rPr>
+        <w:t xml:space="preserve">Для проекта выбран один формат блистера с одинаковым числом ячеек и их расположением, одинаковый ракурс и освещение. На вход подается фотография верхней стороны и заданная схема ячеек, </w:t>
+      </w:r>
+      <w:r>
+        <w:rPr>
+          <w:rFonts w:ascii="Times New Roman" w:hAnsi="Times New Roman"/>
+          <w:bCs/>
+          <w:sz w:val="28"/>
+          <w:szCs w:val="28"/>
+        </w:rPr>
+        <w:t>на выходе формируется информация о наличии или отсутствии таблетки в каждой ячейке</w:t>
+      </w:r>
+      <w:r>
+        <w:rPr>
+          <w:rFonts w:ascii="Times New Roman" w:hAnsi="Times New Roman"/>
+          <w:bCs/>
+          <w:sz w:val="28"/>
+          <w:szCs w:val="28"/>
+        </w:rPr>
+        <w:t xml:space="preserve">.  </w:t>
+      </w:r>
+      <w:r>
+        <w:rPr>
+          <w:rFonts w:ascii="Times New Roman" w:hAnsi="Times New Roman"/>
+          <w:bCs/>
+          <w:sz w:val="28"/>
+          <w:szCs w:val="28"/>
+        </w:rPr>
+        <w:t xml:space="preserve">Ячейка, которую алгоритм не смог </w:t>
+      </w:r>
+      <w:r>
+        <w:rPr>
+          <w:rFonts w:ascii="Times New Roman" w:hAnsi="Times New Roman"/>
+          <w:bCs/>
+          <w:sz w:val="28"/>
+          <w:szCs w:val="28"/>
+        </w:rPr>
+        <w:t>точно</w:t>
+      </w:r>
+      <w:r>
+        <w:rPr>
+          <w:rFonts w:ascii="Times New Roman" w:hAnsi="Times New Roman"/>
+          <w:bCs/>
+          <w:sz w:val="28"/>
+          <w:szCs w:val="28"/>
+        </w:rPr>
+        <w:t xml:space="preserve"> оценить из-за блика, смещения или </w:t>
+      </w:r>
+      <w:r>
+        <w:rPr>
+          <w:rFonts w:ascii="Times New Roman" w:hAnsi="Times New Roman"/>
+          <w:bCs/>
+          <w:sz w:val="28"/>
+          <w:szCs w:val="28"/>
+        </w:rPr>
+        <w:t>иных причин</w:t>
+      </w:r>
+      <w:r>
+        <w:rPr>
+          <w:rFonts w:ascii="Times New Roman" w:hAnsi="Times New Roman"/>
+          <w:bCs/>
+          <w:sz w:val="28"/>
+          <w:szCs w:val="28"/>
+        </w:rPr>
+        <w:t xml:space="preserve">, передается на повторную съемку или ручную проверку. Контроль повреждений таблеток, герметичности шва, маркировки </w:t>
+      </w:r>
+      <w:r>
+        <w:rPr>
+          <w:rFonts w:ascii="Times New Roman" w:hAnsi="Times New Roman"/>
+          <w:bCs/>
+          <w:sz w:val="28"/>
+          <w:szCs w:val="28"/>
+        </w:rPr>
+        <w:t xml:space="preserve">не </w:t>
+      </w:r>
+      <w:r>
+        <w:rPr>
+          <w:rFonts w:ascii="Times New Roman" w:hAnsi="Times New Roman"/>
+          <w:bCs/>
+          <w:sz w:val="28"/>
+          <w:szCs w:val="28"/>
+        </w:rPr>
+        <w:t>входит</w:t>
+      </w:r>
+      <w:r>
+        <w:rPr>
+          <w:rFonts w:ascii="Times New Roman" w:hAnsi="Times New Roman"/>
+          <w:bCs/>
+          <w:sz w:val="28"/>
+          <w:szCs w:val="28"/>
+        </w:rPr>
+        <w:t xml:space="preserve"> в рамк</w:t>
+      </w:r>
+      <w:r>
+        <w:rPr>
+          <w:rFonts w:ascii="Times New Roman" w:hAnsi="Times New Roman"/>
+          <w:bCs/>
+          <w:sz w:val="28"/>
+          <w:szCs w:val="28"/>
+        </w:rPr>
+        <w:t>и</w:t>
+      </w:r>
+      <w:r>
+        <w:rPr>
+          <w:rFonts w:ascii="Times New Roman" w:hAnsi="Times New Roman"/>
+          <w:bCs/>
+          <w:sz w:val="28"/>
+          <w:szCs w:val="28"/>
+        </w:rPr>
+        <w:t xml:space="preserve"> исследования </w:t>
+      </w:r>
+      <w:r>
+        <w:rPr>
+          <w:rFonts w:ascii="Times New Roman" w:hAnsi="Times New Roman"/>
+          <w:bCs/>
+          <w:sz w:val="28"/>
+          <w:szCs w:val="28"/>
+        </w:rPr>
+        <w:t>[1, 10, 12, 13].</w:t>
+      </w:r>
+    </w:p>
+    <w:p>
+      <w:pPr>
+        <w:spacing w:after="0" w:line="360" w:lineRule="auto"/>
+        <w:ind w:firstLine="851"/>
+        <w:jc w:val="both"/>
+        <w:rPr>
+          <w:rFonts w:ascii="Times New Roman" w:hAnsi="Times New Roman"/>
+          <w:bCs/>
+          <w:sz w:val="28"/>
+          <w:szCs w:val="28"/>
+        </w:rPr>
+      </w:pPr>
+      <w:r>
+        <w:rPr>
+          <w:rFonts w:ascii="Times New Roman" w:hAnsi="Times New Roman"/>
+          <w:bCs/>
+          <w:sz w:val="28"/>
+          <w:szCs w:val="28"/>
+        </w:rPr>
+        <w:t>Для задачи</w:t>
+      </w:r>
+      <w:r>
+        <w:rPr>
+          <w:rFonts w:ascii="Times New Roman" w:hAnsi="Times New Roman"/>
+          <w:bCs/>
+          <w:sz w:val="28"/>
+          <w:szCs w:val="28"/>
+        </w:rPr>
+        <w:t xml:space="preserve"> важны</w:t>
+      </w:r>
+      <w:r>
+        <w:rPr>
+          <w:rFonts w:ascii="Times New Roman" w:hAnsi="Times New Roman"/>
+          <w:bCs/>
+          <w:sz w:val="28"/>
+          <w:szCs w:val="28"/>
+        </w:rPr>
+        <w:t>:</w:t>
+      </w:r>
+      <w:r>
+        <w:rPr>
+          <w:rFonts w:ascii="Times New Roman" w:hAnsi="Times New Roman"/>
+          <w:bCs/>
+          <w:sz w:val="28"/>
+          <w:szCs w:val="28"/>
+        </w:rPr>
+        <w:t xml:space="preserve"> однородность освещения, </w:t>
+      </w:r>
+      <w:r>
+        <w:rPr>
+          <w:rFonts w:ascii="Times New Roman" w:hAnsi="Times New Roman"/>
+          <w:bCs/>
+          <w:sz w:val="28"/>
+          <w:szCs w:val="28"/>
+        </w:rPr>
+        <w:t>расположение</w:t>
+      </w:r>
+      <w:r>
+        <w:rPr>
+          <w:rFonts w:ascii="Times New Roman" w:hAnsi="Times New Roman"/>
+          <w:bCs/>
+          <w:sz w:val="28"/>
+          <w:szCs w:val="28"/>
+        </w:rPr>
+        <w:t xml:space="preserve"> упаковки, чистота снимка и сохранение связи между изображением и партией. Методы предварительной обработки и обнаружения объектов рассматриваются в российских исследованиях [4</w:t>
+      </w:r>
+      <w:r>
+        <w:rPr>
+          <w:rFonts w:ascii="Times New Roman" w:hAnsi="Times New Roman"/>
+          <w:bCs/>
+          <w:sz w:val="28"/>
+          <w:szCs w:val="28"/>
+        </w:rPr>
+        <w:t>-</w:t>
+      </w:r>
+      <w:r>
+        <w:rPr>
+          <w:rFonts w:ascii="Times New Roman" w:hAnsi="Times New Roman"/>
+          <w:bCs/>
+          <w:sz w:val="28"/>
+          <w:szCs w:val="28"/>
+        </w:rPr>
+        <w:t>8]. В работах, посвященных фармацевтической упаковке, обсуждаются скорость обработки и ошибки распознавания [10</w:t>
+      </w:r>
+      <w:r>
+        <w:rPr>
+          <w:rFonts w:ascii="Times New Roman" w:hAnsi="Times New Roman"/>
+          <w:bCs/>
+          <w:sz w:val="28"/>
+          <w:szCs w:val="28"/>
+        </w:rPr>
+        <w:t>-</w:t>
+      </w:r>
+      <w:r>
+        <w:rPr>
+          <w:rFonts w:ascii="Times New Roman" w:hAnsi="Times New Roman"/>
+          <w:bCs/>
+          <w:sz w:val="28"/>
+          <w:szCs w:val="28"/>
+        </w:rPr>
+        <w:t>15]. Эти публикации позволяют определить набор сравниваемых подходов</w:t>
+      </w:r>
+      <w:r>
+        <w:rPr>
+          <w:rFonts w:ascii="Times New Roman" w:hAnsi="Times New Roman"/>
+          <w:bCs/>
+          <w:sz w:val="28"/>
+          <w:szCs w:val="28"/>
+        </w:rPr>
+        <w:t xml:space="preserve">. </w:t>
+      </w:r>
+    </w:p>
+    <w:p>
+      <w:pPr>
+        <w:spacing w:after="0" w:line="360" w:lineRule="auto"/>
         <w:ind w:firstLine="851"/>
         <w:jc w:val="both"/>
         <w:rPr>
@@ -5849,7 +6297,52 @@
           <w:sz w:val="28"/>
           <w:szCs w:val="28"/>
         </w:rPr>
-        <w:t>Блистерная упаковка содержит ряд сформированных ячеек, рассчитанных на конкретное количество таблеток. В рассматриваемой операции заполненный лоток проходит под камерой перед закрытием фольгой. Для выявления пропуска требуется установить положение ячеек на снимке и определить присутствие таблетки в каждой из них</w:t>
+        <w:t>Предполагаемый эффект от автоматизации</w:t>
+      </w:r>
+      <w:r>
+        <w:rPr>
+          <w:rFonts w:ascii="Times New Roman" w:hAnsi="Times New Roman"/>
+          <w:bCs/>
+          <w:sz w:val="28"/>
+          <w:szCs w:val="28"/>
+        </w:rPr>
+        <w:t xml:space="preserve"> – уменьшение </w:t>
+      </w:r>
+      <w:r>
+        <w:rPr>
+          <w:rFonts w:ascii="Times New Roman" w:hAnsi="Times New Roman"/>
+          <w:bCs/>
+          <w:sz w:val="28"/>
+          <w:szCs w:val="28"/>
+        </w:rPr>
+        <w:t xml:space="preserve">повторных ручных просмотров и единая запись о пропуске таблетки с указанием ячейки. </w:t>
+      </w:r>
+      <w:r>
+        <w:rPr>
+          <w:rFonts w:ascii="Times New Roman" w:hAnsi="Times New Roman"/>
+          <w:bCs/>
+          <w:sz w:val="28"/>
+          <w:szCs w:val="28"/>
+        </w:rPr>
+        <w:t>Эффект автоматизации может оцениваться по доле пропущенных пустых ячеек, доле ложных срабатываний, количеству изображений, требующих повторной съемки, и времени обработки</w:t>
+      </w:r>
+      <w:r>
+        <w:rPr>
+          <w:rFonts w:ascii="Times New Roman" w:hAnsi="Times New Roman"/>
+          <w:bCs/>
+          <w:sz w:val="28"/>
+          <w:szCs w:val="28"/>
+        </w:rPr>
+        <w:t xml:space="preserve"> </w:t>
+      </w:r>
+      <w:r>
+        <w:rPr>
+          <w:rFonts w:ascii="Times New Roman" w:hAnsi="Times New Roman"/>
+          <w:bCs/>
+          <w:sz w:val="28"/>
+          <w:szCs w:val="28"/>
+        </w:rPr>
+        <w:t>[3, 7].</w:t>
       </w:r>
     </w:p>
     <w:p>
@@ -5893,31 +6386,397 @@
     </w:p>
     <w:p>
       <w:pPr>
+        <w:spacing w:after="0" w:line="360" w:lineRule="auto"/>
         <w:ind w:firstLine="851"/>
-        <w:rPr>
-          <w:rFonts w:ascii="Times New Roman" w:hAnsi="Times New Roman"/>
-          <w:b/>
+        <w:jc w:val="both"/>
+        <w:rPr>
+          <w:rFonts w:ascii="Times New Roman" w:hAnsi="Times New Roman"/>
+          <w:bCs/>
           <w:sz w:val="28"/>
           <w:szCs w:val="28"/>
         </w:rPr>
       </w:pPr>
+      <w:r>
+        <w:rPr>
+          <w:rFonts w:ascii="Times New Roman" w:hAnsi="Times New Roman"/>
+          <w:bCs/>
+          <w:sz w:val="28"/>
+          <w:szCs w:val="28"/>
+        </w:rPr>
+        <w:t>Б</w:t>
+      </w:r>
+      <w:r>
+        <w:rPr>
+          <w:rFonts w:ascii="Times New Roman" w:hAnsi="Times New Roman"/>
+          <w:bCs/>
+          <w:sz w:val="28"/>
+          <w:szCs w:val="28"/>
+        </w:rPr>
+        <w:t>изнес-процесс</w:t>
+      </w:r>
+      <w:r>
+        <w:rPr>
+          <w:rFonts w:ascii="Times New Roman" w:hAnsi="Times New Roman"/>
+          <w:bCs/>
+          <w:sz w:val="28"/>
+          <w:szCs w:val="28"/>
+        </w:rPr>
+        <w:t xml:space="preserve"> – </w:t>
+      </w:r>
+      <w:r>
+        <w:rPr>
+          <w:rFonts w:ascii="Times New Roman" w:hAnsi="Times New Roman"/>
+          <w:bCs/>
+          <w:sz w:val="28"/>
+          <w:szCs w:val="28"/>
+        </w:rPr>
+        <w:t xml:space="preserve">проверка полноты заполнения одного блистера перед запайкой. Начало </w:t>
+      </w:r>
+      <w:r>
+        <w:rPr>
+          <w:rFonts w:ascii="Times New Roman" w:hAnsi="Times New Roman"/>
+          <w:bCs/>
+          <w:sz w:val="28"/>
+          <w:szCs w:val="28"/>
+        </w:rPr>
+        <w:t xml:space="preserve">– </w:t>
+      </w:r>
+      <w:r>
+        <w:rPr>
+          <w:rFonts w:ascii="Times New Roman" w:hAnsi="Times New Roman"/>
+          <w:bCs/>
+          <w:sz w:val="28"/>
+          <w:szCs w:val="28"/>
+        </w:rPr>
+        <w:t>поступление сформированного и заполненного лотка на пост контроля. Конец</w:t>
+      </w:r>
+      <w:r>
+        <w:rPr>
+          <w:rFonts w:ascii="Times New Roman" w:hAnsi="Times New Roman"/>
+          <w:bCs/>
+          <w:sz w:val="28"/>
+          <w:szCs w:val="28"/>
+        </w:rPr>
+        <w:t xml:space="preserve"> – </w:t>
+      </w:r>
+      <w:r>
+        <w:rPr>
+          <w:rFonts w:ascii="Times New Roman" w:hAnsi="Times New Roman"/>
+          <w:bCs/>
+          <w:sz w:val="28"/>
+          <w:szCs w:val="28"/>
+        </w:rPr>
+        <w:t xml:space="preserve">запись результата и </w:t>
+      </w:r>
+      <w:r>
+        <w:rPr>
+          <w:rFonts w:ascii="Times New Roman" w:hAnsi="Times New Roman"/>
+          <w:bCs/>
+          <w:sz w:val="28"/>
+          <w:szCs w:val="28"/>
+        </w:rPr>
+        <w:t>передача полностью заполненного блистера на запайку либо неполного блистера на отвод и разбор.</w:t>
+      </w:r>
+      <w:r>
+        <w:rPr>
+          <w:rFonts w:ascii="Times New Roman" w:hAnsi="Times New Roman"/>
+          <w:bCs/>
+          <w:sz w:val="28"/>
+          <w:szCs w:val="28"/>
+        </w:rPr>
+        <w:t xml:space="preserve"> </w:t>
+      </w:r>
+      <w:r>
+        <w:rPr>
+          <w:rFonts w:ascii="Times New Roman" w:hAnsi="Times New Roman"/>
+          <w:bCs/>
+          <w:sz w:val="28"/>
+          <w:szCs w:val="28"/>
+        </w:rPr>
+        <w:t>Процессы</w:t>
+      </w:r>
+      <w:r>
+        <w:rPr>
+          <w:rFonts w:ascii="Times New Roman" w:hAnsi="Times New Roman"/>
+          <w:bCs/>
+          <w:sz w:val="28"/>
+          <w:szCs w:val="28"/>
+        </w:rPr>
+        <w:t xml:space="preserve"> изготовления таблеток, формирования лотка, запайки и выпуска готовой серии </w:t>
+      </w:r>
+      <w:r>
+        <w:rPr>
+          <w:rFonts w:ascii="Times New Roman" w:hAnsi="Times New Roman"/>
+          <w:bCs/>
+          <w:sz w:val="28"/>
+          <w:szCs w:val="28"/>
+        </w:rPr>
+        <w:t>не входят в рассматриваемый бизнес-процесс и учитываются</w:t>
+      </w:r>
+      <w:r>
+        <w:rPr>
+          <w:rFonts w:ascii="Times New Roman" w:hAnsi="Times New Roman"/>
+          <w:bCs/>
+          <w:sz w:val="28"/>
+          <w:szCs w:val="28"/>
+        </w:rPr>
+        <w:t xml:space="preserve"> как смежные операции [1</w:t>
+      </w:r>
+      <w:r>
+        <w:rPr>
+          <w:rFonts w:ascii="Times New Roman" w:hAnsi="Times New Roman"/>
+          <w:bCs/>
+          <w:sz w:val="28"/>
+          <w:szCs w:val="28"/>
+        </w:rPr>
+        <w:t>-</w:t>
+      </w:r>
+      <w:r>
+        <w:rPr>
+          <w:rFonts w:ascii="Times New Roman" w:hAnsi="Times New Roman"/>
+          <w:bCs/>
+          <w:sz w:val="28"/>
+          <w:szCs w:val="28"/>
+        </w:rPr>
+        <w:t>3, 10].</w:t>
+      </w:r>
     </w:p>
     <w:p>
       <w:pPr>
+        <w:spacing w:after="0" w:line="360" w:lineRule="auto"/>
         <w:ind w:firstLine="851"/>
-        <w:rPr>
-          <w:rFonts w:ascii="Times New Roman" w:hAnsi="Times New Roman"/>
-          <w:b/>
-          <w:sz w:val="28"/>
-          <w:szCs w:val="28"/>
-        </w:rPr>
-        <w:sectPr>
-          <w:pgSz w:w="11906" w:h="16838"/>
-          <w:pgMar w:top="1134" w:right="567" w:bottom="1134" w:left="1418" w:header="709" w:footer="709" w:gutter="0"/>
-          <w:cols w:space="708"/>
-          <w:docGrid w:linePitch="360"/>
-        </w:sectPr>
+        <w:jc w:val="both"/>
+        <w:rPr>
+          <w:rFonts w:ascii="Times New Roman" w:hAnsi="Times New Roman"/>
+          <w:bCs/>
+          <w:sz w:val="28"/>
+          <w:szCs w:val="28"/>
+        </w:rPr>
       </w:pPr>
+      <w:r>
+        <w:rPr>
+          <w:rFonts w:ascii="Times New Roman" w:hAnsi="Times New Roman"/>
+          <w:bCs/>
+          <w:sz w:val="28"/>
+          <w:szCs w:val="28"/>
+        </w:rPr>
+        <w:t>Основными участниками процесса являются оператор упаковочной линии, оператор контроля и технолог или специалист по качеству. Оператор упаковочной линии обеспечивает поступление заполненного лотка на участок контроля. Оператор контроля выполняет проверку и подтверждает результат, а технолог или специалист по качеству рассматривает спорные случаи и определяет дальнейшие действия. Входными данными являются лоток с таблетками, заданная схема расположения ячеек, идентификатор серии и критерий полноты заполнения. Результатом процесса является отметка «полный», «обнаружена пустая ячейка» или «требуется повторная проверка» с указанием номера ячейки и времени проверки [1, 10, 13].</w:t>
+      </w:r>
+      <w:r>
+        <w:rPr>
+          <w:rFonts w:ascii="Times New Roman" w:hAnsi="Times New Roman"/>
+          <w:bCs/>
+          <w:sz w:val="28"/>
+          <w:szCs w:val="28"/>
+        </w:rPr>
+        <w:t xml:space="preserve"> </w:t>
+      </w:r>
+    </w:p>
+    <w:p>
+      <w:pPr>
+        <w:spacing w:after="0" w:line="360" w:lineRule="auto"/>
+        <w:ind w:firstLine="851"/>
+        <w:jc w:val="both"/>
+        <w:rPr>
+          <w:rFonts w:ascii="Times New Roman" w:hAnsi="Times New Roman"/>
+          <w:bCs/>
+          <w:sz w:val="28"/>
+          <w:szCs w:val="28"/>
+        </w:rPr>
+      </w:pPr>
+      <w:r>
+        <w:rPr>
+          <w:rFonts w:ascii="Times New Roman" w:hAnsi="Times New Roman"/>
+          <w:bCs/>
+          <w:sz w:val="28"/>
+          <w:szCs w:val="28"/>
+        </w:rPr>
+        <w:t>Текущая последовательность: 1) лоток поступает на контроль</w:t>
+      </w:r>
+      <w:r>
+        <w:rPr>
+          <w:rFonts w:ascii="Times New Roman" w:hAnsi="Times New Roman"/>
+          <w:bCs/>
+          <w:sz w:val="28"/>
+          <w:szCs w:val="28"/>
+        </w:rPr>
+        <w:t>,</w:t>
+      </w:r>
+      <w:r>
+        <w:rPr>
+          <w:rFonts w:ascii="Times New Roman" w:hAnsi="Times New Roman"/>
+          <w:bCs/>
+          <w:sz w:val="28"/>
+          <w:szCs w:val="28"/>
+        </w:rPr>
+        <w:t xml:space="preserve"> 2) оператор визуально сверяет наличие таблеток по ячейкам</w:t>
+      </w:r>
+      <w:r>
+        <w:rPr>
+          <w:rFonts w:ascii="Times New Roman" w:hAnsi="Times New Roman"/>
+          <w:bCs/>
+          <w:sz w:val="28"/>
+          <w:szCs w:val="28"/>
+        </w:rPr>
+        <w:t>,</w:t>
+      </w:r>
+      <w:r>
+        <w:rPr>
+          <w:rFonts w:ascii="Times New Roman" w:hAnsi="Times New Roman"/>
+          <w:bCs/>
+          <w:sz w:val="28"/>
+          <w:szCs w:val="28"/>
+        </w:rPr>
+        <w:t xml:space="preserve"> 3) при сомнении осматривает лоток повторно</w:t>
+      </w:r>
+      <w:r>
+        <w:rPr>
+          <w:rFonts w:ascii="Times New Roman" w:hAnsi="Times New Roman"/>
+          <w:bCs/>
+          <w:sz w:val="28"/>
+          <w:szCs w:val="28"/>
+        </w:rPr>
+        <w:t>,</w:t>
+      </w:r>
+      <w:r>
+        <w:rPr>
+          <w:rFonts w:ascii="Times New Roman" w:hAnsi="Times New Roman"/>
+          <w:bCs/>
+          <w:sz w:val="28"/>
+          <w:szCs w:val="28"/>
+        </w:rPr>
+        <w:t xml:space="preserve"> 4) регистрирует решение</w:t>
+      </w:r>
+      <w:r>
+        <w:rPr>
+          <w:rFonts w:ascii="Times New Roman" w:hAnsi="Times New Roman"/>
+          <w:bCs/>
+          <w:sz w:val="28"/>
+          <w:szCs w:val="28"/>
+        </w:rPr>
+        <w:t>,</w:t>
+      </w:r>
+      <w:r>
+        <w:rPr>
+          <w:rFonts w:ascii="Times New Roman" w:hAnsi="Times New Roman"/>
+          <w:bCs/>
+          <w:sz w:val="28"/>
+          <w:szCs w:val="28"/>
+        </w:rPr>
+        <w:t xml:space="preserve"> 5) направляет полный лоток на запайку, а подозрительный на отвод. Возможные затруднения: блики от пластика, смещение лотка, похожий цвет таблетки и фона, </w:t>
+      </w:r>
+      <w:r>
+        <w:rPr>
+          <w:rFonts w:ascii="Times New Roman" w:hAnsi="Times New Roman"/>
+          <w:bCs/>
+          <w:sz w:val="28"/>
+          <w:szCs w:val="28"/>
+        </w:rPr>
+        <w:t>человеческий фактор</w:t>
+      </w:r>
+      <w:r>
+        <w:rPr>
+          <w:rFonts w:ascii="Times New Roman" w:hAnsi="Times New Roman"/>
+          <w:bCs/>
+          <w:sz w:val="28"/>
+          <w:szCs w:val="28"/>
+        </w:rPr>
+        <w:t xml:space="preserve"> [9</w:t>
+      </w:r>
+      <w:r>
+        <w:rPr>
+          <w:rFonts w:ascii="Times New Roman" w:hAnsi="Times New Roman"/>
+          <w:bCs/>
+          <w:sz w:val="28"/>
+          <w:szCs w:val="28"/>
+        </w:rPr>
+        <w:t>-</w:t>
+      </w:r>
+      <w:r>
+        <w:rPr>
+          <w:rFonts w:ascii="Times New Roman" w:hAnsi="Times New Roman"/>
+          <w:bCs/>
+          <w:sz w:val="28"/>
+          <w:szCs w:val="28"/>
+        </w:rPr>
+        <w:t>11, 14].</w:t>
+      </w:r>
+    </w:p>
+    <w:p>
+      <w:pPr>
+        <w:spacing w:after="0" w:line="360" w:lineRule="auto"/>
+        <w:ind w:firstLine="851"/>
+        <w:jc w:val="both"/>
+        <w:rPr>
+          <w:rFonts w:ascii="Times New Roman" w:hAnsi="Times New Roman"/>
+          <w:bCs/>
+          <w:sz w:val="28"/>
+          <w:szCs w:val="28"/>
+        </w:rPr>
+      </w:pPr>
+      <w:r>
+        <w:rPr>
+          <w:rFonts w:ascii="Times New Roman" w:hAnsi="Times New Roman"/>
+          <w:bCs/>
+          <w:sz w:val="28"/>
+          <w:szCs w:val="28"/>
+        </w:rPr>
+        <w:t xml:space="preserve">Предлагаемая последовательность с прототипом: камера получает кадр, </w:t>
+      </w:r>
+      <w:r>
+        <w:rPr>
+          <w:rFonts w:ascii="Times New Roman" w:hAnsi="Times New Roman"/>
+          <w:bCs/>
+          <w:sz w:val="28"/>
+          <w:szCs w:val="28"/>
+        </w:rPr>
+        <w:t>программа определяет области расположения ячеек в соответствии с заданной схемой и оценивает наличие таблетки в каждой из них</w:t>
+      </w:r>
+      <w:r>
+        <w:rPr>
+          <w:rFonts w:ascii="Times New Roman" w:hAnsi="Times New Roman"/>
+          <w:bCs/>
+          <w:sz w:val="28"/>
+          <w:szCs w:val="28"/>
+        </w:rPr>
+        <w:t>. Оператор подтверждает или исправляет предварительный результат. Непригодный кадр снимают повторн</w:t>
+      </w:r>
+      <w:r>
+        <w:rPr>
+          <w:rFonts w:ascii="Times New Roman" w:hAnsi="Times New Roman"/>
+          <w:bCs/>
+          <w:sz w:val="28"/>
+          <w:szCs w:val="28"/>
+        </w:rPr>
+        <w:t>о. О</w:t>
+      </w:r>
+      <w:r>
+        <w:rPr>
+          <w:rFonts w:ascii="Times New Roman" w:hAnsi="Times New Roman"/>
+          <w:bCs/>
+          <w:sz w:val="28"/>
+          <w:szCs w:val="28"/>
+        </w:rPr>
+        <w:t>кончательное решение и изображение сохраняются. Реальные действия линии, например автоматический отвод, потребовали бы отдельной проверки на предприятии [5</w:t>
+      </w:r>
+      <w:r>
+        <w:rPr>
+          <w:rFonts w:ascii="Times New Roman" w:hAnsi="Times New Roman"/>
+          <w:bCs/>
+          <w:sz w:val="28"/>
+          <w:szCs w:val="28"/>
+        </w:rPr>
+        <w:t>-</w:t>
+      </w:r>
+      <w:r>
+        <w:rPr>
+          <w:rFonts w:ascii="Times New Roman" w:hAnsi="Times New Roman"/>
+          <w:bCs/>
+          <w:sz w:val="28"/>
+          <w:szCs w:val="28"/>
+        </w:rPr>
+        <w:t>7, 10, 13].</w:t>
+      </w:r>
     </w:p>
     <w:p>
       <w:pPr>
@@ -5941,6 +6800,181 @@
         </w:rPr>
         <w:lastRenderedPageBreak/>
         <w:t>СРЕДА РАЗРАБОТКИ И СИСТЕМА КОНТРОЛЯ ВЕРСИЙ</w:t>
+      </w:r>
+    </w:p>
+    <w:p>
+      <w:pPr>
+        <w:tabs>
+          <w:tab w:val="left" w:pos="851"/>
+        </w:tabs>
+        <w:spacing w:after="0" w:line="360" w:lineRule="auto"/>
+        <w:ind w:firstLine="851"/>
+        <w:jc w:val="both"/>
+        <w:rPr>
+          <w:rFonts w:ascii="Times New Roman" w:hAnsi="Times New Roman"/>
+          <w:bCs/>
+          <w:sz w:val="28"/>
+          <w:szCs w:val="28"/>
+        </w:rPr>
+      </w:pPr>
+      <w:r>
+        <w:rPr>
+          <w:rFonts w:ascii="Times New Roman" w:hAnsi="Times New Roman"/>
+          <w:bCs/>
+          <w:sz w:val="28"/>
+          <w:szCs w:val="28"/>
+        </w:rPr>
+        <w:t xml:space="preserve">В качестве среды разработки выбран Visual Studio Code, язык — Python. Редактор удобен для одного проекта с изображениями, программой и документацией; Python позволяет исследовать простые методы выделения областей и, при необходимости, модели компьютерного зрения. Для обработки изображений планируется </w:t>
+      </w:r>
+      <w:proofErr w:type="spellStart"/>
+      <w:r>
+        <w:rPr>
+          <w:rFonts w:ascii="Times New Roman" w:hAnsi="Times New Roman"/>
+          <w:bCs/>
+          <w:sz w:val="28"/>
+          <w:szCs w:val="28"/>
+        </w:rPr>
+        <w:t>OpenCV</w:t>
+      </w:r>
+      <w:proofErr w:type="spellEnd"/>
+      <w:r>
+        <w:rPr>
+          <w:rFonts w:ascii="Times New Roman" w:hAnsi="Times New Roman"/>
+          <w:bCs/>
+          <w:sz w:val="28"/>
+          <w:szCs w:val="28"/>
+        </w:rPr>
+        <w:t>.</w:t>
+      </w:r>
+    </w:p>
+    <w:p>
+      <w:pPr>
+        <w:tabs>
+          <w:tab w:val="left" w:pos="851"/>
+        </w:tabs>
+        <w:spacing w:after="0" w:line="360" w:lineRule="auto"/>
+        <w:ind w:firstLine="851"/>
+        <w:jc w:val="both"/>
+        <w:rPr>
+          <w:rFonts w:ascii="Times New Roman" w:hAnsi="Times New Roman"/>
+          <w:bCs/>
+          <w:sz w:val="28"/>
+          <w:szCs w:val="28"/>
+        </w:rPr>
+      </w:pPr>
+      <w:r>
+        <w:rPr>
+          <w:rFonts w:ascii="Times New Roman" w:hAnsi="Times New Roman"/>
+          <w:bCs/>
+          <w:sz w:val="28"/>
+          <w:szCs w:val="28"/>
+        </w:rPr>
+        <w:t xml:space="preserve">Для хранения записи о проверке выбран </w:t>
+      </w:r>
+      <w:proofErr w:type="spellStart"/>
+      <w:r>
+        <w:rPr>
+          <w:rFonts w:ascii="Times New Roman" w:hAnsi="Times New Roman"/>
+          <w:bCs/>
+          <w:sz w:val="28"/>
+          <w:szCs w:val="28"/>
+        </w:rPr>
+        <w:t>SQLite</w:t>
+      </w:r>
+      <w:proofErr w:type="spellEnd"/>
+      <w:r>
+        <w:rPr>
+          <w:rFonts w:ascii="Times New Roman" w:hAnsi="Times New Roman"/>
+          <w:bCs/>
+          <w:sz w:val="28"/>
+          <w:szCs w:val="28"/>
+        </w:rPr>
+        <w:t xml:space="preserve"> 3: локальная встраиваемая база достаточна для небольшого набора лотков, их изображений и заключений оператора. </w:t>
+      </w:r>
+    </w:p>
+    <w:p>
+      <w:pPr>
+        <w:tabs>
+          <w:tab w:val="left" w:pos="851"/>
+        </w:tabs>
+        <w:spacing w:after="0" w:line="360" w:lineRule="auto"/>
+        <w:ind w:firstLine="851"/>
+        <w:jc w:val="both"/>
+        <w:rPr>
+          <w:rFonts w:ascii="Times New Roman" w:hAnsi="Times New Roman"/>
+          <w:bCs/>
+          <w:sz w:val="28"/>
+          <w:szCs w:val="28"/>
+        </w:rPr>
+      </w:pPr>
+      <w:r>
+        <w:rPr>
+          <w:rFonts w:ascii="Times New Roman" w:hAnsi="Times New Roman"/>
+          <w:bCs/>
+          <w:sz w:val="28"/>
+          <w:szCs w:val="28"/>
+        </w:rPr>
+        <w:t xml:space="preserve">Система контроля версий </w:t>
+      </w:r>
+      <w:proofErr w:type="spellStart"/>
+      <w:r>
+        <w:rPr>
+          <w:rFonts w:ascii="Times New Roman" w:hAnsi="Times New Roman"/>
+          <w:bCs/>
+          <w:sz w:val="28"/>
+          <w:szCs w:val="28"/>
+        </w:rPr>
+        <w:t>Git</w:t>
+      </w:r>
+      <w:proofErr w:type="spellEnd"/>
+      <w:r>
+        <w:rPr>
+          <w:rFonts w:ascii="Times New Roman" w:hAnsi="Times New Roman"/>
+          <w:bCs/>
+          <w:sz w:val="28"/>
+          <w:szCs w:val="28"/>
+        </w:rPr>
+        <w:t xml:space="preserve">; адрес репозитория: https://github.com/loolize/defect-vision-quality-control.git. В README.md фиксируются тема и границы задачи, </w:t>
+      </w:r>
+      <w:proofErr w:type="gramStart"/>
+      <w:r>
+        <w:rPr>
+          <w:rFonts w:ascii="Times New Roman" w:hAnsi="Times New Roman"/>
+          <w:bCs/>
+          <w:sz w:val="28"/>
+          <w:szCs w:val="28"/>
+        </w:rPr>
+        <w:t>а .</w:t>
+      </w:r>
+      <w:proofErr w:type="spellStart"/>
+      <w:r>
+        <w:rPr>
+          <w:rFonts w:ascii="Times New Roman" w:hAnsi="Times New Roman"/>
+          <w:bCs/>
+          <w:sz w:val="28"/>
+          <w:szCs w:val="28"/>
+        </w:rPr>
+        <w:t>gitignore</w:t>
+      </w:r>
+      <w:proofErr w:type="spellEnd"/>
+      <w:proofErr w:type="gramEnd"/>
+      <w:r>
+        <w:rPr>
+          <w:rFonts w:ascii="Times New Roman" w:hAnsi="Times New Roman"/>
+          <w:bCs/>
+          <w:sz w:val="28"/>
+          <w:szCs w:val="28"/>
+        </w:rPr>
+        <w:t xml:space="preserve"> исключает временные файлы и локальные данные. </w:t>
+      </w:r>
+      <w:r>
+        <w:rPr>
+          <w:rFonts w:ascii="Times New Roman" w:hAnsi="Times New Roman"/>
+          <w:bCs/>
+          <w:sz w:val="28"/>
+          <w:szCs w:val="28"/>
+        </w:rPr>
+        <w:t xml:space="preserve"> </w:t>
       </w:r>
     </w:p>
     <w:p>
@@ -6846,7 +7880,7 @@
         <w:pStyle w:val="a3"/>
         <w:numPr>
           <w:ilvl w:val="0"/>
-          <w:numId w:val="2"/>
+          <w:numId w:val="3"/>
         </w:numPr>
         <w:spacing w:line="360" w:lineRule="auto"/>
         <w:ind w:left="0" w:firstLine="851"/>
@@ -6864,11 +7898,28 @@
           <w:bCs/>
           <w:sz w:val="28"/>
           <w:szCs w:val="28"/>
+        </w:rPr>
+        <w:t xml:space="preserve">Государственная фармакопея Российской Федерации. </w:t>
+      </w:r>
+      <w:r>
+        <w:rPr>
+          <w:rFonts w:ascii="Times New Roman" w:hAnsi="Times New Roman"/>
+          <w:bCs/>
+          <w:sz w:val="28"/>
+          <w:szCs w:val="28"/>
           <w:lang w:val="en-US"/>
         </w:rPr>
-        <w:t xml:space="preserve">Vijayakumar A., </w:t>
-      </w:r>
-      <w:proofErr w:type="spellStart"/>
+        <w:t>XV</w:t>
+      </w:r>
+      <w:r>
+        <w:rPr>
+          <w:rFonts w:ascii="Times New Roman" w:hAnsi="Times New Roman"/>
+          <w:bCs/>
+          <w:sz w:val="28"/>
+          <w:szCs w:val="28"/>
+        </w:rPr>
+        <w:t xml:space="preserve"> издание. ОФС.1.1.0035. Упаковка лекарственных средств. Утв. приказом Минздрава России от 20.07.2023 № 377. </w:t>
+      </w:r>
       <w:r>
         <w:rPr>
           <w:rFonts w:ascii="Times New Roman" w:hAnsi="Times New Roman"/>
@@ -6877,116 +7928,16 @@
           <w:szCs w:val="28"/>
           <w:lang w:val="en-US"/>
         </w:rPr>
-        <w:t>Vairavasundaram</w:t>
-      </w:r>
-      <w:proofErr w:type="spellEnd"/>
-      <w:r>
-        <w:rPr>
-          <w:rFonts w:ascii="Times New Roman" w:hAnsi="Times New Roman"/>
-          <w:bCs/>
-          <w:sz w:val="28"/>
-          <w:szCs w:val="28"/>
-          <w:lang w:val="en-US"/>
-        </w:rPr>
-        <w:t xml:space="preserve"> S., </w:t>
-      </w:r>
-      <w:proofErr w:type="spellStart"/>
-      <w:r>
-        <w:rPr>
-          <w:rFonts w:ascii="Times New Roman" w:hAnsi="Times New Roman"/>
-          <w:bCs/>
-          <w:sz w:val="28"/>
-          <w:szCs w:val="28"/>
-          <w:lang w:val="en-US"/>
-        </w:rPr>
-        <w:t>Koilraj</w:t>
-      </w:r>
-      <w:proofErr w:type="spellEnd"/>
-      <w:r>
-        <w:rPr>
-          <w:rFonts w:ascii="Times New Roman" w:hAnsi="Times New Roman"/>
-          <w:bCs/>
-          <w:sz w:val="28"/>
-          <w:szCs w:val="28"/>
-          <w:lang w:val="en-US"/>
-        </w:rPr>
-        <w:t xml:space="preserve"> J. A. S. et al. Real-time visual intelligence for defect detection in pharmaceutical packaging // Scientific Reports. </w:t>
-      </w:r>
-      <w:r>
-        <w:rPr>
-          <w:rFonts w:ascii="Times New Roman" w:hAnsi="Times New Roman"/>
-          <w:bCs/>
-          <w:sz w:val="28"/>
-          <w:szCs w:val="28"/>
-        </w:rPr>
-        <w:t xml:space="preserve">2024. </w:t>
-      </w:r>
-      <w:proofErr w:type="spellStart"/>
-      <w:r>
-        <w:rPr>
-          <w:rFonts w:ascii="Times New Roman" w:hAnsi="Times New Roman"/>
-          <w:bCs/>
-          <w:sz w:val="28"/>
-          <w:szCs w:val="28"/>
-        </w:rPr>
-        <w:t>Vol</w:t>
-      </w:r>
-      <w:proofErr w:type="spellEnd"/>
-      <w:r>
-        <w:rPr>
-          <w:rFonts w:ascii="Times New Roman" w:hAnsi="Times New Roman"/>
-          <w:bCs/>
-          <w:sz w:val="28"/>
-          <w:szCs w:val="28"/>
-        </w:rPr>
-        <w:t xml:space="preserve">. 14. </w:t>
-      </w:r>
-      <w:proofErr w:type="spellStart"/>
-      <w:r>
-        <w:rPr>
-          <w:rFonts w:ascii="Times New Roman" w:hAnsi="Times New Roman"/>
-          <w:bCs/>
-          <w:sz w:val="28"/>
-          <w:szCs w:val="28"/>
-        </w:rPr>
-        <w:t>Article</w:t>
-      </w:r>
-      <w:proofErr w:type="spellEnd"/>
-      <w:r>
-        <w:rPr>
-          <w:rFonts w:ascii="Times New Roman" w:hAnsi="Times New Roman"/>
-          <w:bCs/>
-          <w:sz w:val="28"/>
-          <w:szCs w:val="28"/>
-        </w:rPr>
-        <w:t xml:space="preserve"> 18811. DOI: 10.1038/s41598-024-69701-z</w:t>
-      </w:r>
-    </w:p>
-    <w:p>
-      <w:pPr>
-        <w:pStyle w:val="a3"/>
-        <w:numPr>
-          <w:ilvl w:val="0"/>
-          <w:numId w:val="2"/>
-        </w:numPr>
-        <w:spacing w:line="360" w:lineRule="auto"/>
-        <w:ind w:left="0" w:firstLine="851"/>
-        <w:jc w:val="both"/>
-        <w:rPr>
-          <w:rFonts w:ascii="Times New Roman" w:hAnsi="Times New Roman"/>
-          <w:bCs/>
-          <w:sz w:val="28"/>
-          <w:szCs w:val="28"/>
-        </w:rPr>
-      </w:pPr>
-      <w:r>
-        <w:rPr>
-          <w:rFonts w:ascii="Times New Roman" w:hAnsi="Times New Roman"/>
-          <w:bCs/>
-          <w:sz w:val="28"/>
-          <w:szCs w:val="28"/>
-        </w:rPr>
-        <w:t xml:space="preserve">Государственная фармакопея Российской Федерации. XV издание. ОФС.1.1.0035. Упаковка лекарственных средств. Утв. приказом Минздрава России от 20.07.2023 № 377. URL: </w:t>
+        <w:t>URL</w:t>
+      </w:r>
+      <w:r>
+        <w:rPr>
+          <w:rFonts w:ascii="Times New Roman" w:hAnsi="Times New Roman"/>
+          <w:bCs/>
+          <w:sz w:val="28"/>
+          <w:szCs w:val="28"/>
+        </w:rPr>
+        <w:t xml:space="preserve">: </w:t>
       </w:r>
       <w:hyperlink r:id="rId14" w:history="1">
         <w:r>
@@ -6996,8 +7947,221 @@
             <w:bCs/>
             <w:sz w:val="28"/>
             <w:szCs w:val="28"/>
+            <w:lang w:val="en-US"/>
           </w:rPr>
-          <w:t>https://pharmacopoeia.regmed.ru/pharmacopoeia/izdanie-15/1/1-1/upakovka-lekarstvennykh-sredstv/</w:t>
+          <w:t>https</w:t>
+        </w:r>
+        <w:r>
+          <w:rPr>
+            <w:rStyle w:val="af0"/>
+            <w:rFonts w:ascii="Times New Roman" w:hAnsi="Times New Roman"/>
+            <w:bCs/>
+            <w:sz w:val="28"/>
+            <w:szCs w:val="28"/>
+          </w:rPr>
+          <w:t>://</w:t>
+        </w:r>
+        <w:r>
+          <w:rPr>
+            <w:rStyle w:val="af0"/>
+            <w:rFonts w:ascii="Times New Roman" w:hAnsi="Times New Roman"/>
+            <w:bCs/>
+            <w:sz w:val="28"/>
+            <w:szCs w:val="28"/>
+            <w:lang w:val="en-US"/>
+          </w:rPr>
+          <w:t>pharmacopoeia</w:t>
+        </w:r>
+        <w:r>
+          <w:rPr>
+            <w:rStyle w:val="af0"/>
+            <w:rFonts w:ascii="Times New Roman" w:hAnsi="Times New Roman"/>
+            <w:bCs/>
+            <w:sz w:val="28"/>
+            <w:szCs w:val="28"/>
+          </w:rPr>
+          <w:t>.</w:t>
+        </w:r>
+        <w:proofErr w:type="spellStart"/>
+        <w:r>
+          <w:rPr>
+            <w:rStyle w:val="af0"/>
+            <w:rFonts w:ascii="Times New Roman" w:hAnsi="Times New Roman"/>
+            <w:bCs/>
+            <w:sz w:val="28"/>
+            <w:szCs w:val="28"/>
+            <w:lang w:val="en-US"/>
+          </w:rPr>
+          <w:t>regmed</w:t>
+        </w:r>
+        <w:proofErr w:type="spellEnd"/>
+        <w:r>
+          <w:rPr>
+            <w:rStyle w:val="af0"/>
+            <w:rFonts w:ascii="Times New Roman" w:hAnsi="Times New Roman"/>
+            <w:bCs/>
+            <w:sz w:val="28"/>
+            <w:szCs w:val="28"/>
+          </w:rPr>
+          <w:t>.</w:t>
+        </w:r>
+        <w:proofErr w:type="spellStart"/>
+        <w:r>
+          <w:rPr>
+            <w:rStyle w:val="af0"/>
+            <w:rFonts w:ascii="Times New Roman" w:hAnsi="Times New Roman"/>
+            <w:bCs/>
+            <w:sz w:val="28"/>
+            <w:szCs w:val="28"/>
+            <w:lang w:val="en-US"/>
+          </w:rPr>
+          <w:t>ru</w:t>
+        </w:r>
+        <w:proofErr w:type="spellEnd"/>
+        <w:r>
+          <w:rPr>
+            <w:rStyle w:val="af0"/>
+            <w:rFonts w:ascii="Times New Roman" w:hAnsi="Times New Roman"/>
+            <w:bCs/>
+            <w:sz w:val="28"/>
+            <w:szCs w:val="28"/>
+          </w:rPr>
+          <w:t>/</w:t>
+        </w:r>
+        <w:r>
+          <w:rPr>
+            <w:rStyle w:val="af0"/>
+            <w:rFonts w:ascii="Times New Roman" w:hAnsi="Times New Roman"/>
+            <w:bCs/>
+            <w:sz w:val="28"/>
+            <w:szCs w:val="28"/>
+            <w:lang w:val="en-US"/>
+          </w:rPr>
+          <w:t>pharmacopoeia</w:t>
+        </w:r>
+        <w:r>
+          <w:rPr>
+            <w:rStyle w:val="af0"/>
+            <w:rFonts w:ascii="Times New Roman" w:hAnsi="Times New Roman"/>
+            <w:bCs/>
+            <w:sz w:val="28"/>
+            <w:szCs w:val="28"/>
+          </w:rPr>
+          <w:t>/</w:t>
+        </w:r>
+        <w:proofErr w:type="spellStart"/>
+        <w:r>
+          <w:rPr>
+            <w:rStyle w:val="af0"/>
+            <w:rFonts w:ascii="Times New Roman" w:hAnsi="Times New Roman"/>
+            <w:bCs/>
+            <w:sz w:val="28"/>
+            <w:szCs w:val="28"/>
+            <w:lang w:val="en-US"/>
+          </w:rPr>
+          <w:t>izdanie</w:t>
+        </w:r>
+        <w:proofErr w:type="spellEnd"/>
+        <w:r>
+          <w:rPr>
+            <w:rStyle w:val="af0"/>
+            <w:rFonts w:ascii="Times New Roman" w:hAnsi="Times New Roman"/>
+            <w:bCs/>
+            <w:sz w:val="28"/>
+            <w:szCs w:val="28"/>
+          </w:rPr>
+          <w:t>-15/1/1-1/</w:t>
+        </w:r>
+        <w:proofErr w:type="spellStart"/>
+        <w:r>
+          <w:rPr>
+            <w:rStyle w:val="af0"/>
+            <w:rFonts w:ascii="Times New Roman" w:hAnsi="Times New Roman"/>
+            <w:bCs/>
+            <w:sz w:val="28"/>
+            <w:szCs w:val="28"/>
+            <w:lang w:val="en-US"/>
+          </w:rPr>
+          <w:t>upakovka</w:t>
+        </w:r>
+        <w:proofErr w:type="spellEnd"/>
+        <w:r>
+          <w:rPr>
+            <w:rStyle w:val="af0"/>
+            <w:rFonts w:ascii="Times New Roman" w:hAnsi="Times New Roman"/>
+            <w:bCs/>
+            <w:sz w:val="28"/>
+            <w:szCs w:val="28"/>
+          </w:rPr>
+          <w:t>-</w:t>
+        </w:r>
+        <w:proofErr w:type="spellStart"/>
+        <w:r>
+          <w:rPr>
+            <w:rStyle w:val="af0"/>
+            <w:rFonts w:ascii="Times New Roman" w:hAnsi="Times New Roman"/>
+            <w:bCs/>
+            <w:sz w:val="28"/>
+            <w:szCs w:val="28"/>
+            <w:lang w:val="en-US"/>
+          </w:rPr>
+          <w:t>l</w:t>
+        </w:r>
+        <w:r>
+          <w:rPr>
+            <w:rStyle w:val="af0"/>
+            <w:rFonts w:ascii="Times New Roman" w:hAnsi="Times New Roman"/>
+            <w:bCs/>
+            <w:sz w:val="28"/>
+            <w:szCs w:val="28"/>
+            <w:lang w:val="en-US"/>
+          </w:rPr>
+          <w:t>e</w:t>
+        </w:r>
+        <w:r>
+          <w:rPr>
+            <w:rStyle w:val="af0"/>
+            <w:rFonts w:ascii="Times New Roman" w:hAnsi="Times New Roman"/>
+            <w:bCs/>
+            <w:sz w:val="28"/>
+            <w:szCs w:val="28"/>
+            <w:lang w:val="en-US"/>
+          </w:rPr>
+          <w:t>karstvennykh</w:t>
+        </w:r>
+        <w:proofErr w:type="spellEnd"/>
+        <w:r>
+          <w:rPr>
+            <w:rStyle w:val="af0"/>
+            <w:rFonts w:ascii="Times New Roman" w:hAnsi="Times New Roman"/>
+            <w:bCs/>
+            <w:sz w:val="28"/>
+            <w:szCs w:val="28"/>
+          </w:rPr>
+          <w:t>-</w:t>
+        </w:r>
+        <w:proofErr w:type="spellStart"/>
+        <w:r>
+          <w:rPr>
+            <w:rStyle w:val="af0"/>
+            <w:rFonts w:ascii="Times New Roman" w:hAnsi="Times New Roman"/>
+            <w:bCs/>
+            <w:sz w:val="28"/>
+            <w:szCs w:val="28"/>
+            <w:lang w:val="en-US"/>
+          </w:rPr>
+          <w:t>sredstv</w:t>
+        </w:r>
+        <w:proofErr w:type="spellEnd"/>
+        <w:r>
+          <w:rPr>
+            <w:rStyle w:val="af0"/>
+            <w:rFonts w:ascii="Times New Roman" w:hAnsi="Times New Roman"/>
+            <w:bCs/>
+            <w:sz w:val="28"/>
+            <w:szCs w:val="28"/>
+          </w:rPr>
+          <w:t>/</w:t>
         </w:r>
       </w:hyperlink>
       <w:r>
@@ -7033,7 +8197,7 @@
         <w:pStyle w:val="a3"/>
         <w:numPr>
           <w:ilvl w:val="0"/>
-          <w:numId w:val="2"/>
+          <w:numId w:val="3"/>
         </w:numPr>
         <w:spacing w:line="360" w:lineRule="auto"/>
         <w:ind w:left="0" w:firstLine="851"/>
@@ -7052,27 +8216,304 @@
           <w:sz w:val="28"/>
           <w:szCs w:val="28"/>
         </w:rPr>
-        <w:t xml:space="preserve">Андриянов Н. А., Дементьев В. Е., Ташлинский А. Г. Обнаружение объектов на изображении: от критериев Байеса и Неймана–Пирсона к детекторам на базе нейронных сетей </w:t>
-      </w:r>
-      <w:proofErr w:type="spellStart"/>
-      <w:r>
-        <w:rPr>
-          <w:rFonts w:ascii="Times New Roman" w:hAnsi="Times New Roman"/>
-          <w:bCs/>
-          <w:sz w:val="28"/>
-          <w:szCs w:val="28"/>
-        </w:rPr>
-        <w:t>EfficientDet</w:t>
-      </w:r>
-      <w:proofErr w:type="spellEnd"/>
-      <w:r>
-        <w:rPr>
-          <w:rFonts w:ascii="Times New Roman" w:hAnsi="Times New Roman"/>
-          <w:bCs/>
-          <w:sz w:val="28"/>
-          <w:szCs w:val="28"/>
-        </w:rPr>
-        <w:t xml:space="preserve"> // Компьютерная оптика. 2022. Т. 46, № 1. С. 139–159. DOI: 10.18287/2412-6179-CO-922</w:t>
+        <w:t xml:space="preserve">Государственная фармакопея Российской Федерации. </w:t>
+      </w:r>
+      <w:r>
+        <w:rPr>
+          <w:rFonts w:ascii="Times New Roman" w:hAnsi="Times New Roman"/>
+          <w:bCs/>
+          <w:sz w:val="28"/>
+          <w:szCs w:val="28"/>
+          <w:lang w:val="en-US"/>
+        </w:rPr>
+        <w:t>XV</w:t>
+      </w:r>
+      <w:r>
+        <w:rPr>
+          <w:rFonts w:ascii="Times New Roman" w:hAnsi="Times New Roman"/>
+          <w:bCs/>
+          <w:sz w:val="28"/>
+          <w:szCs w:val="28"/>
+        </w:rPr>
+        <w:t xml:space="preserve"> издание. ОФС.1.4.1.0015. Таблетки. Утв. приказом Минздрава России от 20.07.2023 № 377. </w:t>
+      </w:r>
+      <w:r>
+        <w:rPr>
+          <w:rFonts w:ascii="Times New Roman" w:hAnsi="Times New Roman"/>
+          <w:bCs/>
+          <w:sz w:val="28"/>
+          <w:szCs w:val="28"/>
+          <w:lang w:val="en-US"/>
+        </w:rPr>
+        <w:t>URL</w:t>
+      </w:r>
+      <w:r>
+        <w:rPr>
+          <w:rFonts w:ascii="Times New Roman" w:hAnsi="Times New Roman"/>
+          <w:bCs/>
+          <w:sz w:val="28"/>
+          <w:szCs w:val="28"/>
+        </w:rPr>
+        <w:t xml:space="preserve">: </w:t>
+      </w:r>
+      <w:hyperlink r:id="rId15" w:history="1">
+        <w:r>
+          <w:rPr>
+            <w:rStyle w:val="af0"/>
+            <w:rFonts w:ascii="Times New Roman" w:hAnsi="Times New Roman"/>
+            <w:bCs/>
+            <w:sz w:val="28"/>
+            <w:szCs w:val="28"/>
+            <w:lang w:val="en-US"/>
+          </w:rPr>
+          <w:t>http</w:t>
+        </w:r>
+        <w:r>
+          <w:rPr>
+            <w:rStyle w:val="af0"/>
+            <w:rFonts w:ascii="Times New Roman" w:hAnsi="Times New Roman"/>
+            <w:bCs/>
+            <w:sz w:val="28"/>
+            <w:szCs w:val="28"/>
+            <w:lang w:val="en-US"/>
+          </w:rPr>
+          <w:t>s</w:t>
+        </w:r>
+        <w:r>
+          <w:rPr>
+            <w:rStyle w:val="af0"/>
+            <w:rFonts w:ascii="Times New Roman" w:hAnsi="Times New Roman"/>
+            <w:bCs/>
+            <w:sz w:val="28"/>
+            <w:szCs w:val="28"/>
+          </w:rPr>
+          <w:t>://</w:t>
+        </w:r>
+        <w:r>
+          <w:rPr>
+            <w:rStyle w:val="af0"/>
+            <w:rFonts w:ascii="Times New Roman" w:hAnsi="Times New Roman"/>
+            <w:bCs/>
+            <w:sz w:val="28"/>
+            <w:szCs w:val="28"/>
+            <w:lang w:val="en-US"/>
+          </w:rPr>
+          <w:t>pharmacopoeia</w:t>
+        </w:r>
+        <w:r>
+          <w:rPr>
+            <w:rStyle w:val="af0"/>
+            <w:rFonts w:ascii="Times New Roman" w:hAnsi="Times New Roman"/>
+            <w:bCs/>
+            <w:sz w:val="28"/>
+            <w:szCs w:val="28"/>
+          </w:rPr>
+          <w:t>.</w:t>
+        </w:r>
+        <w:proofErr w:type="spellStart"/>
+        <w:r>
+          <w:rPr>
+            <w:rStyle w:val="af0"/>
+            <w:rFonts w:ascii="Times New Roman" w:hAnsi="Times New Roman"/>
+            <w:bCs/>
+            <w:sz w:val="28"/>
+            <w:szCs w:val="28"/>
+            <w:lang w:val="en-US"/>
+          </w:rPr>
+          <w:t>regmed</w:t>
+        </w:r>
+        <w:proofErr w:type="spellEnd"/>
+        <w:r>
+          <w:rPr>
+            <w:rStyle w:val="af0"/>
+            <w:rFonts w:ascii="Times New Roman" w:hAnsi="Times New Roman"/>
+            <w:bCs/>
+            <w:sz w:val="28"/>
+            <w:szCs w:val="28"/>
+          </w:rPr>
+          <w:t>.</w:t>
+        </w:r>
+        <w:proofErr w:type="spellStart"/>
+        <w:r>
+          <w:rPr>
+            <w:rStyle w:val="af0"/>
+            <w:rFonts w:ascii="Times New Roman" w:hAnsi="Times New Roman"/>
+            <w:bCs/>
+            <w:sz w:val="28"/>
+            <w:szCs w:val="28"/>
+            <w:lang w:val="en-US"/>
+          </w:rPr>
+          <w:t>ru</w:t>
+        </w:r>
+        <w:proofErr w:type="spellEnd"/>
+        <w:r>
+          <w:rPr>
+            <w:rStyle w:val="af0"/>
+            <w:rFonts w:ascii="Times New Roman" w:hAnsi="Times New Roman"/>
+            <w:bCs/>
+            <w:sz w:val="28"/>
+            <w:szCs w:val="28"/>
+          </w:rPr>
+          <w:t>/</w:t>
+        </w:r>
+        <w:r>
+          <w:rPr>
+            <w:rStyle w:val="af0"/>
+            <w:rFonts w:ascii="Times New Roman" w:hAnsi="Times New Roman"/>
+            <w:bCs/>
+            <w:sz w:val="28"/>
+            <w:szCs w:val="28"/>
+            <w:lang w:val="en-US"/>
+          </w:rPr>
+          <w:t>pharmacopoeia</w:t>
+        </w:r>
+        <w:r>
+          <w:rPr>
+            <w:rStyle w:val="af0"/>
+            <w:rFonts w:ascii="Times New Roman" w:hAnsi="Times New Roman"/>
+            <w:bCs/>
+            <w:sz w:val="28"/>
+            <w:szCs w:val="28"/>
+          </w:rPr>
+          <w:t>/</w:t>
+        </w:r>
+        <w:proofErr w:type="spellStart"/>
+        <w:r>
+          <w:rPr>
+            <w:rStyle w:val="af0"/>
+            <w:rFonts w:ascii="Times New Roman" w:hAnsi="Times New Roman"/>
+            <w:bCs/>
+            <w:sz w:val="28"/>
+            <w:szCs w:val="28"/>
+            <w:lang w:val="en-US"/>
+          </w:rPr>
+          <w:t>izdanie</w:t>
+        </w:r>
+        <w:proofErr w:type="spellEnd"/>
+        <w:r>
+          <w:rPr>
+            <w:rStyle w:val="af0"/>
+            <w:rFonts w:ascii="Times New Roman" w:hAnsi="Times New Roman"/>
+            <w:bCs/>
+            <w:sz w:val="28"/>
+            <w:szCs w:val="28"/>
+          </w:rPr>
+          <w:t>-15/1/1-4/1-4-1-</w:t>
+        </w:r>
+        <w:proofErr w:type="spellStart"/>
+        <w:r>
+          <w:rPr>
+            <w:rStyle w:val="af0"/>
+            <w:rFonts w:ascii="Times New Roman" w:hAnsi="Times New Roman"/>
+            <w:bCs/>
+            <w:sz w:val="28"/>
+            <w:szCs w:val="28"/>
+            <w:lang w:val="en-US"/>
+          </w:rPr>
+          <w:t>lekarstvennye</w:t>
+        </w:r>
+        <w:proofErr w:type="spellEnd"/>
+        <w:r>
+          <w:rPr>
+            <w:rStyle w:val="af0"/>
+            <w:rFonts w:ascii="Times New Roman" w:hAnsi="Times New Roman"/>
+            <w:bCs/>
+            <w:sz w:val="28"/>
+            <w:szCs w:val="28"/>
+          </w:rPr>
+          <w:t>-</w:t>
+        </w:r>
+        <w:proofErr w:type="spellStart"/>
+        <w:r>
+          <w:rPr>
+            <w:rStyle w:val="af0"/>
+            <w:rFonts w:ascii="Times New Roman" w:hAnsi="Times New Roman"/>
+            <w:bCs/>
+            <w:sz w:val="28"/>
+            <w:szCs w:val="28"/>
+            <w:lang w:val="en-US"/>
+          </w:rPr>
+          <w:t>formy</w:t>
+        </w:r>
+        <w:proofErr w:type="spellEnd"/>
+        <w:r>
+          <w:rPr>
+            <w:rStyle w:val="af0"/>
+            <w:rFonts w:ascii="Times New Roman" w:hAnsi="Times New Roman"/>
+            <w:bCs/>
+            <w:sz w:val="28"/>
+            <w:szCs w:val="28"/>
+          </w:rPr>
+          <w:t>/</w:t>
+        </w:r>
+        <w:proofErr w:type="spellStart"/>
+        <w:r>
+          <w:rPr>
+            <w:rStyle w:val="af0"/>
+            <w:rFonts w:ascii="Times New Roman" w:hAnsi="Times New Roman"/>
+            <w:bCs/>
+            <w:sz w:val="28"/>
+            <w:szCs w:val="28"/>
+            <w:lang w:val="en-US"/>
+          </w:rPr>
+          <w:t>tabletki</w:t>
+        </w:r>
+        <w:proofErr w:type="spellEnd"/>
+        <w:r>
+          <w:rPr>
+            <w:rStyle w:val="af0"/>
+            <w:rFonts w:ascii="Times New Roman" w:hAnsi="Times New Roman"/>
+            <w:bCs/>
+            <w:sz w:val="28"/>
+            <w:szCs w:val="28"/>
+          </w:rPr>
+          <w:t>-/</w:t>
+        </w:r>
+      </w:hyperlink>
+      <w:r>
+        <w:rPr>
+          <w:rFonts w:ascii="Times New Roman" w:hAnsi="Times New Roman"/>
+          <w:bCs/>
+          <w:sz w:val="28"/>
+          <w:szCs w:val="28"/>
+        </w:rPr>
+        <w:t xml:space="preserve"> (дата обращения: </w:t>
+      </w:r>
+      <w:r>
+        <w:rPr>
+          <w:rFonts w:ascii="Times New Roman" w:hAnsi="Times New Roman"/>
+          <w:bCs/>
+          <w:sz w:val="28"/>
+          <w:szCs w:val="28"/>
+        </w:rPr>
+        <w:t>1</w:t>
+      </w:r>
+      <w:r>
+        <w:rPr>
+          <w:rFonts w:ascii="Times New Roman" w:hAnsi="Times New Roman"/>
+          <w:bCs/>
+          <w:sz w:val="28"/>
+          <w:szCs w:val="28"/>
+        </w:rPr>
+        <w:t>.</w:t>
+      </w:r>
+      <w:r>
+        <w:rPr>
+          <w:rFonts w:ascii="Times New Roman" w:hAnsi="Times New Roman"/>
+          <w:bCs/>
+          <w:sz w:val="28"/>
+          <w:szCs w:val="28"/>
+        </w:rPr>
+        <w:t>1</w:t>
+      </w:r>
+      <w:r>
+        <w:rPr>
+          <w:rFonts w:ascii="Times New Roman" w:hAnsi="Times New Roman"/>
+          <w:bCs/>
+          <w:sz w:val="28"/>
+          <w:szCs w:val="28"/>
+        </w:rPr>
+        <w:t>0.2026).</w:t>
       </w:r>
     </w:p>
     <w:p>
@@ -7080,7 +8521,7 @@
         <w:pStyle w:val="a3"/>
         <w:numPr>
           <w:ilvl w:val="0"/>
-          <w:numId w:val="2"/>
+          <w:numId w:val="3"/>
         </w:numPr>
         <w:spacing w:line="360" w:lineRule="auto"/>
         <w:ind w:left="0" w:firstLine="851"/>
@@ -7099,7 +8540,427 @@
           <w:sz w:val="28"/>
           <w:szCs w:val="28"/>
         </w:rPr>
-        <w:t>Мищенко И. И., Мисник А. Е., Александров А. В. Применение технологий компьютерного зрения и предварительной обработки изображений в системах поддержки принятия решений // Вестник Самарского государственного технического университета. Серия «Технические науки». 2024. Т. 32, № 4. DOI: 10.14498/tech.2024.4.1</w:t>
+        <w:t xml:space="preserve">Серов А. Е. Разработка рекомендаций по внедрению цифровых технологий в упаковочные процессы предприятия // Научный аспект. 2023. № 12. </w:t>
+      </w:r>
+      <w:r>
+        <w:rPr>
+          <w:rFonts w:ascii="Times New Roman" w:hAnsi="Times New Roman"/>
+          <w:bCs/>
+          <w:sz w:val="28"/>
+          <w:szCs w:val="28"/>
+          <w:lang w:val="en-US"/>
+        </w:rPr>
+        <w:t>URL</w:t>
+      </w:r>
+      <w:r>
+        <w:rPr>
+          <w:rFonts w:ascii="Times New Roman" w:hAnsi="Times New Roman"/>
+          <w:bCs/>
+          <w:sz w:val="28"/>
+          <w:szCs w:val="28"/>
+        </w:rPr>
+        <w:t xml:space="preserve">: </w:t>
+      </w:r>
+      <w:hyperlink r:id="rId16" w:history="1">
+        <w:r>
+          <w:rPr>
+            <w:rStyle w:val="af0"/>
+            <w:rFonts w:ascii="Times New Roman" w:hAnsi="Times New Roman"/>
+            <w:bCs/>
+            <w:sz w:val="28"/>
+            <w:szCs w:val="28"/>
+            <w:lang w:val="en-US"/>
+          </w:rPr>
+          <w:t>https</w:t>
+        </w:r>
+        <w:r>
+          <w:rPr>
+            <w:rStyle w:val="af0"/>
+            <w:rFonts w:ascii="Times New Roman" w:hAnsi="Times New Roman"/>
+            <w:bCs/>
+            <w:sz w:val="28"/>
+            <w:szCs w:val="28"/>
+          </w:rPr>
+          <w:t>://</w:t>
+        </w:r>
+        <w:proofErr w:type="spellStart"/>
+        <w:r>
+          <w:rPr>
+            <w:rStyle w:val="af0"/>
+            <w:rFonts w:ascii="Times New Roman" w:hAnsi="Times New Roman"/>
+            <w:bCs/>
+            <w:sz w:val="28"/>
+            <w:szCs w:val="28"/>
+            <w:lang w:val="en-US"/>
+          </w:rPr>
+          <w:t>na</w:t>
+        </w:r>
+        <w:proofErr w:type="spellEnd"/>
+        <w:r>
+          <w:rPr>
+            <w:rStyle w:val="af0"/>
+            <w:rFonts w:ascii="Times New Roman" w:hAnsi="Times New Roman"/>
+            <w:bCs/>
+            <w:sz w:val="28"/>
+            <w:szCs w:val="28"/>
+          </w:rPr>
+          <w:t>-</w:t>
+        </w:r>
+        <w:r>
+          <w:rPr>
+            <w:rStyle w:val="af0"/>
+            <w:rFonts w:ascii="Times New Roman" w:hAnsi="Times New Roman"/>
+            <w:bCs/>
+            <w:sz w:val="28"/>
+            <w:szCs w:val="28"/>
+            <w:lang w:val="en-US"/>
+          </w:rPr>
+          <w:t>journal</w:t>
+        </w:r>
+        <w:r>
+          <w:rPr>
+            <w:rStyle w:val="af0"/>
+            <w:rFonts w:ascii="Times New Roman" w:hAnsi="Times New Roman"/>
+            <w:bCs/>
+            <w:sz w:val="28"/>
+            <w:szCs w:val="28"/>
+          </w:rPr>
+          <w:t>.</w:t>
+        </w:r>
+        <w:proofErr w:type="spellStart"/>
+        <w:r>
+          <w:rPr>
+            <w:rStyle w:val="af0"/>
+            <w:rFonts w:ascii="Times New Roman" w:hAnsi="Times New Roman"/>
+            <w:bCs/>
+            <w:sz w:val="28"/>
+            <w:szCs w:val="28"/>
+            <w:lang w:val="en-US"/>
+          </w:rPr>
+          <w:t>ru</w:t>
+        </w:r>
+        <w:proofErr w:type="spellEnd"/>
+        <w:r>
+          <w:rPr>
+            <w:rStyle w:val="af0"/>
+            <w:rFonts w:ascii="Times New Roman" w:hAnsi="Times New Roman"/>
+            <w:bCs/>
+            <w:sz w:val="28"/>
+            <w:szCs w:val="28"/>
+          </w:rPr>
+          <w:t>/12-2023-</w:t>
+        </w:r>
+        <w:proofErr w:type="spellStart"/>
+        <w:r>
+          <w:rPr>
+            <w:rStyle w:val="af0"/>
+            <w:rFonts w:ascii="Times New Roman" w:hAnsi="Times New Roman"/>
+            <w:bCs/>
+            <w:sz w:val="28"/>
+            <w:szCs w:val="28"/>
+            <w:lang w:val="en-US"/>
+          </w:rPr>
+          <w:t>in</w:t>
+        </w:r>
+        <w:r>
+          <w:rPr>
+            <w:rStyle w:val="af0"/>
+            <w:rFonts w:ascii="Times New Roman" w:hAnsi="Times New Roman"/>
+            <w:bCs/>
+            <w:sz w:val="28"/>
+            <w:szCs w:val="28"/>
+            <w:lang w:val="en-US"/>
+          </w:rPr>
+          <w:t>f</w:t>
+        </w:r>
+        <w:r>
+          <w:rPr>
+            <w:rStyle w:val="af0"/>
+            <w:rFonts w:ascii="Times New Roman" w:hAnsi="Times New Roman"/>
+            <w:bCs/>
+            <w:sz w:val="28"/>
+            <w:szCs w:val="28"/>
+            <w:lang w:val="en-US"/>
+          </w:rPr>
+          <w:t>ormacionnye</w:t>
+        </w:r>
+        <w:proofErr w:type="spellEnd"/>
+        <w:r>
+          <w:rPr>
+            <w:rStyle w:val="af0"/>
+            <w:rFonts w:ascii="Times New Roman" w:hAnsi="Times New Roman"/>
+            <w:bCs/>
+            <w:sz w:val="28"/>
+            <w:szCs w:val="28"/>
+          </w:rPr>
+          <w:t>-</w:t>
+        </w:r>
+        <w:proofErr w:type="spellStart"/>
+        <w:r>
+          <w:rPr>
+            <w:rStyle w:val="af0"/>
+            <w:rFonts w:ascii="Times New Roman" w:hAnsi="Times New Roman"/>
+            <w:bCs/>
+            <w:sz w:val="28"/>
+            <w:szCs w:val="28"/>
+            <w:lang w:val="en-US"/>
+          </w:rPr>
+          <w:t>tekhnologii</w:t>
+        </w:r>
+        <w:proofErr w:type="spellEnd"/>
+        <w:r>
+          <w:rPr>
+            <w:rStyle w:val="af0"/>
+            <w:rFonts w:ascii="Times New Roman" w:hAnsi="Times New Roman"/>
+            <w:bCs/>
+            <w:sz w:val="28"/>
+            <w:szCs w:val="28"/>
+          </w:rPr>
+          <w:t>/8850-</w:t>
+        </w:r>
+        <w:proofErr w:type="spellStart"/>
+        <w:r>
+          <w:rPr>
+            <w:rStyle w:val="af0"/>
+            <w:rFonts w:ascii="Times New Roman" w:hAnsi="Times New Roman"/>
+            <w:bCs/>
+            <w:sz w:val="28"/>
+            <w:szCs w:val="28"/>
+            <w:lang w:val="en-US"/>
+          </w:rPr>
+          <w:t>razrabotka</w:t>
+        </w:r>
+        <w:proofErr w:type="spellEnd"/>
+        <w:r>
+          <w:rPr>
+            <w:rStyle w:val="af0"/>
+            <w:rFonts w:ascii="Times New Roman" w:hAnsi="Times New Roman"/>
+            <w:bCs/>
+            <w:sz w:val="28"/>
+            <w:szCs w:val="28"/>
+          </w:rPr>
+          <w:t>-</w:t>
+        </w:r>
+        <w:proofErr w:type="spellStart"/>
+        <w:r>
+          <w:rPr>
+            <w:rStyle w:val="af0"/>
+            <w:rFonts w:ascii="Times New Roman" w:hAnsi="Times New Roman"/>
+            <w:bCs/>
+            <w:sz w:val="28"/>
+            <w:szCs w:val="28"/>
+            <w:lang w:val="en-US"/>
+          </w:rPr>
+          <w:t>rekomendacii</w:t>
+        </w:r>
+        <w:proofErr w:type="spellEnd"/>
+        <w:r>
+          <w:rPr>
+            <w:rStyle w:val="af0"/>
+            <w:rFonts w:ascii="Times New Roman" w:hAnsi="Times New Roman"/>
+            <w:bCs/>
+            <w:sz w:val="28"/>
+            <w:szCs w:val="28"/>
+          </w:rPr>
+          <w:t>-</w:t>
+        </w:r>
+        <w:r>
+          <w:rPr>
+            <w:rStyle w:val="af0"/>
+            <w:rFonts w:ascii="Times New Roman" w:hAnsi="Times New Roman"/>
+            <w:bCs/>
+            <w:sz w:val="28"/>
+            <w:szCs w:val="28"/>
+            <w:lang w:val="en-US"/>
+          </w:rPr>
+          <w:t>po</w:t>
+        </w:r>
+        <w:r>
+          <w:rPr>
+            <w:rStyle w:val="af0"/>
+            <w:rFonts w:ascii="Times New Roman" w:hAnsi="Times New Roman"/>
+            <w:bCs/>
+            <w:sz w:val="28"/>
+            <w:szCs w:val="28"/>
+          </w:rPr>
+          <w:t>-</w:t>
+        </w:r>
+        <w:proofErr w:type="spellStart"/>
+        <w:r>
+          <w:rPr>
+            <w:rStyle w:val="af0"/>
+            <w:rFonts w:ascii="Times New Roman" w:hAnsi="Times New Roman"/>
+            <w:bCs/>
+            <w:sz w:val="28"/>
+            <w:szCs w:val="28"/>
+            <w:lang w:val="en-US"/>
+          </w:rPr>
+          <w:t>vnedreniyu</w:t>
+        </w:r>
+        <w:proofErr w:type="spellEnd"/>
+        <w:r>
+          <w:rPr>
+            <w:rStyle w:val="af0"/>
+            <w:rFonts w:ascii="Times New Roman" w:hAnsi="Times New Roman"/>
+            <w:bCs/>
+            <w:sz w:val="28"/>
+            <w:szCs w:val="28"/>
+          </w:rPr>
+          <w:t>-</w:t>
+        </w:r>
+        <w:proofErr w:type="spellStart"/>
+        <w:r>
+          <w:rPr>
+            <w:rStyle w:val="af0"/>
+            <w:rFonts w:ascii="Times New Roman" w:hAnsi="Times New Roman"/>
+            <w:bCs/>
+            <w:sz w:val="28"/>
+            <w:szCs w:val="28"/>
+            <w:lang w:val="en-US"/>
+          </w:rPr>
+          <w:t>cifrovyh</w:t>
+        </w:r>
+        <w:proofErr w:type="spellEnd"/>
+        <w:r>
+          <w:rPr>
+            <w:rStyle w:val="af0"/>
+            <w:rFonts w:ascii="Times New Roman" w:hAnsi="Times New Roman"/>
+            <w:bCs/>
+            <w:sz w:val="28"/>
+            <w:szCs w:val="28"/>
+          </w:rPr>
+          <w:t>-</w:t>
+        </w:r>
+        <w:proofErr w:type="spellStart"/>
+        <w:r>
+          <w:rPr>
+            <w:rStyle w:val="af0"/>
+            <w:rFonts w:ascii="Times New Roman" w:hAnsi="Times New Roman"/>
+            <w:bCs/>
+            <w:sz w:val="28"/>
+            <w:szCs w:val="28"/>
+            <w:lang w:val="en-US"/>
+          </w:rPr>
+          <w:t>tekhnologii</w:t>
+        </w:r>
+        <w:proofErr w:type="spellEnd"/>
+        <w:r>
+          <w:rPr>
+            <w:rStyle w:val="af0"/>
+            <w:rFonts w:ascii="Times New Roman" w:hAnsi="Times New Roman"/>
+            <w:bCs/>
+            <w:sz w:val="28"/>
+            <w:szCs w:val="28"/>
+          </w:rPr>
+          <w:t>-</w:t>
+        </w:r>
+        <w:r>
+          <w:rPr>
+            <w:rStyle w:val="af0"/>
+            <w:rFonts w:ascii="Times New Roman" w:hAnsi="Times New Roman"/>
+            <w:bCs/>
+            <w:sz w:val="28"/>
+            <w:szCs w:val="28"/>
+            <w:lang w:val="en-US"/>
+          </w:rPr>
+          <w:t>v</w:t>
+        </w:r>
+        <w:r>
+          <w:rPr>
+            <w:rStyle w:val="af0"/>
+            <w:rFonts w:ascii="Times New Roman" w:hAnsi="Times New Roman"/>
+            <w:bCs/>
+            <w:sz w:val="28"/>
+            <w:szCs w:val="28"/>
+          </w:rPr>
+          <w:t>-</w:t>
+        </w:r>
+        <w:proofErr w:type="spellStart"/>
+        <w:r>
+          <w:rPr>
+            <w:rStyle w:val="af0"/>
+            <w:rFonts w:ascii="Times New Roman" w:hAnsi="Times New Roman"/>
+            <w:bCs/>
+            <w:sz w:val="28"/>
+            <w:szCs w:val="28"/>
+            <w:lang w:val="en-US"/>
+          </w:rPr>
+          <w:t>upakovochnye</w:t>
+        </w:r>
+        <w:proofErr w:type="spellEnd"/>
+        <w:r>
+          <w:rPr>
+            <w:rStyle w:val="af0"/>
+            <w:rFonts w:ascii="Times New Roman" w:hAnsi="Times New Roman"/>
+            <w:bCs/>
+            <w:sz w:val="28"/>
+            <w:szCs w:val="28"/>
+          </w:rPr>
+          <w:t>-</w:t>
+        </w:r>
+        <w:proofErr w:type="spellStart"/>
+        <w:r>
+          <w:rPr>
+            <w:rStyle w:val="af0"/>
+            <w:rFonts w:ascii="Times New Roman" w:hAnsi="Times New Roman"/>
+            <w:bCs/>
+            <w:sz w:val="28"/>
+            <w:szCs w:val="28"/>
+            <w:lang w:val="en-US"/>
+          </w:rPr>
+          <w:t>processy</w:t>
+        </w:r>
+        <w:proofErr w:type="spellEnd"/>
+        <w:r>
+          <w:rPr>
+            <w:rStyle w:val="af0"/>
+            <w:rFonts w:ascii="Times New Roman" w:hAnsi="Times New Roman"/>
+            <w:bCs/>
+            <w:sz w:val="28"/>
+            <w:szCs w:val="28"/>
+          </w:rPr>
+          <w:t>-</w:t>
+        </w:r>
+        <w:proofErr w:type="spellStart"/>
+        <w:r>
+          <w:rPr>
+            <w:rStyle w:val="af0"/>
+            <w:rFonts w:ascii="Times New Roman" w:hAnsi="Times New Roman"/>
+            <w:bCs/>
+            <w:sz w:val="28"/>
+            <w:szCs w:val="28"/>
+            <w:lang w:val="en-US"/>
+          </w:rPr>
+          <w:t>predpriyatiya</w:t>
+        </w:r>
+        <w:proofErr w:type="spellEnd"/>
+      </w:hyperlink>
+      <w:r>
+        <w:rPr>
+          <w:rFonts w:ascii="Times New Roman" w:hAnsi="Times New Roman"/>
+          <w:bCs/>
+          <w:sz w:val="28"/>
+          <w:szCs w:val="28"/>
+        </w:rPr>
+        <w:t xml:space="preserve"> (дата обращения: </w:t>
+      </w:r>
+      <w:r>
+        <w:rPr>
+          <w:rFonts w:ascii="Times New Roman" w:hAnsi="Times New Roman"/>
+          <w:bCs/>
+          <w:sz w:val="28"/>
+          <w:szCs w:val="28"/>
+        </w:rPr>
+        <w:t>30</w:t>
+      </w:r>
+      <w:r>
+        <w:rPr>
+          <w:rFonts w:ascii="Times New Roman" w:hAnsi="Times New Roman"/>
+          <w:bCs/>
+          <w:sz w:val="28"/>
+          <w:szCs w:val="28"/>
+        </w:rPr>
+        <w:t>.09.2026).</w:t>
       </w:r>
     </w:p>
     <w:p>
@@ -7107,7 +8968,7 @@
         <w:pStyle w:val="a3"/>
         <w:numPr>
           <w:ilvl w:val="0"/>
-          <w:numId w:val="2"/>
+          <w:numId w:val="3"/>
         </w:numPr>
         <w:spacing w:line="360" w:lineRule="auto"/>
         <w:ind w:left="0" w:firstLine="851"/>
@@ -7117,6 +8978,7 @@
           <w:bCs/>
           <w:sz w:val="28"/>
           <w:szCs w:val="28"/>
+          <w:lang w:val="en-US"/>
         </w:rPr>
       </w:pPr>
       <w:r>
@@ -7126,25 +8988,38 @@
           <w:sz w:val="28"/>
           <w:szCs w:val="28"/>
         </w:rPr>
-        <w:t xml:space="preserve">Серов А. Е. Разработка рекомендаций по внедрению цифровых технологий в упаковочные процессы предприятия // Научный аспект. 2023. № 12. URL: https://na-journal.ru/12-2023-informacionnye-tekhnologii/8850-razrabotka-rekomendacii-po-vnedreniyu-cifrovyh-tekhnologii-v-upakovochnye-processy-predpriyatiya (дата обращения: </w:t>
-      </w:r>
-      <w:r>
-        <w:rPr>
-          <w:rFonts w:ascii="Times New Roman" w:hAnsi="Times New Roman"/>
-          <w:bCs/>
-          <w:sz w:val="28"/>
-          <w:szCs w:val="28"/>
-        </w:rPr>
-        <w:t>30</w:t>
-      </w:r>
-      <w:r>
-        <w:rPr>
-          <w:rFonts w:ascii="Times New Roman" w:hAnsi="Times New Roman"/>
-          <w:bCs/>
-          <w:sz w:val="28"/>
-          <w:szCs w:val="28"/>
-        </w:rPr>
-        <w:t>.09.2026)</w:t>
+        <w:t xml:space="preserve">Андриянов Н. А., Дементьев В. Е., Ташлинский А. Г. Обнаружение объектов на изображении: от критериев Байеса и Неймана–Пирсона к детекторам на базе нейронных сетей </w:t>
+      </w:r>
+      <w:proofErr w:type="spellStart"/>
+      <w:r>
+        <w:rPr>
+          <w:rFonts w:ascii="Times New Roman" w:hAnsi="Times New Roman"/>
+          <w:bCs/>
+          <w:sz w:val="28"/>
+          <w:szCs w:val="28"/>
+          <w:lang w:val="en-US"/>
+        </w:rPr>
+        <w:t>EfficientDet</w:t>
+      </w:r>
+      <w:proofErr w:type="spellEnd"/>
+      <w:r>
+        <w:rPr>
+          <w:rFonts w:ascii="Times New Roman" w:hAnsi="Times New Roman"/>
+          <w:bCs/>
+          <w:sz w:val="28"/>
+          <w:szCs w:val="28"/>
+        </w:rPr>
+        <w:t xml:space="preserve"> // Компьютерная оптика. </w:t>
+      </w:r>
+      <w:r>
+        <w:rPr>
+          <w:rFonts w:ascii="Times New Roman" w:hAnsi="Times New Roman"/>
+          <w:bCs/>
+          <w:sz w:val="28"/>
+          <w:szCs w:val="28"/>
+          <w:lang w:val="en-US"/>
+        </w:rPr>
+        <w:t>2022. Т. 46, № 1. С. 139–159. DOI: 10.18287/2412-6179-CO-922.</w:t>
       </w:r>
     </w:p>
     <w:p>
@@ -7152,7 +9027,7 @@
         <w:pStyle w:val="a3"/>
         <w:numPr>
           <w:ilvl w:val="0"/>
-          <w:numId w:val="2"/>
+          <w:numId w:val="3"/>
         </w:numPr>
         <w:spacing w:line="360" w:lineRule="auto"/>
         <w:ind w:left="0" w:firstLine="851"/>
@@ -7162,6 +9037,7 @@
           <w:bCs/>
           <w:sz w:val="28"/>
           <w:szCs w:val="28"/>
+          <w:lang w:val="en-US"/>
         </w:rPr>
       </w:pPr>
       <w:proofErr w:type="spellStart"/>
@@ -7171,11 +9047,30 @@
           <w:bCs/>
           <w:sz w:val="28"/>
           <w:szCs w:val="28"/>
+        </w:rPr>
+        <w:t>Шевнина</w:t>
+      </w:r>
+      <w:proofErr w:type="spellEnd"/>
+      <w:r>
+        <w:rPr>
+          <w:rFonts w:ascii="Times New Roman" w:hAnsi="Times New Roman"/>
+          <w:bCs/>
+          <w:sz w:val="28"/>
+          <w:szCs w:val="28"/>
+        </w:rPr>
+        <w:t xml:space="preserve"> Ю. С. Управление системой контроля поверхностных дефектов изделий микроэлектроники // Вестник Тамбовского государственного технического университета. </w:t>
+      </w:r>
+      <w:r>
+        <w:rPr>
+          <w:rFonts w:ascii="Times New Roman" w:hAnsi="Times New Roman"/>
+          <w:bCs/>
+          <w:sz w:val="28"/>
+          <w:szCs w:val="28"/>
           <w:lang w:val="en-US"/>
         </w:rPr>
-        <w:t>Holtkötter</w:t>
-      </w:r>
-      <w:proofErr w:type="spellEnd"/>
+        <w:t>2024. Т. 30, № 2. С. 234–245. DOI: 10.17277/vestnik.2024.</w:t>
+      </w:r>
+      <w:proofErr w:type="gramStart"/>
       <w:r>
         <w:rPr>
           <w:rFonts w:ascii="Times New Roman" w:hAnsi="Times New Roman"/>
@@ -7184,76 +9079,18 @@
           <w:szCs w:val="28"/>
           <w:lang w:val="en-US"/>
         </w:rPr>
-        <w:t xml:space="preserve"> J., Amaral R., Almeida R. et al. Development and Validation of a Digital Image Processing-Based Pill Detection Tool for an Oral Medication Self-Monitoring System // Sensors. </w:t>
-      </w:r>
-      <w:r>
-        <w:rPr>
-          <w:rFonts w:ascii="Times New Roman" w:hAnsi="Times New Roman"/>
-          <w:bCs/>
-          <w:sz w:val="28"/>
-          <w:szCs w:val="28"/>
-        </w:rPr>
-        <w:t>2022. V</w:t>
-      </w:r>
-      <w:proofErr w:type="spellStart"/>
-      <w:r>
-        <w:rPr>
-          <w:rFonts w:ascii="Times New Roman" w:hAnsi="Times New Roman"/>
-          <w:bCs/>
-          <w:sz w:val="28"/>
-          <w:szCs w:val="28"/>
-        </w:rPr>
-        <w:t>ol</w:t>
-      </w:r>
-      <w:proofErr w:type="spellEnd"/>
-      <w:r>
-        <w:rPr>
-          <w:rFonts w:ascii="Times New Roman" w:hAnsi="Times New Roman"/>
-          <w:bCs/>
-          <w:sz w:val="28"/>
-          <w:szCs w:val="28"/>
-        </w:rPr>
-        <w:t xml:space="preserve">. 22, </w:t>
-      </w:r>
-      <w:proofErr w:type="spellStart"/>
-      <w:r>
-        <w:rPr>
-          <w:rFonts w:ascii="Times New Roman" w:hAnsi="Times New Roman"/>
-          <w:bCs/>
-          <w:sz w:val="28"/>
-          <w:szCs w:val="28"/>
-        </w:rPr>
-        <w:t>no</w:t>
-      </w:r>
-      <w:proofErr w:type="spellEnd"/>
-      <w:r>
-        <w:rPr>
-          <w:rFonts w:ascii="Times New Roman" w:hAnsi="Times New Roman"/>
-          <w:bCs/>
-          <w:sz w:val="28"/>
-          <w:szCs w:val="28"/>
-        </w:rPr>
-        <w:t xml:space="preserve">. 8. </w:t>
-      </w:r>
-      <w:proofErr w:type="spellStart"/>
-      <w:r>
-        <w:rPr>
-          <w:rFonts w:ascii="Times New Roman" w:hAnsi="Times New Roman"/>
-          <w:bCs/>
-          <w:sz w:val="28"/>
-          <w:szCs w:val="28"/>
-        </w:rPr>
-        <w:t>Article</w:t>
-      </w:r>
-      <w:proofErr w:type="spellEnd"/>
-      <w:r>
-        <w:rPr>
-          <w:rFonts w:ascii="Times New Roman" w:hAnsi="Times New Roman"/>
-          <w:bCs/>
-          <w:sz w:val="28"/>
-          <w:szCs w:val="28"/>
-        </w:rPr>
-        <w:t xml:space="preserve"> 2958. DOI: 10.3390/s22082958</w:t>
+        <w:t>02.pp.</w:t>
+      </w:r>
+      <w:proofErr w:type="gramEnd"/>
+      <w:r>
+        <w:rPr>
+          <w:rFonts w:ascii="Times New Roman" w:hAnsi="Times New Roman"/>
+          <w:bCs/>
+          <w:sz w:val="28"/>
+          <w:szCs w:val="28"/>
+          <w:lang w:val="en-US"/>
+        </w:rPr>
+        <w:t>234-245.</w:t>
       </w:r>
     </w:p>
     <w:p>
@@ -7261,7 +9098,7 @@
         <w:pStyle w:val="a3"/>
         <w:numPr>
           <w:ilvl w:val="0"/>
-          <w:numId w:val="2"/>
+          <w:numId w:val="3"/>
         </w:numPr>
         <w:spacing w:line="360" w:lineRule="auto"/>
         <w:ind w:left="0" w:firstLine="851"/>
@@ -7271,6 +9108,7 @@
           <w:bCs/>
           <w:sz w:val="28"/>
           <w:szCs w:val="28"/>
+          <w:lang w:val="en-US"/>
         </w:rPr>
       </w:pPr>
       <w:r>
@@ -7279,18 +9117,56 @@
           <w:bCs/>
           <w:sz w:val="28"/>
           <w:szCs w:val="28"/>
+        </w:rPr>
+        <w:t xml:space="preserve">Ромащенко М. А., Васильченко Д. В. Разработка аппаратной части комплекса оптической дефектоскопии топологии электронных компонентов // Вестник Воронежского государственного технического университета. </w:t>
+      </w:r>
+      <w:r>
+        <w:rPr>
+          <w:rFonts w:ascii="Times New Roman" w:hAnsi="Times New Roman"/>
+          <w:bCs/>
+          <w:sz w:val="28"/>
+          <w:szCs w:val="28"/>
           <w:lang w:val="en-US"/>
         </w:rPr>
-        <w:t xml:space="preserve">Zhou J. et al. Improved U2Net-Based Surface Defect Detection Method for Blister Tablets // Algorithms. </w:t>
-      </w:r>
-      <w:r>
-        <w:rPr>
-          <w:rFonts w:ascii="Times New Roman" w:hAnsi="Times New Roman"/>
-          <w:bCs/>
-          <w:sz w:val="28"/>
-          <w:szCs w:val="28"/>
-        </w:rPr>
-        <w:t xml:space="preserve">2024. </w:t>
+        <w:t>2024. Т. 20, № 2. С. 110–115. DOI: 10.36622/1729-6501.2024.20.2.017.</w:t>
+      </w:r>
+    </w:p>
+    <w:p>
+      <w:pPr>
+        <w:pStyle w:val="a3"/>
+        <w:numPr>
+          <w:ilvl w:val="0"/>
+          <w:numId w:val="3"/>
+        </w:numPr>
+        <w:spacing w:line="360" w:lineRule="auto"/>
+        <w:ind w:left="0" w:firstLine="851"/>
+        <w:jc w:val="both"/>
+        <w:rPr>
+          <w:rFonts w:ascii="Times New Roman" w:hAnsi="Times New Roman"/>
+          <w:bCs/>
+          <w:sz w:val="28"/>
+          <w:szCs w:val="28"/>
+          <w:lang w:val="en-US"/>
+        </w:rPr>
+      </w:pPr>
+      <w:r>
+        <w:rPr>
+          <w:rFonts w:ascii="Times New Roman" w:hAnsi="Times New Roman"/>
+          <w:bCs/>
+          <w:sz w:val="28"/>
+          <w:szCs w:val="28"/>
+        </w:rPr>
+        <w:t xml:space="preserve">Мищенко И. И., Мисник А. Е., Александров А. В. Применение технологий компьютерного зрения и предварительной обработки изображений в системах поддержки принятия решений // Вестник Самарского государственного </w:t>
+      </w:r>
+      <w:r>
+        <w:rPr>
+          <w:rFonts w:ascii="Times New Roman" w:hAnsi="Times New Roman"/>
+          <w:bCs/>
+          <w:sz w:val="28"/>
+          <w:szCs w:val="28"/>
+        </w:rPr>
+        <w:lastRenderedPageBreak/>
+        <w:t xml:space="preserve">технического университета. </w:t>
       </w:r>
       <w:proofErr w:type="spellStart"/>
       <w:r>
@@ -7299,8 +9175,9 @@
           <w:bCs/>
           <w:sz w:val="28"/>
           <w:szCs w:val="28"/>
-        </w:rPr>
-        <w:t>Vol</w:t>
+          <w:lang w:val="en-US"/>
+        </w:rPr>
+        <w:t>Серия</w:t>
       </w:r>
       <w:proofErr w:type="spellEnd"/>
       <w:r>
@@ -7309,8 +9186,9 @@
           <w:bCs/>
           <w:sz w:val="28"/>
           <w:szCs w:val="28"/>
-        </w:rPr>
-        <w:t xml:space="preserve">. 17, </w:t>
+          <w:lang w:val="en-US"/>
+        </w:rPr>
+        <w:t xml:space="preserve"> «</w:t>
       </w:r>
       <w:proofErr w:type="spellStart"/>
       <w:r>
@@ -7319,8 +9197,9 @@
           <w:bCs/>
           <w:sz w:val="28"/>
           <w:szCs w:val="28"/>
-        </w:rPr>
-        <w:t>no</w:t>
+          <w:lang w:val="en-US"/>
+        </w:rPr>
+        <w:t>Технические</w:t>
       </w:r>
       <w:proofErr w:type="spellEnd"/>
       <w:r>
@@ -7329,8 +9208,9 @@
           <w:bCs/>
           <w:sz w:val="28"/>
           <w:szCs w:val="28"/>
-        </w:rPr>
-        <w:t xml:space="preserve">. 10. </w:t>
+          <w:lang w:val="en-US"/>
+        </w:rPr>
+        <w:t xml:space="preserve"> </w:t>
       </w:r>
       <w:proofErr w:type="spellStart"/>
       <w:r>
@@ -7339,8 +9219,9 @@
           <w:bCs/>
           <w:sz w:val="28"/>
           <w:szCs w:val="28"/>
-        </w:rPr>
-        <w:t>Article</w:t>
+          <w:lang w:val="en-US"/>
+        </w:rPr>
+        <w:t>науки</w:t>
       </w:r>
       <w:proofErr w:type="spellEnd"/>
       <w:r>
@@ -7349,8 +9230,519 @@
           <w:bCs/>
           <w:sz w:val="28"/>
           <w:szCs w:val="28"/>
-        </w:rPr>
-        <w:t xml:space="preserve"> 429. DOI: 10.3390/a17100429</w:t>
+          <w:lang w:val="en-US"/>
+        </w:rPr>
+        <w:t>». 2024. Т. 32, № 4. DOI: 10.14498/tech.2024.4.1.</w:t>
+      </w:r>
+    </w:p>
+    <w:p>
+      <w:pPr>
+        <w:pStyle w:val="a3"/>
+        <w:numPr>
+          <w:ilvl w:val="0"/>
+          <w:numId w:val="3"/>
+        </w:numPr>
+        <w:spacing w:line="360" w:lineRule="auto"/>
+        <w:ind w:left="0" w:firstLine="851"/>
+        <w:jc w:val="both"/>
+        <w:rPr>
+          <w:rFonts w:ascii="Times New Roman" w:hAnsi="Times New Roman"/>
+          <w:bCs/>
+          <w:sz w:val="28"/>
+          <w:szCs w:val="28"/>
+          <w:lang w:val="en-US"/>
+        </w:rPr>
+      </w:pPr>
+      <w:r>
+        <w:rPr>
+          <w:rFonts w:ascii="Times New Roman" w:hAnsi="Times New Roman"/>
+          <w:bCs/>
+          <w:sz w:val="28"/>
+          <w:szCs w:val="28"/>
+        </w:rPr>
+        <w:t xml:space="preserve">Ромащенко М. А., Васильченко Д. В., Пухов Д. А. Использование нейросетевых алгоритмов для визуального контроля топологии печатных плат // Вестник Воронежского государственного технического университета. </w:t>
+      </w:r>
+      <w:r>
+        <w:rPr>
+          <w:rFonts w:ascii="Times New Roman" w:hAnsi="Times New Roman"/>
+          <w:bCs/>
+          <w:sz w:val="28"/>
+          <w:szCs w:val="28"/>
+          <w:lang w:val="en-US"/>
+        </w:rPr>
+        <w:t>2022. Т. 18, № 3. С. 78–82. DOI: 10.36622/VSTU.2022.18.3.010.</w:t>
+      </w:r>
+    </w:p>
+    <w:p>
+      <w:pPr>
+        <w:pStyle w:val="a3"/>
+        <w:numPr>
+          <w:ilvl w:val="0"/>
+          <w:numId w:val="3"/>
+        </w:numPr>
+        <w:spacing w:line="360" w:lineRule="auto"/>
+        <w:ind w:left="0" w:firstLine="851"/>
+        <w:jc w:val="both"/>
+        <w:rPr>
+          <w:rFonts w:ascii="Times New Roman" w:hAnsi="Times New Roman"/>
+          <w:bCs/>
+          <w:sz w:val="28"/>
+          <w:szCs w:val="28"/>
+          <w:lang w:val="en-US"/>
+        </w:rPr>
+      </w:pPr>
+      <w:proofErr w:type="spellStart"/>
+      <w:r>
+        <w:rPr>
+          <w:rFonts w:ascii="Times New Roman" w:hAnsi="Times New Roman"/>
+          <w:bCs/>
+          <w:sz w:val="28"/>
+          <w:szCs w:val="28"/>
+          <w:lang w:val="en-US"/>
+        </w:rPr>
+        <w:t>Holtkötter</w:t>
+      </w:r>
+      <w:proofErr w:type="spellEnd"/>
+      <w:r>
+        <w:rPr>
+          <w:rFonts w:ascii="Times New Roman" w:hAnsi="Times New Roman"/>
+          <w:bCs/>
+          <w:sz w:val="28"/>
+          <w:szCs w:val="28"/>
+          <w:lang w:val="en-US"/>
+        </w:rPr>
+        <w:t xml:space="preserve"> J., Amaral R., Almeida R. et al. Development and Validation of a Digital Image Processing-Based Pill Detection Tool for an Oral Medication Self-Monitoring System // Sensors. 2022. Vol. 22, no. 8. Article 2958. DOI: 10.3390/s22082958.</w:t>
+      </w:r>
+    </w:p>
+    <w:p>
+      <w:pPr>
+        <w:pStyle w:val="a3"/>
+        <w:numPr>
+          <w:ilvl w:val="0"/>
+          <w:numId w:val="3"/>
+        </w:numPr>
+        <w:spacing w:line="360" w:lineRule="auto"/>
+        <w:ind w:left="0" w:firstLine="851"/>
+        <w:jc w:val="both"/>
+        <w:rPr>
+          <w:rFonts w:ascii="Times New Roman" w:hAnsi="Times New Roman"/>
+          <w:bCs/>
+          <w:sz w:val="28"/>
+          <w:szCs w:val="28"/>
+          <w:lang w:val="en-US"/>
+        </w:rPr>
+      </w:pPr>
+      <w:r>
+        <w:rPr>
+          <w:rFonts w:ascii="Times New Roman" w:hAnsi="Times New Roman"/>
+          <w:bCs/>
+          <w:sz w:val="28"/>
+          <w:szCs w:val="28"/>
+          <w:lang w:val="en-US"/>
+        </w:rPr>
+        <w:t xml:space="preserve">Vijayakumar A., </w:t>
+      </w:r>
+      <w:proofErr w:type="spellStart"/>
+      <w:r>
+        <w:rPr>
+          <w:rFonts w:ascii="Times New Roman" w:hAnsi="Times New Roman"/>
+          <w:bCs/>
+          <w:sz w:val="28"/>
+          <w:szCs w:val="28"/>
+          <w:lang w:val="en-US"/>
+        </w:rPr>
+        <w:t>Vairavasundaram</w:t>
+      </w:r>
+      <w:proofErr w:type="spellEnd"/>
+      <w:r>
+        <w:rPr>
+          <w:rFonts w:ascii="Times New Roman" w:hAnsi="Times New Roman"/>
+          <w:bCs/>
+          <w:sz w:val="28"/>
+          <w:szCs w:val="28"/>
+          <w:lang w:val="en-US"/>
+        </w:rPr>
+        <w:t xml:space="preserve"> S., </w:t>
+      </w:r>
+      <w:proofErr w:type="spellStart"/>
+      <w:r>
+        <w:rPr>
+          <w:rFonts w:ascii="Times New Roman" w:hAnsi="Times New Roman"/>
+          <w:bCs/>
+          <w:sz w:val="28"/>
+          <w:szCs w:val="28"/>
+          <w:lang w:val="en-US"/>
+        </w:rPr>
+        <w:t>Koilraj</w:t>
+      </w:r>
+      <w:proofErr w:type="spellEnd"/>
+      <w:r>
+        <w:rPr>
+          <w:rFonts w:ascii="Times New Roman" w:hAnsi="Times New Roman"/>
+          <w:bCs/>
+          <w:sz w:val="28"/>
+          <w:szCs w:val="28"/>
+          <w:lang w:val="en-US"/>
+        </w:rPr>
+        <w:t xml:space="preserve"> J. A. S. et al. Real-time visual intelligence for defect detection in pharmaceutical packaging // Scientific Reports. 2024. Vol. 14. Article 18811. DOI: 10.1038/s41598-024-69701-z.</w:t>
+      </w:r>
+    </w:p>
+    <w:p>
+      <w:pPr>
+        <w:pStyle w:val="a3"/>
+        <w:numPr>
+          <w:ilvl w:val="0"/>
+          <w:numId w:val="3"/>
+        </w:numPr>
+        <w:spacing w:line="360" w:lineRule="auto"/>
+        <w:ind w:left="0" w:firstLine="851"/>
+        <w:jc w:val="both"/>
+        <w:rPr>
+          <w:rFonts w:ascii="Times New Roman" w:hAnsi="Times New Roman"/>
+          <w:bCs/>
+          <w:sz w:val="28"/>
+          <w:szCs w:val="28"/>
+          <w:lang w:val="en-US"/>
+        </w:rPr>
+      </w:pPr>
+      <w:proofErr w:type="spellStart"/>
+      <w:r>
+        <w:rPr>
+          <w:rFonts w:ascii="Times New Roman" w:hAnsi="Times New Roman"/>
+          <w:bCs/>
+          <w:sz w:val="28"/>
+          <w:szCs w:val="28"/>
+          <w:lang w:val="en-US"/>
+        </w:rPr>
+        <w:t>Kocon</w:t>
+      </w:r>
+      <w:proofErr w:type="spellEnd"/>
+      <w:r>
+        <w:rPr>
+          <w:rFonts w:ascii="Times New Roman" w:hAnsi="Times New Roman"/>
+          <w:bCs/>
+          <w:sz w:val="28"/>
+          <w:szCs w:val="28"/>
+          <w:lang w:val="en-US"/>
+        </w:rPr>
+        <w:t xml:space="preserve"> M., </w:t>
+      </w:r>
+      <w:proofErr w:type="spellStart"/>
+      <w:r>
+        <w:rPr>
+          <w:rFonts w:ascii="Times New Roman" w:hAnsi="Times New Roman"/>
+          <w:bCs/>
+          <w:sz w:val="28"/>
+          <w:szCs w:val="28"/>
+          <w:lang w:val="en-US"/>
+        </w:rPr>
+        <w:t>Malesa</w:t>
+      </w:r>
+      <w:proofErr w:type="spellEnd"/>
+      <w:r>
+        <w:rPr>
+          <w:rFonts w:ascii="Times New Roman" w:hAnsi="Times New Roman"/>
+          <w:bCs/>
+          <w:sz w:val="28"/>
+          <w:szCs w:val="28"/>
+          <w:lang w:val="en-US"/>
+        </w:rPr>
+        <w:t xml:space="preserve"> M., Rapcewicz J.</w:t>
+      </w:r>
+      <w:r>
+        <w:rPr>
+          <w:rFonts w:ascii="Times New Roman" w:hAnsi="Times New Roman"/>
+          <w:bCs/>
+          <w:sz w:val="28"/>
+          <w:szCs w:val="28"/>
+          <w:lang w:val="en-US"/>
+        </w:rPr>
+        <w:t xml:space="preserve"> </w:t>
+      </w:r>
+      <w:r>
+        <w:rPr>
+          <w:rFonts w:ascii="Times New Roman" w:hAnsi="Times New Roman"/>
+          <w:bCs/>
+          <w:sz w:val="28"/>
+          <w:szCs w:val="28"/>
+          <w:lang w:val="en-US"/>
+        </w:rPr>
+        <w:t>Ultra-Lightweight Fast Anomaly Detectors for Industrial Applications // Sensors. 2024. Vol. 24, no. 1. Article 161. DOI: 10.3390/s24010161.</w:t>
+      </w:r>
+    </w:p>
+    <w:p>
+      <w:pPr>
+        <w:pStyle w:val="a3"/>
+        <w:numPr>
+          <w:ilvl w:val="0"/>
+          <w:numId w:val="3"/>
+        </w:numPr>
+        <w:spacing w:line="360" w:lineRule="auto"/>
+        <w:ind w:left="0" w:firstLine="851"/>
+        <w:jc w:val="both"/>
+        <w:rPr>
+          <w:rFonts w:ascii="Times New Roman" w:hAnsi="Times New Roman"/>
+          <w:bCs/>
+          <w:sz w:val="28"/>
+          <w:szCs w:val="28"/>
+          <w:lang w:val="en-US"/>
+        </w:rPr>
+      </w:pPr>
+      <w:r>
+        <w:rPr>
+          <w:rFonts w:ascii="Times New Roman" w:hAnsi="Times New Roman"/>
+          <w:bCs/>
+          <w:sz w:val="28"/>
+          <w:szCs w:val="28"/>
+          <w:lang w:val="en-US"/>
+        </w:rPr>
+        <w:t>Zhou J. et al. Improved U2Net-Based Surface Defect Detection Method for Blister Tablets // Algorithms. 2024. Vol. 17, no. 10. Article 429. DOI: 10.3390/a17100429.</w:t>
+      </w:r>
+    </w:p>
+    <w:p>
+      <w:pPr>
+        <w:pStyle w:val="a3"/>
+        <w:numPr>
+          <w:ilvl w:val="0"/>
+          <w:numId w:val="3"/>
+        </w:numPr>
+        <w:spacing w:line="360" w:lineRule="auto"/>
+        <w:ind w:left="0" w:firstLine="851"/>
+        <w:jc w:val="both"/>
+        <w:rPr>
+          <w:rFonts w:ascii="Times New Roman" w:hAnsi="Times New Roman"/>
+          <w:bCs/>
+          <w:sz w:val="28"/>
+          <w:szCs w:val="28"/>
+          <w:lang w:val="en-US"/>
+        </w:rPr>
+      </w:pPr>
+      <w:r>
+        <w:rPr>
+          <w:rFonts w:ascii="Times New Roman" w:hAnsi="Times New Roman"/>
+          <w:bCs/>
+          <w:sz w:val="28"/>
+          <w:szCs w:val="28"/>
+          <w:lang w:val="en-US"/>
+        </w:rPr>
+        <w:t>Liu M., Gong Y., Wang X. et al. DSN-BR-Based Online Inspection Method and Application for Surface Defects of Pharmaceutical Products in Aluminum-Plastic Blister Packages // Chinese Journal of Mechanical Engineering. 2024. Vol. 37. Article 86. DOI: 10.1186/s10033-024-01068-8.</w:t>
+      </w:r>
+    </w:p>
+    <w:p>
+      <w:pPr>
+        <w:pStyle w:val="a3"/>
+        <w:numPr>
+          <w:ilvl w:val="0"/>
+          <w:numId w:val="3"/>
+        </w:numPr>
+        <w:spacing w:line="360" w:lineRule="auto"/>
+        <w:ind w:left="0" w:firstLine="851"/>
+        <w:jc w:val="both"/>
+        <w:rPr>
+          <w:rFonts w:ascii="Times New Roman" w:hAnsi="Times New Roman"/>
+          <w:bCs/>
+          <w:sz w:val="28"/>
+          <w:szCs w:val="28"/>
+          <w:lang w:val="en-US"/>
+        </w:rPr>
+      </w:pPr>
+      <w:r>
+        <w:rPr>
+          <w:rFonts w:ascii="Times New Roman" w:hAnsi="Times New Roman"/>
+          <w:bCs/>
+          <w:sz w:val="28"/>
+          <w:szCs w:val="28"/>
+          <w:lang w:val="en-US"/>
+        </w:rPr>
+        <w:t>Arshad S., Mustafa Z., Mansoor N., Kamran S., Syed M. Tablet Guard: Load Cell based Quality Assurance with Image Processing // International Journal of Innovations in Science &amp; Technology. 2025. Vol. 7, no. 1. P. 581–602. DOI: 10.33411/</w:t>
+      </w:r>
+      <w:proofErr w:type="spellStart"/>
+      <w:r>
+        <w:rPr>
+          <w:rFonts w:ascii="Times New Roman" w:hAnsi="Times New Roman"/>
+          <w:bCs/>
+          <w:sz w:val="28"/>
+          <w:szCs w:val="28"/>
+          <w:lang w:val="en-US"/>
+        </w:rPr>
+        <w:t>ijist</w:t>
+      </w:r>
+      <w:proofErr w:type="spellEnd"/>
+      <w:r>
+        <w:rPr>
+          <w:rFonts w:ascii="Times New Roman" w:hAnsi="Times New Roman"/>
+          <w:bCs/>
+          <w:sz w:val="28"/>
+          <w:szCs w:val="28"/>
+          <w:lang w:val="en-US"/>
+        </w:rPr>
+        <w:t>/202571581602.</w:t>
+      </w:r>
+    </w:p>
+    <w:p>
+      <w:pPr>
+        <w:pStyle w:val="a3"/>
+        <w:numPr>
+          <w:ilvl w:val="0"/>
+          <w:numId w:val="3"/>
+        </w:numPr>
+        <w:spacing w:line="360" w:lineRule="auto"/>
+        <w:ind w:left="0" w:firstLine="851"/>
+        <w:jc w:val="both"/>
+        <w:rPr>
+          <w:rFonts w:ascii="Times New Roman" w:hAnsi="Times New Roman"/>
+          <w:bCs/>
+          <w:sz w:val="28"/>
+          <w:szCs w:val="28"/>
+          <w:lang w:val="en-US"/>
+        </w:rPr>
+      </w:pPr>
+      <w:r>
+        <w:rPr>
+          <w:rFonts w:ascii="Times New Roman" w:hAnsi="Times New Roman"/>
+          <w:bCs/>
+          <w:sz w:val="28"/>
+          <w:szCs w:val="28"/>
+          <w:lang w:val="en-US"/>
+        </w:rPr>
+        <w:t xml:space="preserve">Zhang M., Liu W., He L., Wang D. </w:t>
+      </w:r>
+      <w:r>
+        <w:rPr>
+          <w:rFonts w:ascii="Times New Roman" w:hAnsi="Times New Roman"/>
+          <w:bCs/>
+          <w:sz w:val="28"/>
+          <w:szCs w:val="28"/>
+          <w:lang w:val="en-US"/>
+        </w:rPr>
+        <w:t xml:space="preserve">Unsupervised Tablet Defect Detection Method Based on Diffusion Model // Sensors. 2025. Vol. 25, no. 17. Article 5254. URL: </w:t>
+      </w:r>
+      <w:hyperlink r:id="rId17" w:history="1">
+        <w:r>
+          <w:rPr>
+            <w:rStyle w:val="af0"/>
+            <w:rFonts w:ascii="Times New Roman" w:hAnsi="Times New Roman"/>
+            <w:bCs/>
+            <w:sz w:val="28"/>
+            <w:szCs w:val="28"/>
+            <w:lang w:val="en-US"/>
+          </w:rPr>
+          <w:t>https://www.mdpi.com/1424-8220/25/17/</w:t>
+        </w:r>
+        <w:r>
+          <w:rPr>
+            <w:rStyle w:val="af0"/>
+            <w:rFonts w:ascii="Times New Roman" w:hAnsi="Times New Roman"/>
+            <w:bCs/>
+            <w:sz w:val="28"/>
+            <w:szCs w:val="28"/>
+            <w:lang w:val="en-US"/>
+          </w:rPr>
+          <w:t>5</w:t>
+        </w:r>
+        <w:r>
+          <w:rPr>
+            <w:rStyle w:val="af0"/>
+            <w:rFonts w:ascii="Times New Roman" w:hAnsi="Times New Roman"/>
+            <w:bCs/>
+            <w:sz w:val="28"/>
+            <w:szCs w:val="28"/>
+            <w:lang w:val="en-US"/>
+          </w:rPr>
+          <w:t>254</w:t>
+        </w:r>
+      </w:hyperlink>
+      <w:r>
+        <w:rPr>
+          <w:rFonts w:ascii="Times New Roman" w:hAnsi="Times New Roman"/>
+          <w:bCs/>
+          <w:sz w:val="28"/>
+          <w:szCs w:val="28"/>
+          <w:lang w:val="en-US"/>
+        </w:rPr>
+        <w:t xml:space="preserve"> (</w:t>
+      </w:r>
+      <w:proofErr w:type="spellStart"/>
+      <w:r>
+        <w:rPr>
+          <w:rFonts w:ascii="Times New Roman" w:hAnsi="Times New Roman"/>
+          <w:bCs/>
+          <w:sz w:val="28"/>
+          <w:szCs w:val="28"/>
+          <w:lang w:val="en-US"/>
+        </w:rPr>
+        <w:t>дата</w:t>
+      </w:r>
+      <w:proofErr w:type="spellEnd"/>
+      <w:r>
+        <w:rPr>
+          <w:rFonts w:ascii="Times New Roman" w:hAnsi="Times New Roman"/>
+          <w:bCs/>
+          <w:sz w:val="28"/>
+          <w:szCs w:val="28"/>
+          <w:lang w:val="en-US"/>
+        </w:rPr>
+        <w:t xml:space="preserve"> </w:t>
+      </w:r>
+      <w:proofErr w:type="spellStart"/>
+      <w:r>
+        <w:rPr>
+          <w:rFonts w:ascii="Times New Roman" w:hAnsi="Times New Roman"/>
+          <w:bCs/>
+          <w:sz w:val="28"/>
+          <w:szCs w:val="28"/>
+          <w:lang w:val="en-US"/>
+        </w:rPr>
+        <w:t>обращения</w:t>
+      </w:r>
+      <w:proofErr w:type="spellEnd"/>
+      <w:r>
+        <w:rPr>
+          <w:rFonts w:ascii="Times New Roman" w:hAnsi="Times New Roman"/>
+          <w:bCs/>
+          <w:sz w:val="28"/>
+          <w:szCs w:val="28"/>
+          <w:lang w:val="en-US"/>
+        </w:rPr>
+        <w:t xml:space="preserve">: </w:t>
+      </w:r>
+      <w:r>
+        <w:rPr>
+          <w:rFonts w:ascii="Times New Roman" w:hAnsi="Times New Roman"/>
+          <w:bCs/>
+          <w:sz w:val="28"/>
+          <w:szCs w:val="28"/>
+        </w:rPr>
+        <w:t>2</w:t>
+      </w:r>
+      <w:r>
+        <w:rPr>
+          <w:rFonts w:ascii="Times New Roman" w:hAnsi="Times New Roman"/>
+          <w:bCs/>
+          <w:sz w:val="28"/>
+          <w:szCs w:val="28"/>
+          <w:lang w:val="en-US"/>
+        </w:rPr>
+        <w:t>.</w:t>
+      </w:r>
+      <w:r>
+        <w:rPr>
+          <w:rFonts w:ascii="Times New Roman" w:hAnsi="Times New Roman"/>
+          <w:bCs/>
+          <w:sz w:val="28"/>
+          <w:szCs w:val="28"/>
+        </w:rPr>
+        <w:t>10</w:t>
+      </w:r>
+      <w:r>
+        <w:rPr>
+          <w:rFonts w:ascii="Times New Roman" w:hAnsi="Times New Roman"/>
+          <w:bCs/>
+          <w:sz w:val="28"/>
+          <w:szCs w:val="28"/>
+          <w:lang w:val="en-US"/>
+        </w:rPr>
+        <w:t>.2026).</w:t>
       </w:r>
     </w:p>
     <w:sectPr>
@@ -7654,11 +10046,100 @@
       </w:rPr>
     </w:lvl>
   </w:abstractNum>
+  <w:abstractNum w:abstractNumId="2" w15:restartNumberingAfterBreak="0">
+    <w:nsid w:val="6F241101"/>
+    <w:multiLevelType w:val="hybridMultilevel"/>
+    <w:tmpl w:val="0804C134"/>
+    <w:lvl w:ilvl="0" w:tplc="0419000F">
+      <w:start w:val="1"/>
+      <w:numFmt w:val="decimal"/>
+      <w:lvlText w:val="%1."/>
+      <w:lvlJc w:val="left"/>
+      <w:pPr>
+        <w:ind w:left="1931" w:hanging="360"/>
+      </w:pPr>
+    </w:lvl>
+    <w:lvl w:ilvl="1" w:tplc="04190019" w:tentative="1">
+      <w:start w:val="1"/>
+      <w:numFmt w:val="lowerLetter"/>
+      <w:lvlText w:val="%2."/>
+      <w:lvlJc w:val="left"/>
+      <w:pPr>
+        <w:ind w:left="2651" w:hanging="360"/>
+      </w:pPr>
+    </w:lvl>
+    <w:lvl w:ilvl="2" w:tplc="0419001B" w:tentative="1">
+      <w:start w:val="1"/>
+      <w:numFmt w:val="lowerRoman"/>
+      <w:lvlText w:val="%3."/>
+      <w:lvlJc w:val="right"/>
+      <w:pPr>
+        <w:ind w:left="3371" w:hanging="180"/>
+      </w:pPr>
+    </w:lvl>
+    <w:lvl w:ilvl="3" w:tplc="0419000F" w:tentative="1">
+      <w:start w:val="1"/>
+      <w:numFmt w:val="decimal"/>
+      <w:lvlText w:val="%4."/>
+      <w:lvlJc w:val="left"/>
+      <w:pPr>
+        <w:ind w:left="4091" w:hanging="360"/>
+      </w:pPr>
+    </w:lvl>
+    <w:lvl w:ilvl="4" w:tplc="04190019" w:tentative="1">
+      <w:start w:val="1"/>
+      <w:numFmt w:val="lowerLetter"/>
+      <w:lvlText w:val="%5."/>
+      <w:lvlJc w:val="left"/>
+      <w:pPr>
+        <w:ind w:left="4811" w:hanging="360"/>
+      </w:pPr>
+    </w:lvl>
+    <w:lvl w:ilvl="5" w:tplc="0419001B" w:tentative="1">
+      <w:start w:val="1"/>
+      <w:numFmt w:val="lowerRoman"/>
+      <w:lvlText w:val="%6."/>
+      <w:lvlJc w:val="right"/>
+      <w:pPr>
+        <w:ind w:left="5531" w:hanging="180"/>
+      </w:pPr>
+    </w:lvl>
+    <w:lvl w:ilvl="6" w:tplc="0419000F" w:tentative="1">
+      <w:start w:val="1"/>
+      <w:numFmt w:val="decimal"/>
+      <w:lvlText w:val="%7."/>
+      <w:lvlJc w:val="left"/>
+      <w:pPr>
+        <w:ind w:left="6251" w:hanging="360"/>
+      </w:pPr>
+    </w:lvl>
+    <w:lvl w:ilvl="7" w:tplc="04190019" w:tentative="1">
+      <w:start w:val="1"/>
+      <w:numFmt w:val="lowerLetter"/>
+      <w:lvlText w:val="%8."/>
+      <w:lvlJc w:val="left"/>
+      <w:pPr>
+        <w:ind w:left="6971" w:hanging="360"/>
+      </w:pPr>
+    </w:lvl>
+    <w:lvl w:ilvl="8" w:tplc="0419001B" w:tentative="1">
+      <w:start w:val="1"/>
+      <w:numFmt w:val="lowerRoman"/>
+      <w:lvlText w:val="%9."/>
+      <w:lvlJc w:val="right"/>
+      <w:pPr>
+        <w:ind w:left="7691" w:hanging="180"/>
+      </w:pPr>
+    </w:lvl>
+  </w:abstractNum>
   <w:num w:numId="1" w16cid:durableId="1484661295">
     <w:abstractNumId w:val="1"/>
   </w:num>
   <w:num w:numId="2" w16cid:durableId="258412542">
     <w:abstractNumId w:val="0"/>
+  </w:num>
+  <w:num w:numId="3" w16cid:durableId="838889919">
+    <w:abstractNumId w:val="2"/>
   </w:num>
 </w:numbering>
 </file>

--- a/Отчет_ИКБО-31-24_ЗасковецАС_КТ1.docx
+++ b/Отчет_ИКБО-31-24_ЗасковецАС_КТ1.docx
@@ -58,7 +58,7 @@
                               </pic:cNvPicPr>
                             </pic:nvPicPr>
                             <pic:blipFill>
-                              <a:blip r:embed="rId7"/>
+                              <a:blip r:embed="rId8"/>
                               <a:stretch/>
                             </pic:blipFill>
                             <pic:spPr bwMode="auto">
@@ -995,7 +995,7 @@
                               </pic:cNvPicPr>
                             </pic:nvPicPr>
                             <pic:blipFill>
-                              <a:blip r:embed="rId7"/>
+                              <a:blip r:embed="rId8"/>
                               <a:stretch/>
                             </pic:blipFill>
                             <pic:spPr bwMode="auto">
@@ -3926,7 +3926,7 @@
                               </pic:cNvPicPr>
                             </pic:nvPicPr>
                             <pic:blipFill>
-                              <a:blip r:embed="rId7"/>
+                              <a:blip r:embed="rId8"/>
                               <a:stretch/>
                             </pic:blipFill>
                             <pic:spPr bwMode="auto">
@@ -5675,14 +5675,24 @@
           <w:sz w:val="28"/>
           <w:szCs w:val="28"/>
         </w:rPr>
+      </w:pPr>
+    </w:p>
+    <w:p>
+      <w:pPr>
+        <w:rPr>
+          <w:rFonts w:ascii="Times New Roman" w:hAnsi="Times New Roman"/>
+          <w:b/>
+          <w:sz w:val="28"/>
+          <w:szCs w:val="28"/>
+        </w:rPr>
         <w:sectPr>
-          <w:headerReference w:type="default" r:id="rId10"/>
+          <w:footerReference w:type="even" r:id="rId10"/>
           <w:footerReference w:type="default" r:id="rId11"/>
-          <w:headerReference w:type="first" r:id="rId12"/>
-          <w:footerReference w:type="first" r:id="rId13"/>
           <w:pgSz w:w="11906" w:h="16838"/>
           <w:pgMar w:top="1134" w:right="567" w:bottom="1134" w:left="1418" w:header="709" w:footer="709" w:gutter="0"/>
+          <w:pgNumType w:start="6"/>
           <w:cols w:space="708"/>
+          <w:titlePg/>
           <w:docGrid w:linePitch="360"/>
         </w:sectPr>
       </w:pPr>
@@ -5926,8 +5936,10 @@
           <w:szCs w:val="28"/>
         </w:rPr>
         <w:sectPr>
+          <w:footerReference w:type="default" r:id="rId12"/>
           <w:pgSz w:w="11906" w:h="16838"/>
           <w:pgMar w:top="1134" w:right="567" w:bottom="1134" w:left="1418" w:header="709" w:footer="709" w:gutter="0"/>
+          <w:pgNumType w:start="6"/>
           <w:cols w:space="708"/>
           <w:docGrid w:linePitch="360"/>
         </w:sectPr>
@@ -6475,16 +6487,7 @@
           <w:sz w:val="28"/>
           <w:szCs w:val="28"/>
         </w:rPr>
-        <w:t>передача полностью заполненного блистера на запайку либо неполного блистера на отвод и разбор.</w:t>
-      </w:r>
-      <w:r>
-        <w:rPr>
-          <w:rFonts w:ascii="Times New Roman" w:hAnsi="Times New Roman"/>
-          <w:bCs/>
-          <w:sz w:val="28"/>
-          <w:szCs w:val="28"/>
-        </w:rPr>
-        <w:t xml:space="preserve"> </w:t>
+        <w:t xml:space="preserve">передача полностью заполненного блистера на запайку либо неполного блистера на отвод и разбор. </w:t>
       </w:r>
       <w:r>
         <w:rPr>
@@ -6560,16 +6563,7 @@
           <w:sz w:val="28"/>
           <w:szCs w:val="28"/>
         </w:rPr>
-        <w:t>Основными участниками процесса являются оператор упаковочной линии, оператор контроля и технолог или специалист по качеству. Оператор упаковочной линии обеспечивает поступление заполненного лотка на участок контроля. Оператор контроля выполняет проверку и подтверждает результат, а технолог или специалист по качеству рассматривает спорные случаи и определяет дальнейшие действия. Входными данными являются лоток с таблетками, заданная схема расположения ячеек, идентификатор серии и критерий полноты заполнения. Результатом процесса является отметка «полный», «обнаружена пустая ячейка» или «требуется повторная проверка» с указанием номера ячейки и времени проверки [1, 10, 13].</w:t>
-      </w:r>
-      <w:r>
-        <w:rPr>
-          <w:rFonts w:ascii="Times New Roman" w:hAnsi="Times New Roman"/>
-          <w:bCs/>
-          <w:sz w:val="28"/>
-          <w:szCs w:val="28"/>
-        </w:rPr>
-        <w:t xml:space="preserve"> </w:t>
+        <w:t xml:space="preserve">Основными участниками процесса являются оператор упаковочной линии, оператор контроля и технолог или специалист по качеству. Оператор упаковочной линии обеспечивает поступление заполненного лотка на участок контроля. Оператор контроля выполняет проверку и подтверждает результат, а технолог или специалист по качеству рассматривает спорные случаи и определяет дальнейшие действия. Входными данными являются лоток с таблетками, заданная схема расположения ячеек, идентификатор серии и критерий полноты заполнения. Результатом процесса является отметка «полный», «обнаружена пустая ячейка» или «требуется повторная проверка» с указанием номера ячейки и времени проверки [1, 10, 13]. </w:t>
       </w:r>
     </w:p>
     <w:p>
@@ -6798,7 +6792,6 @@
           <w:sz w:val="28"/>
           <w:szCs w:val="28"/>
         </w:rPr>
-        <w:lastRenderedPageBreak/>
         <w:t>СРЕДА РАЗРАБОТКИ И СИСТЕМА КОНТРОЛЯ ВЕРСИЙ</w:t>
       </w:r>
     </w:p>
@@ -6824,6 +6817,7 @@
           <w:sz w:val="28"/>
           <w:szCs w:val="28"/>
         </w:rPr>
+        <w:lastRenderedPageBreak/>
         <w:t xml:space="preserve">В качестве среды разработки выбран Visual Studio Code, язык — Python. Редактор удобен для одного проекта с изображениями, программой и документацией; Python позволяет исследовать простые методы выделения областей и, при необходимости, модели компьютерного зрения. Для обработки изображений планируется </w:t>
       </w:r>
       <w:proofErr w:type="spellStart"/>
@@ -7939,7 +7933,7 @@
         </w:rPr>
         <w:t xml:space="preserve">: </w:t>
       </w:r>
-      <w:hyperlink r:id="rId14" w:history="1">
+      <w:hyperlink r:id="rId13" w:history="1">
         <w:r>
           <w:rPr>
             <w:rStyle w:val="af0"/>
@@ -8105,29 +8099,7 @@
             <w:szCs w:val="28"/>
             <w:lang w:val="en-US"/>
           </w:rPr>
-          <w:t>l</w:t>
-        </w:r>
-        <w:r>
-          <w:rPr>
-            <w:rStyle w:val="af0"/>
-            <w:rFonts w:ascii="Times New Roman" w:hAnsi="Times New Roman"/>
-            <w:bCs/>
-            <w:sz w:val="28"/>
-            <w:szCs w:val="28"/>
-            <w:lang w:val="en-US"/>
-          </w:rPr>
-          <w:t>e</w:t>
-        </w:r>
-        <w:r>
-          <w:rPr>
-            <w:rStyle w:val="af0"/>
-            <w:rFonts w:ascii="Times New Roman" w:hAnsi="Times New Roman"/>
-            <w:bCs/>
-            <w:sz w:val="28"/>
-            <w:szCs w:val="28"/>
-            <w:lang w:val="en-US"/>
-          </w:rPr>
-          <w:t>karstvennykh</w:t>
+          <w:t>lekarstvennykh</w:t>
         </w:r>
         <w:proofErr w:type="spellEnd"/>
         <w:r>
@@ -8256,7 +8228,7 @@
         </w:rPr>
         <w:t xml:space="preserve">: </w:t>
       </w:r>
-      <w:hyperlink r:id="rId15" w:history="1">
+      <w:hyperlink r:id="rId14" w:history="1">
         <w:r>
           <w:rPr>
             <w:rStyle w:val="af0"/>
@@ -8266,18 +8238,7 @@
             <w:szCs w:val="28"/>
             <w:lang w:val="en-US"/>
           </w:rPr>
-          <w:t>http</w:t>
-        </w:r>
-        <w:r>
-          <w:rPr>
-            <w:rStyle w:val="af0"/>
-            <w:rFonts w:ascii="Times New Roman" w:hAnsi="Times New Roman"/>
-            <w:bCs/>
-            <w:sz w:val="28"/>
-            <w:szCs w:val="28"/>
-            <w:lang w:val="en-US"/>
-          </w:rPr>
-          <w:t>s</w:t>
+          <w:t>https</w:t>
         </w:r>
         <w:r>
           <w:rPr>
@@ -8561,7 +8522,7 @@
         </w:rPr>
         <w:t xml:space="preserve">: </w:t>
       </w:r>
-      <w:hyperlink r:id="rId16" w:history="1">
+      <w:hyperlink r:id="rId15" w:history="1">
         <w:r>
           <w:rPr>
             <w:rStyle w:val="af0"/>
@@ -8660,29 +8621,7 @@
             <w:szCs w:val="28"/>
             <w:lang w:val="en-US"/>
           </w:rPr>
-          <w:t>in</w:t>
-        </w:r>
-        <w:r>
-          <w:rPr>
-            <w:rStyle w:val="af0"/>
-            <w:rFonts w:ascii="Times New Roman" w:hAnsi="Times New Roman"/>
-            <w:bCs/>
-            <w:sz w:val="28"/>
-            <w:szCs w:val="28"/>
-            <w:lang w:val="en-US"/>
-          </w:rPr>
-          <w:t>f</w:t>
-        </w:r>
-        <w:r>
-          <w:rPr>
-            <w:rStyle w:val="af0"/>
-            <w:rFonts w:ascii="Times New Roman" w:hAnsi="Times New Roman"/>
-            <w:bCs/>
-            <w:sz w:val="28"/>
-            <w:szCs w:val="28"/>
-            <w:lang w:val="en-US"/>
-          </w:rPr>
-          <w:t>ormacionnye</w:t>
+          <w:t>informacionnye</w:t>
         </w:r>
         <w:proofErr w:type="spellEnd"/>
         <w:r>
@@ -9447,17 +9386,7 @@
           <w:szCs w:val="28"/>
           <w:lang w:val="en-US"/>
         </w:rPr>
-        <w:t xml:space="preserve"> M., Rapcewicz J.</w:t>
-      </w:r>
-      <w:r>
-        <w:rPr>
-          <w:rFonts w:ascii="Times New Roman" w:hAnsi="Times New Roman"/>
-          <w:bCs/>
-          <w:sz w:val="28"/>
-          <w:szCs w:val="28"/>
-          <w:lang w:val="en-US"/>
-        </w:rPr>
-        <w:t xml:space="preserve"> </w:t>
+        <w:t xml:space="preserve"> M., Rapcewicz J. </w:t>
       </w:r>
       <w:r>
         <w:rPr>
@@ -9617,7 +9546,7 @@
         </w:rPr>
         <w:t xml:space="preserve">Unsupervised Tablet Defect Detection Method Based on Diffusion Model // Sensors. 2025. Vol. 25, no. 17. Article 5254. URL: </w:t>
       </w:r>
-      <w:hyperlink r:id="rId17" w:history="1">
+      <w:hyperlink r:id="rId16" w:history="1">
         <w:r>
           <w:rPr>
             <w:rStyle w:val="af0"/>
@@ -9627,29 +9556,7 @@
             <w:szCs w:val="28"/>
             <w:lang w:val="en-US"/>
           </w:rPr>
-          <w:t>https://www.mdpi.com/1424-8220/25/17/</w:t>
-        </w:r>
-        <w:r>
-          <w:rPr>
-            <w:rStyle w:val="af0"/>
-            <w:rFonts w:ascii="Times New Roman" w:hAnsi="Times New Roman"/>
-            <w:bCs/>
-            <w:sz w:val="28"/>
-            <w:szCs w:val="28"/>
-            <w:lang w:val="en-US"/>
-          </w:rPr>
-          <w:t>5</w:t>
-        </w:r>
-        <w:r>
-          <w:rPr>
-            <w:rStyle w:val="af0"/>
-            <w:rFonts w:ascii="Times New Roman" w:hAnsi="Times New Roman"/>
-            <w:bCs/>
-            <w:sz w:val="28"/>
-            <w:szCs w:val="28"/>
-            <w:lang w:val="en-US"/>
-          </w:rPr>
-          <w:t>254</w:t>
+          <w:t>https://www.mdpi.com/1424-8220/25/17/5254</w:t>
         </w:r>
       </w:hyperlink>
       <w:r>
@@ -9712,6 +9619,7 @@
           <w:bCs/>
           <w:sz w:val="28"/>
           <w:szCs w:val="28"/>
+          <w:lang w:val="en-US"/>
         </w:rPr>
         <w:t>2</w:t>
       </w:r>
@@ -9731,6 +9639,7 @@
           <w:bCs/>
           <w:sz w:val="28"/>
           <w:szCs w:val="28"/>
+          <w:lang w:val="en-US"/>
         </w:rPr>
         <w:t>10</w:t>
       </w:r>
@@ -9782,12 +9691,126 @@
 
 <file path=word/footer1.xml><?xml version="1.0" encoding="utf-8"?>
 <w:ftr xmlns:wpc="http://schemas.microsoft.com/office/word/2010/wordprocessingCanvas" xmlns:cx="http://schemas.microsoft.com/office/drawing/2014/chartex" xmlns:cx1="http://schemas.microsoft.com/office/drawing/2015/9/8/chartex" xmlns:cx2="http://schemas.microsoft.com/office/drawing/2015/10/21/chartex" xmlns:cx3="http://schemas.microsoft.com/office/drawing/2016/5/9/chartex" xmlns:cx4="http://schemas.microsoft.com/office/drawing/2016/5/10/chartex" xmlns:cx5="http://schemas.microsoft.com/office/drawing/2016/5/11/chartex" xmlns:cx6="http://schemas.microsoft.com/office/drawing/2016/5/12/chartex" xmlns:cx7="http://schemas.microsoft.com/office/drawing/2016/5/13/chartex" xmlns:cx8="http://schemas.microsoft.com/office/drawing/2016/5/14/chartex" xmlns:mc="http://schemas.openxmlformats.org/markup-compatibility/2006" xmlns:aink="http://schemas.microsoft.com/office/drawing/2016/ink" xmlns:am3d="http://schemas.microsoft.com/office/drawing/2017/model3d" xmlns:o="urn:schemas-microsoft-com:office:office" xmlns:oel="http://schemas.microsoft.com/office/2019/extlst" xmlns:r="http://schemas.openxmlformats.org/officeDocument/2006/relationships" xmlns:m="http://schemas.openxmlformats.org/officeDocument/2006/math" xmlns:v="urn:schemas-microsoft-com:vml" xmlns:wp14="http://schemas.microsoft.com/office/word/2010/wordprocessingDrawing" xmlns:wp="http://schemas.openxmlformats.org/drawingml/2006/wordprocessingDrawing" xmlns:w10="urn:schemas-microsoft-com:office:word" xmlns:w="http://schemas.openxmlformats.org/wordprocessingml/2006/main" xmlns:w14="http://schemas.microsoft.com/office/word/2010/wordml" xmlns:w15="http://schemas.microsoft.com/office/word/2012/wordml" xmlns:w16cex="http://schemas.microsoft.com/office/word/2018/wordml/cex" xmlns:w16cid="http://schemas.microsoft.com/office/word/2016/wordml/cid" xmlns:w16="http://schemas.microsoft.com/office/word/2018/wordml" xmlns:w16du="http://schemas.microsoft.com/office/word/2023/wordml/word16du" xmlns:w16sdtdh="http://schemas.microsoft.com/office/word/2020/wordml/sdtdatahash" xmlns:w16sdtfl="http://schemas.microsoft.com/office/word/2024/wordml/sdtformatlock" xmlns:w16se="http://schemas.microsoft.com/office/word/2015/wordml/symex" xmlns:wpg="http://schemas.microsoft.com/office/word/2010/wordprocessingGroup" xmlns:wpi="http://schemas.microsoft.com/office/word/2010/wordprocessingInk" xmlns:wne="http://schemas.microsoft.com/office/word/2006/wordml" xmlns:wps="http://schemas.microsoft.com/office/word/2010/wordprocessingShape" mc:Ignorable="w14 w15 w16se w16cid w16 w16cex w16sdtdh w16sdtfl w16du wp14">
-  <w:p/>
+  <w:sdt>
+    <w:sdtPr>
+      <w:rPr>
+        <w:rStyle w:val="afe"/>
+      </w:rPr>
+      <w:id w:val="-1465643055"/>
+      <w:docPartObj>
+        <w:docPartGallery w:val="Page Numbers (Bottom of Page)"/>
+        <w:docPartUnique/>
+      </w:docPartObj>
+    </w:sdtPr>
+    <w:sdtContent>
+      <w:p>
+        <w:pPr>
+          <w:pStyle w:val="ad"/>
+          <w:framePr w:wrap="none" w:vAnchor="text" w:hAnchor="margin" w:xAlign="center" w:y="1"/>
+          <w:rPr>
+            <w:rStyle w:val="afe"/>
+          </w:rPr>
+        </w:pPr>
+        <w:r>
+          <w:rPr>
+            <w:rStyle w:val="afe"/>
+          </w:rPr>
+          <w:fldChar w:fldCharType="begin"/>
+        </w:r>
+        <w:r>
+          <w:rPr>
+            <w:rStyle w:val="afe"/>
+          </w:rPr>
+          <w:instrText xml:space="preserve"> PAGE </w:instrText>
+        </w:r>
+        <w:r>
+          <w:rPr>
+            <w:rStyle w:val="afe"/>
+          </w:rPr>
+          <w:fldChar w:fldCharType="end"/>
+        </w:r>
+      </w:p>
+    </w:sdtContent>
+  </w:sdt>
+  <w:p>
+    <w:pPr>
+      <w:pStyle w:val="ad"/>
+    </w:pPr>
+  </w:p>
 </w:ftr>
 </file>
 
 <file path=word/footer2.xml><?xml version="1.0" encoding="utf-8"?>
 <w:ftr xmlns:wpc="http://schemas.microsoft.com/office/word/2010/wordprocessingCanvas" xmlns:cx="http://schemas.microsoft.com/office/drawing/2014/chartex" xmlns:cx1="http://schemas.microsoft.com/office/drawing/2015/9/8/chartex" xmlns:cx2="http://schemas.microsoft.com/office/drawing/2015/10/21/chartex" xmlns:cx3="http://schemas.microsoft.com/office/drawing/2016/5/9/chartex" xmlns:cx4="http://schemas.microsoft.com/office/drawing/2016/5/10/chartex" xmlns:cx5="http://schemas.microsoft.com/office/drawing/2016/5/11/chartex" xmlns:cx6="http://schemas.microsoft.com/office/drawing/2016/5/12/chartex" xmlns:cx7="http://schemas.microsoft.com/office/drawing/2016/5/13/chartex" xmlns:cx8="http://schemas.microsoft.com/office/drawing/2016/5/14/chartex" xmlns:mc="http://schemas.openxmlformats.org/markup-compatibility/2006" xmlns:aink="http://schemas.microsoft.com/office/drawing/2016/ink" xmlns:am3d="http://schemas.microsoft.com/office/drawing/2017/model3d" xmlns:o="urn:schemas-microsoft-com:office:office" xmlns:oel="http://schemas.microsoft.com/office/2019/extlst" xmlns:r="http://schemas.openxmlformats.org/officeDocument/2006/relationships" xmlns:m="http://schemas.openxmlformats.org/officeDocument/2006/math" xmlns:v="urn:schemas-microsoft-com:vml" xmlns:wp14="http://schemas.microsoft.com/office/word/2010/wordprocessingDrawing" xmlns:wp="http://schemas.openxmlformats.org/drawingml/2006/wordprocessingDrawing" xmlns:w10="urn:schemas-microsoft-com:office:word" xmlns:w="http://schemas.openxmlformats.org/wordprocessingml/2006/main" xmlns:w14="http://schemas.microsoft.com/office/word/2010/wordml" xmlns:w15="http://schemas.microsoft.com/office/word/2012/wordml" xmlns:w16cex="http://schemas.microsoft.com/office/word/2018/wordml/cex" xmlns:w16cid="http://schemas.microsoft.com/office/word/2016/wordml/cid" xmlns:w16="http://schemas.microsoft.com/office/word/2018/wordml" xmlns:w16du="http://schemas.microsoft.com/office/word/2023/wordml/word16du" xmlns:w16sdtdh="http://schemas.microsoft.com/office/word/2020/wordml/sdtdatahash" xmlns:w16sdtfl="http://schemas.microsoft.com/office/word/2024/wordml/sdtformatlock" xmlns:w16se="http://schemas.microsoft.com/office/word/2015/wordml/symex" xmlns:wpg="http://schemas.microsoft.com/office/word/2010/wordprocessingGroup" xmlns:wpi="http://schemas.microsoft.com/office/word/2010/wordprocessingInk" xmlns:wne="http://schemas.microsoft.com/office/word/2006/wordml" xmlns:wps="http://schemas.microsoft.com/office/word/2010/wordprocessingShape" mc:Ignorable="w14 w15 w16se w16cid w16 w16cex w16sdtdh w16sdtfl w16du wp14">
+  <w:p>
+    <w:pPr>
+      <w:pStyle w:val="ad"/>
+      <w:framePr w:wrap="none" w:vAnchor="text" w:hAnchor="margin" w:xAlign="center" w:y="1"/>
+      <w:rPr>
+        <w:rStyle w:val="afe"/>
+      </w:rPr>
+    </w:pPr>
+  </w:p>
+  <w:p/>
+</w:ftr>
+</file>
+
+<file path=word/footer3.xml><?xml version="1.0" encoding="utf-8"?>
+<w:ftr xmlns:wpc="http://schemas.microsoft.com/office/word/2010/wordprocessingCanvas" xmlns:cx="http://schemas.microsoft.com/office/drawing/2014/chartex" xmlns:cx1="http://schemas.microsoft.com/office/drawing/2015/9/8/chartex" xmlns:cx2="http://schemas.microsoft.com/office/drawing/2015/10/21/chartex" xmlns:cx3="http://schemas.microsoft.com/office/drawing/2016/5/9/chartex" xmlns:cx4="http://schemas.microsoft.com/office/drawing/2016/5/10/chartex" xmlns:cx5="http://schemas.microsoft.com/office/drawing/2016/5/11/chartex" xmlns:cx6="http://schemas.microsoft.com/office/drawing/2016/5/12/chartex" xmlns:cx7="http://schemas.microsoft.com/office/drawing/2016/5/13/chartex" xmlns:cx8="http://schemas.microsoft.com/office/drawing/2016/5/14/chartex" xmlns:mc="http://schemas.openxmlformats.org/markup-compatibility/2006" xmlns:aink="http://schemas.microsoft.com/office/drawing/2016/ink" xmlns:am3d="http://schemas.microsoft.com/office/drawing/2017/model3d" xmlns:o="urn:schemas-microsoft-com:office:office" xmlns:oel="http://schemas.microsoft.com/office/2019/extlst" xmlns:r="http://schemas.openxmlformats.org/officeDocument/2006/relationships" xmlns:m="http://schemas.openxmlformats.org/officeDocument/2006/math" xmlns:v="urn:schemas-microsoft-com:vml" xmlns:wp14="http://schemas.microsoft.com/office/word/2010/wordprocessingDrawing" xmlns:wp="http://schemas.openxmlformats.org/drawingml/2006/wordprocessingDrawing" xmlns:w10="urn:schemas-microsoft-com:office:word" xmlns:w="http://schemas.openxmlformats.org/wordprocessingml/2006/main" xmlns:w14="http://schemas.microsoft.com/office/word/2010/wordml" xmlns:w15="http://schemas.microsoft.com/office/word/2012/wordml" xmlns:w16cex="http://schemas.microsoft.com/office/word/2018/wordml/cex" xmlns:w16cid="http://schemas.microsoft.com/office/word/2016/wordml/cid" xmlns:w16="http://schemas.microsoft.com/office/word/2018/wordml" xmlns:w16du="http://schemas.microsoft.com/office/word/2023/wordml/word16du" xmlns:w16sdtdh="http://schemas.microsoft.com/office/word/2020/wordml/sdtdatahash" xmlns:w16sdtfl="http://schemas.microsoft.com/office/word/2024/wordml/sdtformatlock" xmlns:w16se="http://schemas.microsoft.com/office/word/2015/wordml/symex" xmlns:wpg="http://schemas.microsoft.com/office/word/2010/wordprocessingGroup" xmlns:wpi="http://schemas.microsoft.com/office/word/2010/wordprocessingInk" xmlns:wne="http://schemas.microsoft.com/office/word/2006/wordml" xmlns:wps="http://schemas.microsoft.com/office/word/2010/wordprocessingShape" mc:Ignorable="w14 w15 w16se w16cid w16 w16cex w16sdtdh w16sdtfl w16du wp14">
+  <w:sdt>
+    <w:sdtPr>
+      <w:rPr>
+        <w:rStyle w:val="afe"/>
+      </w:rPr>
+      <w:id w:val="-870369807"/>
+      <w:docPartObj>
+        <w:docPartGallery w:val="Page Numbers (Bottom of Page)"/>
+        <w:docPartUnique/>
+      </w:docPartObj>
+    </w:sdtPr>
+    <w:sdtContent>
+      <w:p>
+        <w:pPr>
+          <w:pStyle w:val="ad"/>
+          <w:framePr w:wrap="none" w:vAnchor="text" w:hAnchor="margin" w:xAlign="center" w:y="1"/>
+          <w:rPr>
+            <w:rStyle w:val="afe"/>
+          </w:rPr>
+        </w:pPr>
+        <w:r>
+          <w:rPr>
+            <w:rStyle w:val="afe"/>
+          </w:rPr>
+          <w:fldChar w:fldCharType="begin"/>
+        </w:r>
+        <w:r>
+          <w:rPr>
+            <w:rStyle w:val="afe"/>
+          </w:rPr>
+          <w:instrText xml:space="preserve"> PAGE </w:instrText>
+        </w:r>
+        <w:r>
+          <w:rPr>
+            <w:rStyle w:val="afe"/>
+          </w:rPr>
+          <w:fldChar w:fldCharType="separate"/>
+        </w:r>
+        <w:r>
+          <w:rPr>
+            <w:rStyle w:val="afe"/>
+            <w:noProof/>
+          </w:rPr>
+          <w:t>13</w:t>
+        </w:r>
+        <w:r>
+          <w:rPr>
+            <w:rStyle w:val="afe"/>
+          </w:rPr>
+          <w:fldChar w:fldCharType="end"/>
+        </w:r>
+      </w:p>
+    </w:sdtContent>
+  </w:sdt>
   <w:p/>
 </w:ftr>
 </file>
@@ -9815,18 +9838,6 @@
     </w:p>
   </w:footnote>
 </w:footnotes>
-</file>
-
-<file path=word/header1.xml><?xml version="1.0" encoding="utf-8"?>
-<w:hdr xmlns:wpc="http://schemas.microsoft.com/office/word/2010/wordprocessingCanvas" xmlns:cx="http://schemas.microsoft.com/office/drawing/2014/chartex" xmlns:cx1="http://schemas.microsoft.com/office/drawing/2015/9/8/chartex" xmlns:cx2="http://schemas.microsoft.com/office/drawing/2015/10/21/chartex" xmlns:cx3="http://schemas.microsoft.com/office/drawing/2016/5/9/chartex" xmlns:cx4="http://schemas.microsoft.com/office/drawing/2016/5/10/chartex" xmlns:cx5="http://schemas.microsoft.com/office/drawing/2016/5/11/chartex" xmlns:cx6="http://schemas.microsoft.com/office/drawing/2016/5/12/chartex" xmlns:cx7="http://schemas.microsoft.com/office/drawing/2016/5/13/chartex" xmlns:cx8="http://schemas.microsoft.com/office/drawing/2016/5/14/chartex" xmlns:mc="http://schemas.openxmlformats.org/markup-compatibility/2006" xmlns:aink="http://schemas.microsoft.com/office/drawing/2016/ink" xmlns:am3d="http://schemas.microsoft.com/office/drawing/2017/model3d" xmlns:o="urn:schemas-microsoft-com:office:office" xmlns:oel="http://schemas.microsoft.com/office/2019/extlst" xmlns:r="http://schemas.openxmlformats.org/officeDocument/2006/relationships" xmlns:m="http://schemas.openxmlformats.org/officeDocument/2006/math" xmlns:v="urn:schemas-microsoft-com:vml" xmlns:wp14="http://schemas.microsoft.com/office/word/2010/wordprocessingDrawing" xmlns:wp="http://schemas.openxmlformats.org/drawingml/2006/wordprocessingDrawing" xmlns:w10="urn:schemas-microsoft-com:office:word" xmlns:w="http://schemas.openxmlformats.org/wordprocessingml/2006/main" xmlns:w14="http://schemas.microsoft.com/office/word/2010/wordml" xmlns:w15="http://schemas.microsoft.com/office/word/2012/wordml" xmlns:w16cex="http://schemas.microsoft.com/office/word/2018/wordml/cex" xmlns:w16cid="http://schemas.microsoft.com/office/word/2016/wordml/cid" xmlns:w16="http://schemas.microsoft.com/office/word/2018/wordml" xmlns:w16du="http://schemas.microsoft.com/office/word/2023/wordml/word16du" xmlns:w16sdtdh="http://schemas.microsoft.com/office/word/2020/wordml/sdtdatahash" xmlns:w16sdtfl="http://schemas.microsoft.com/office/word/2024/wordml/sdtformatlock" xmlns:w16se="http://schemas.microsoft.com/office/word/2015/wordml/symex" xmlns:wpg="http://schemas.microsoft.com/office/word/2010/wordprocessingGroup" xmlns:wpi="http://schemas.microsoft.com/office/word/2010/wordprocessingInk" xmlns:wne="http://schemas.microsoft.com/office/word/2006/wordml" xmlns:wps="http://schemas.microsoft.com/office/word/2010/wordprocessingShape" mc:Ignorable="w14 w15 w16se w16cid w16 w16cex w16sdtdh w16sdtfl w16du wp14">
-  <w:p/>
-</w:hdr>
-</file>
-
-<file path=word/header2.xml><?xml version="1.0" encoding="utf-8"?>
-<w:hdr xmlns:wpc="http://schemas.microsoft.com/office/word/2010/wordprocessingCanvas" xmlns:cx="http://schemas.microsoft.com/office/drawing/2014/chartex" xmlns:cx1="http://schemas.microsoft.com/office/drawing/2015/9/8/chartex" xmlns:cx2="http://schemas.microsoft.com/office/drawing/2015/10/21/chartex" xmlns:cx3="http://schemas.microsoft.com/office/drawing/2016/5/9/chartex" xmlns:cx4="http://schemas.microsoft.com/office/drawing/2016/5/10/chartex" xmlns:cx5="http://schemas.microsoft.com/office/drawing/2016/5/11/chartex" xmlns:cx6="http://schemas.microsoft.com/office/drawing/2016/5/12/chartex" xmlns:cx7="http://schemas.microsoft.com/office/drawing/2016/5/13/chartex" xmlns:cx8="http://schemas.microsoft.com/office/drawing/2016/5/14/chartex" xmlns:mc="http://schemas.openxmlformats.org/markup-compatibility/2006" xmlns:aink="http://schemas.microsoft.com/office/drawing/2016/ink" xmlns:am3d="http://schemas.microsoft.com/office/drawing/2017/model3d" xmlns:o="urn:schemas-microsoft-com:office:office" xmlns:oel="http://schemas.microsoft.com/office/2019/extlst" xmlns:r="http://schemas.openxmlformats.org/officeDocument/2006/relationships" xmlns:m="http://schemas.openxmlformats.org/officeDocument/2006/math" xmlns:v="urn:schemas-microsoft-com:vml" xmlns:wp14="http://schemas.microsoft.com/office/word/2010/wordprocessingDrawing" xmlns:wp="http://schemas.openxmlformats.org/drawingml/2006/wordprocessingDrawing" xmlns:w10="urn:schemas-microsoft-com:office:word" xmlns:w="http://schemas.openxmlformats.org/wordprocessingml/2006/main" xmlns:w14="http://schemas.microsoft.com/office/word/2010/wordml" xmlns:w15="http://schemas.microsoft.com/office/word/2012/wordml" xmlns:w16cex="http://schemas.microsoft.com/office/word/2018/wordml/cex" xmlns:w16cid="http://schemas.microsoft.com/office/word/2016/wordml/cid" xmlns:w16="http://schemas.microsoft.com/office/word/2018/wordml" xmlns:w16du="http://schemas.microsoft.com/office/word/2023/wordml/word16du" xmlns:w16sdtdh="http://schemas.microsoft.com/office/word/2020/wordml/sdtdatahash" xmlns:w16sdtfl="http://schemas.microsoft.com/office/word/2024/wordml/sdtformatlock" xmlns:w16se="http://schemas.microsoft.com/office/word/2015/wordml/symex" xmlns:wpg="http://schemas.microsoft.com/office/word/2010/wordprocessingGroup" xmlns:wpi="http://schemas.microsoft.com/office/word/2010/wordprocessingInk" xmlns:wne="http://schemas.microsoft.com/office/word/2006/wordml" xmlns:wps="http://schemas.microsoft.com/office/word/2010/wordprocessingShape" mc:Ignorable="w14 w15 w16se w16cid w16 w16cex w16sdtdh w16sdtfl w16du wp14">
-  <w:p/>
-</w:hdr>
 </file>
 
 <file path=word/numbering.xml><?xml version="1.0" encoding="utf-8"?>
@@ -22175,6 +22186,14 @@
       <w:u w:val="single"/>
     </w:rPr>
   </w:style>
+  <w:style w:type="character" w:styleId="afe">
+    <w:name w:val="page number"/>
+    <w:basedOn w:val="a0"/>
+    <w:uiPriority w:val="99"/>
+    <w:semiHidden/>
+    <w:unhideWhenUsed/>
+    <w:rsid w:val="004F6EF6"/>
+  </w:style>
 </w:styles>
 </file>
 
@@ -22386,4 +22405,16 @@
   <a:objectDefaults/>
   <a:extraClrSchemeLst/>
 </a:theme>
+</file>
+
+<file path=customXml/item1.xml><?xml version="1.0" encoding="utf-8"?>
+<b:Sources xmlns:b="http://schemas.openxmlformats.org/officeDocument/2006/bibliography" xmlns="http://schemas.openxmlformats.org/officeDocument/2006/bibliography" SelectedStyle="/APASixthEditionOfficeOnline.xsl" StyleName="APA" Version="6"/>
+</file>
+
+<file path=customXml/itemProps1.xml><?xml version="1.0" encoding="utf-8"?>
+<ds:datastoreItem xmlns:ds="http://schemas.openxmlformats.org/officeDocument/2006/customXml" ds:itemID="{6AD66657-C117-5048-BB17-FCD42FC65EFF}">
+  <ds:schemaRefs>
+    <ds:schemaRef ds:uri="http://schemas.openxmlformats.org/officeDocument/2006/bibliography"/>
+  </ds:schemaRefs>
+</ds:datastoreItem>
 </file>
--- a/Отчет_ИКБО-31-24_ЗасковецАС_КТ1.docx
+++ b/Отчет_ИКБО-31-24_ЗасковецАС_КТ1.docx
@@ -6774,6 +6774,7 @@
     </w:p>
     <w:p>
       <w:pPr>
+        <w:pageBreakBefore/>
         <w:tabs>
           <w:tab w:val="left" w:pos="851"/>
         </w:tabs>
@@ -6792,6 +6793,7 @@
           <w:sz w:val="28"/>
           <w:szCs w:val="28"/>
         </w:rPr>
+        <w:lastRenderedPageBreak/>
         <w:t>СРЕДА РАЗРАБОТКИ И СИСТЕМА КОНТРОЛЯ ВЕРСИЙ</w:t>
       </w:r>
     </w:p>
@@ -6817,7 +6819,6 @@
           <w:sz w:val="28"/>
           <w:szCs w:val="28"/>
         </w:rPr>
-        <w:lastRenderedPageBreak/>
         <w:t xml:space="preserve">В качестве среды разработки выбран Visual Studio Code, язык — Python. Редактор удобен для одного проекта с изображениями, программой и документацией; Python позволяет исследовать простые методы выделения областей и, при необходимости, модели компьютерного зрения. Для обработки изображений планируется </w:t>
       </w:r>
       <w:proofErr w:type="spellStart"/>
@@ -9546,19 +9547,32 @@
         </w:rPr>
         <w:t xml:space="preserve">Unsupervised Tablet Defect Detection Method Based on Diffusion Model // Sensors. 2025. Vol. 25, no. 17. Article 5254. URL: </w:t>
       </w:r>
-      <w:hyperlink r:id="rId16" w:history="1">
-        <w:r>
-          <w:rPr>
-            <w:rStyle w:val="af0"/>
-            <w:rFonts w:ascii="Times New Roman" w:hAnsi="Times New Roman"/>
-            <w:bCs/>
-            <w:sz w:val="28"/>
-            <w:szCs w:val="28"/>
-            <w:lang w:val="en-US"/>
-          </w:rPr>
-          <w:t>https://www.mdpi.com/1424-8220/25/17/5254</w:t>
-        </w:r>
-      </w:hyperlink>
+      <w:r>
+        <w:fldChar w:fldCharType="begin"/>
+      </w:r>
+      <w:r>
+        <w:rPr>
+          <w:lang w:val="en-US"/>
+        </w:rPr>
+        <w:instrText>HYPERLINK "https://www.mdpi.com/1424-8220/25/17/5254"</w:instrText>
+      </w:r>
+      <w:r>
+        <w:fldChar w:fldCharType="separate"/>
+      </w:r>
+      <w:r>
+        <w:rPr>
+          <w:rStyle w:val="af0"/>
+          <w:rFonts w:ascii="Times New Roman" w:hAnsi="Times New Roman"/>
+          <w:bCs/>
+          <w:sz w:val="28"/>
+          <w:szCs w:val="28"/>
+          <w:lang w:val="en-US"/>
+        </w:rPr>
+        <w:t>https://www.mdpi.com/1424-8220/25/17/5254</w:t>
+      </w:r>
+      <w:r>
+        <w:fldChar w:fldCharType="end"/>
+      </w:r>
       <w:r>
         <w:rPr>
           <w:rFonts w:ascii="Times New Roman" w:hAnsi="Times New Roman"/>
